--- a/Proyecto final.docx
+++ b/Proyecto final.docx
@@ -1,34 +1,1390 @@
 
 <file path=word/document.xml><?xml version="1.0" encoding="utf-8"?>
-<w:document xmlns:wpc="http://schemas.microsoft.com/office/word/2010/wordprocessingCanvas" xmlns:cx="http://schemas.microsoft.com/office/drawing/2014/chartex" xmlns:cx1="http://schemas.microsoft.com/office/drawing/2015/9/8/chartex" xmlns:cx2="http://schemas.microsoft.com/office/drawing/2015/10/21/chartex" xmlns:cx3="http://schemas.microsoft.com/office/drawing/2016/5/9/chartex" xmlns:cx4="http://schemas.microsoft.com/office/drawing/2016/5/10/chartex" xmlns:cx5="http://schemas.microsoft.com/office/drawing/2016/5/11/chartex" xmlns:cx6="http://schemas.microsoft.com/office/drawing/2016/5/12/chartex" xmlns:cx7="http://schemas.microsoft.com/office/drawing/2016/5/13/chartex" xmlns:cx8="http://schemas.microsoft.com/office/drawing/2016/5/14/chartex" xmlns:mc="http://schemas.openxmlformats.org/markup-compatibility/2006" xmlns:aink="http://schemas.microsoft.com/office/drawing/2016/ink" xmlns:am3d="http://schemas.microsoft.com/office/drawing/2017/model3d" xmlns:o="urn:schemas-microsoft-com:office:office" xmlns:oel="http://schemas.microsoft.com/office/2019/extlst" xmlns:r="http://schemas.openxmlformats.org/officeDocument/2006/relationships" xmlns:m="http://schemas.openxmlformats.org/officeDocument/2006/math" xmlns:v="urn:schemas-microsoft-com:vml" xmlns:wp14="http://schemas.microsoft.com/office/word/2010/wordprocessingDrawing" xmlns:wp="http://schemas.openxmlformats.org/drawingml/2006/wordprocessingDrawing" xmlns:w10="urn:schemas-microsoft-com:office:word" xmlns:w="http://schemas.openxmlformats.org/wordprocessingml/2006/main" xmlns:w14="http://schemas.microsoft.com/office/word/2010/wordml" xmlns:w15="http://schemas.microsoft.com/office/word/2012/wordml" xmlns:w16cex="http://schemas.microsoft.com/office/word/2018/wordml/cex" xmlns:w16cid="http://schemas.microsoft.com/office/word/2016/wordml/cid" xmlns:w16="http://schemas.microsoft.com/office/word/2018/wordml" xmlns:w16du="http://schemas.microsoft.com/office/word/2023/wordml/word16du" xmlns:w16sdtdh="http://schemas.microsoft.com/office/word/2020/wordml/sdtdatahash" xmlns:w16sdtfl="http://schemas.microsoft.com/office/word/2024/wordml/sdtformatlock" xmlns:w16se="http://schemas.microsoft.com/office/word/2015/wordml/symex" xmlns:wpg="http://schemas.microsoft.com/office/word/2010/wordprocessingGroup" xmlns:wpi="http://schemas.microsoft.com/office/word/2010/wordprocessingInk" xmlns:wne="http://schemas.microsoft.com/office/word/2006/wordml" xmlns:wps="http://schemas.microsoft.com/office/word/2010/wordprocessingShape" mc:Ignorable="w14 w15 w16se w16cid w16 w16cex w16sdtdh w16sdtfl w16du wp14">
+<w:document xmlns:wpc="http://schemas.microsoft.com/office/word/2010/wordprocessingCanvas" xmlns:cx="http://schemas.microsoft.com/office/drawing/2014/chartex" xmlns:cx1="http://schemas.microsoft.com/office/drawing/2015/9/8/chartex" xmlns:cx2="http://schemas.microsoft.com/office/drawing/2015/10/21/chartex" xmlns:cx3="http://schemas.microsoft.com/office/drawing/2016/5/9/chartex" xmlns:cx4="http://schemas.microsoft.com/office/drawing/2016/5/10/chartex" xmlns:cx5="http://schemas.microsoft.com/office/drawing/2016/5/11/chartex" xmlns:cx6="http://schemas.microsoft.com/office/drawing/2016/5/12/chartex" xmlns:cx7="http://schemas.microsoft.com/office/drawing/2016/5/13/chartex" xmlns:cx8="http://schemas.microsoft.com/office/drawing/2016/5/14/chartex" xmlns:mc="http://schemas.openxmlformats.org/markup-compatibility/2006" xmlns:aink="http://schemas.microsoft.com/office/drawing/2016/ink" xmlns:am3d="http://schemas.microsoft.com/office/drawing/2017/model3d" xmlns:o="urn:schemas-microsoft-com:office:office" xmlns:r="http://schemas.openxmlformats.org/officeDocument/2006/relationships" xmlns:m="http://schemas.openxmlformats.org/officeDocument/2006/math" xmlns:v="urn:schemas-microsoft-com:vml" xmlns:wp14="http://schemas.microsoft.com/office/word/2010/wordprocessingDrawing" xmlns:wp="http://schemas.openxmlformats.org/drawingml/2006/wordprocessingDrawing" xmlns:w10="urn:schemas-microsoft-com:office:word" xmlns:w="http://schemas.openxmlformats.org/wordprocessingml/2006/main" xmlns:w14="http://schemas.microsoft.com/office/word/2010/wordml" xmlns:w15="http://schemas.microsoft.com/office/word/2012/wordml" xmlns:w16cid="http://schemas.microsoft.com/office/word/2016/wordml/cid" xmlns:w16se="http://schemas.microsoft.com/office/word/2015/wordml/symex" xmlns:wpg="http://schemas.microsoft.com/office/word/2010/wordprocessingGroup" xmlns:wpi="http://schemas.microsoft.com/office/word/2010/wordprocessingInk" xmlns:wne="http://schemas.microsoft.com/office/word/2006/wordml" xmlns:wps="http://schemas.microsoft.com/office/word/2010/wordprocessingShape" mc:Ignorable="w14 w15 w16se w16cid wp14">
   <w:body>
     <w:p>
       <w:pPr>
+        <w:spacing w:before="100" w:beforeAutospacing="1" w:after="100" w:afterAutospacing="1" w:line="240" w:lineRule="auto"/>
         <w:jc w:val="center"/>
         <w:rPr>
+          <w:rFonts w:ascii="Times New Roman" w:eastAsia="Times New Roman" w:hAnsi="Times New Roman" w:cs="Times New Roman"/>
+          <w:sz w:val="24"/>
+          <w:szCs w:val="24"/>
+          <w:lang w:eastAsia="es-AR"/>
+        </w:rPr>
+      </w:pPr>
+      <w:r>
+        <w:rPr>
+          <w:rFonts w:ascii="Times New Roman" w:eastAsia="Times New Roman" w:hAnsi="Times New Roman" w:cs="Times New Roman"/>
+          <w:b/>
+          <w:bCs/>
+          <w:sz w:val="24"/>
+          <w:szCs w:val="24"/>
+          <w:lang w:eastAsia="es-AR"/>
+        </w:rPr>
+        <w:t>Proyecto Final: Joystick para Simulación de Aeronaves</w:t>
+      </w:r>
+    </w:p>
+    <w:p>
+      <w:pPr>
+        <w:spacing w:before="100" w:beforeAutospacing="1" w:after="100" w:afterAutospacing="1" w:line="240" w:lineRule="auto"/>
+        <w:rPr>
+          <w:rFonts w:ascii="Times New Roman" w:eastAsia="Times New Roman" w:hAnsi="Times New Roman" w:cs="Times New Roman"/>
+          <w:sz w:val="24"/>
+          <w:szCs w:val="24"/>
+          <w:lang w:eastAsia="es-AR"/>
+        </w:rPr>
+      </w:pPr>
+    </w:p>
+    <w:p>
+      <w:pPr>
+        <w:spacing w:before="100" w:beforeAutospacing="1" w:after="100" w:afterAutospacing="1" w:line="240" w:lineRule="auto"/>
+        <w:rPr>
+          <w:rFonts w:ascii="Times New Roman" w:eastAsia="Times New Roman" w:hAnsi="Times New Roman" w:cs="Times New Roman"/>
+          <w:b/>
+          <w:sz w:val="24"/>
+          <w:szCs w:val="24"/>
+          <w:lang w:eastAsia="es-AR"/>
+        </w:rPr>
+      </w:pPr>
+      <w:r>
+        <w:rPr>
+          <w:rFonts w:ascii="Times New Roman" w:eastAsia="Times New Roman" w:hAnsi="Times New Roman" w:cs="Times New Roman"/>
+          <w:b/>
+          <w:sz w:val="24"/>
+          <w:szCs w:val="24"/>
+          <w:lang w:eastAsia="es-AR"/>
+        </w:rPr>
+        <w:t>Nombre del/los estudiantes</w:t>
+      </w:r>
+      <w:r>
+        <w:rPr>
+          <w:rFonts w:ascii="Times New Roman" w:eastAsia="Times New Roman" w:hAnsi="Times New Roman" w:cs="Times New Roman"/>
+          <w:b/>
+          <w:sz w:val="24"/>
+          <w:szCs w:val="24"/>
+          <w:lang w:eastAsia="es-AR"/>
+        </w:rPr>
+        <w:t>:</w:t>
+      </w:r>
+    </w:p>
+    <w:p>
+      <w:pPr>
+        <w:spacing w:before="100" w:beforeAutospacing="1" w:after="100" w:afterAutospacing="1" w:line="240" w:lineRule="auto"/>
+        <w:rPr>
+          <w:rFonts w:ascii="Times New Roman" w:eastAsia="Times New Roman" w:hAnsi="Times New Roman" w:cs="Times New Roman"/>
+          <w:sz w:val="24"/>
+          <w:szCs w:val="24"/>
+          <w:lang w:eastAsia="es-AR"/>
+        </w:rPr>
+      </w:pPr>
+      <w:r>
+        <w:rPr>
+          <w:rFonts w:ascii="Times New Roman" w:eastAsia="Times New Roman" w:hAnsi="Times New Roman" w:cs="Times New Roman"/>
+          <w:sz w:val="24"/>
+          <w:szCs w:val="24"/>
+          <w:lang w:eastAsia="es-AR"/>
+        </w:rPr>
+        <w:t>Pedro Montañez</w:t>
+      </w:r>
+    </w:p>
+    <w:p>
+      <w:pPr>
+        <w:spacing w:before="100" w:beforeAutospacing="1" w:after="100" w:afterAutospacing="1" w:line="240" w:lineRule="auto"/>
+        <w:rPr>
+          <w:rFonts w:ascii="Times New Roman" w:eastAsia="Times New Roman" w:hAnsi="Times New Roman" w:cs="Times New Roman"/>
+          <w:sz w:val="24"/>
+          <w:szCs w:val="24"/>
+          <w:lang w:eastAsia="es-AR"/>
+        </w:rPr>
+      </w:pPr>
+      <w:r>
+        <w:rPr>
+          <w:rFonts w:ascii="Times New Roman" w:eastAsia="Times New Roman" w:hAnsi="Times New Roman" w:cs="Times New Roman"/>
+          <w:sz w:val="24"/>
+          <w:szCs w:val="24"/>
+          <w:lang w:eastAsia="es-AR"/>
+        </w:rPr>
+        <w:t>Andrés</w:t>
+      </w:r>
+      <w:r>
+        <w:rPr>
+          <w:rFonts w:ascii="Times New Roman" w:eastAsia="Times New Roman" w:hAnsi="Times New Roman" w:cs="Times New Roman"/>
+          <w:sz w:val="24"/>
+          <w:szCs w:val="24"/>
+          <w:lang w:eastAsia="es-AR"/>
+        </w:rPr>
+        <w:t xml:space="preserve"> Prado</w:t>
+      </w:r>
+    </w:p>
+    <w:p>
+      <w:pPr>
+        <w:spacing w:before="100" w:beforeAutospacing="1" w:after="100" w:afterAutospacing="1" w:line="240" w:lineRule="auto"/>
+        <w:rPr>
+          <w:rFonts w:ascii="Times New Roman" w:eastAsia="Times New Roman" w:hAnsi="Times New Roman" w:cs="Times New Roman"/>
+          <w:sz w:val="24"/>
+          <w:szCs w:val="24"/>
+          <w:lang w:eastAsia="es-AR"/>
+        </w:rPr>
+      </w:pPr>
+      <w:r>
+        <w:rPr>
+          <w:rFonts w:ascii="Times New Roman" w:eastAsia="Times New Roman" w:hAnsi="Times New Roman" w:cs="Times New Roman"/>
+          <w:sz w:val="24"/>
+          <w:szCs w:val="24"/>
+          <w:lang w:eastAsia="es-AR"/>
+        </w:rPr>
+        <w:t>Luciano kusminsky</w:t>
+      </w:r>
+    </w:p>
+    <w:p>
+      <w:pPr>
+        <w:spacing w:before="100" w:beforeAutospacing="1" w:after="100" w:afterAutospacing="1" w:line="240" w:lineRule="auto"/>
+        <w:rPr>
+          <w:rFonts w:ascii="Times New Roman" w:eastAsia="Times New Roman" w:hAnsi="Times New Roman" w:cs="Times New Roman"/>
+          <w:sz w:val="24"/>
+          <w:szCs w:val="24"/>
+          <w:lang w:eastAsia="es-AR"/>
+        </w:rPr>
+      </w:pPr>
+      <w:r>
+        <w:rPr>
+          <w:rFonts w:ascii="Times New Roman" w:eastAsia="Times New Roman" w:hAnsi="Times New Roman" w:cs="Times New Roman"/>
+          <w:sz w:val="24"/>
+          <w:szCs w:val="24"/>
+          <w:lang w:eastAsia="es-AR"/>
+        </w:rPr>
+        <w:t>Enuel Holguin</w:t>
+      </w:r>
+    </w:p>
+    <w:p>
+      <w:pPr>
+        <w:spacing w:before="100" w:beforeAutospacing="1" w:after="100" w:afterAutospacing="1" w:line="240" w:lineRule="auto"/>
+        <w:rPr>
+          <w:rFonts w:ascii="Times New Roman" w:eastAsia="Times New Roman" w:hAnsi="Times New Roman" w:cs="Times New Roman"/>
+          <w:sz w:val="24"/>
+          <w:szCs w:val="24"/>
+          <w:lang w:eastAsia="es-AR"/>
+        </w:rPr>
+      </w:pPr>
+    </w:p>
+    <w:p>
+      <w:pPr>
+        <w:spacing w:before="100" w:beforeAutospacing="1" w:after="100" w:afterAutospacing="1" w:line="240" w:lineRule="auto"/>
+        <w:rPr>
+          <w:rFonts w:ascii="Times New Roman" w:eastAsia="Times New Roman" w:hAnsi="Times New Roman" w:cs="Times New Roman"/>
+          <w:sz w:val="24"/>
+          <w:szCs w:val="24"/>
+          <w:lang w:eastAsia="es-AR"/>
+        </w:rPr>
+      </w:pPr>
+      <w:r>
+        <w:rPr>
+          <w:rFonts w:ascii="Times New Roman" w:eastAsia="Times New Roman" w:hAnsi="Times New Roman" w:cs="Times New Roman"/>
+          <w:sz w:val="24"/>
+          <w:szCs w:val="24"/>
+          <w:lang w:eastAsia="es-AR"/>
+        </w:rPr>
+        <w:t>Nombre de la institución</w:t>
+      </w:r>
+      <w:r>
+        <w:rPr>
+          <w:rFonts w:ascii="Times New Roman" w:eastAsia="Times New Roman" w:hAnsi="Times New Roman" w:cs="Times New Roman"/>
+          <w:sz w:val="24"/>
+          <w:szCs w:val="24"/>
+          <w:lang w:eastAsia="es-AR"/>
+        </w:rPr>
+        <w:t>:</w:t>
+      </w:r>
+    </w:p>
+    <w:p>
+      <w:pPr>
+        <w:spacing w:before="100" w:beforeAutospacing="1" w:after="100" w:afterAutospacing="1" w:line="240" w:lineRule="auto"/>
+        <w:rPr>
+          <w:rFonts w:ascii="Times New Roman" w:eastAsia="Times New Roman" w:hAnsi="Times New Roman" w:cs="Times New Roman"/>
+          <w:sz w:val="24"/>
+          <w:szCs w:val="24"/>
+          <w:lang w:eastAsia="es-AR"/>
+        </w:rPr>
+      </w:pPr>
+      <w:r>
+        <w:rPr>
+          <w:rFonts w:ascii="Times New Roman" w:eastAsia="Times New Roman" w:hAnsi="Times New Roman" w:cs="Times New Roman"/>
+          <w:sz w:val="24"/>
+          <w:szCs w:val="24"/>
+          <w:lang w:eastAsia="es-AR"/>
+        </w:rPr>
+        <w:t>EEST N</w:t>
+      </w:r>
+      <w:r>
+        <w:rPr>
+          <w:rFonts w:ascii="Times New Roman" w:eastAsia="Times New Roman" w:hAnsi="Times New Roman" w:cs="Times New Roman"/>
+          <w:sz w:val="24"/>
+          <w:szCs w:val="24"/>
+          <w:lang w:eastAsia="es-AR"/>
+        </w:rPr>
+        <w:t>º1</w:t>
+      </w:r>
+    </w:p>
+    <w:p>
+      <w:pPr>
+        <w:spacing w:before="100" w:beforeAutospacing="1" w:after="100" w:afterAutospacing="1" w:line="240" w:lineRule="auto"/>
+        <w:rPr>
+          <w:rFonts w:ascii="Times New Roman" w:eastAsia="Times New Roman" w:hAnsi="Times New Roman" w:cs="Times New Roman"/>
+          <w:b/>
+          <w:sz w:val="24"/>
+          <w:szCs w:val="24"/>
+          <w:lang w:eastAsia="es-AR"/>
+        </w:rPr>
+      </w:pPr>
+      <w:r>
+        <w:rPr>
+          <w:rFonts w:ascii="Times New Roman" w:eastAsia="Times New Roman" w:hAnsi="Times New Roman" w:cs="Times New Roman"/>
+          <w:b/>
+          <w:sz w:val="24"/>
+          <w:szCs w:val="24"/>
+          <w:lang w:eastAsia="es-AR"/>
+        </w:rPr>
+        <w:t>Asignatura</w:t>
+      </w:r>
+      <w:r>
+        <w:rPr>
+          <w:rFonts w:ascii="Times New Roman" w:eastAsia="Times New Roman" w:hAnsi="Times New Roman" w:cs="Times New Roman"/>
+          <w:b/>
+          <w:sz w:val="24"/>
+          <w:szCs w:val="24"/>
+          <w:lang w:eastAsia="es-AR"/>
+        </w:rPr>
+        <w:t>:</w:t>
+      </w:r>
+    </w:p>
+    <w:p>
+      <w:pPr>
+        <w:spacing w:before="100" w:beforeAutospacing="1" w:after="100" w:afterAutospacing="1" w:line="240" w:lineRule="auto"/>
+        <w:rPr>
+          <w:rFonts w:ascii="Times New Roman" w:eastAsia="Times New Roman" w:hAnsi="Times New Roman" w:cs="Times New Roman"/>
+          <w:sz w:val="24"/>
+          <w:szCs w:val="24"/>
+          <w:lang w:eastAsia="es-AR"/>
+        </w:rPr>
+      </w:pPr>
+      <w:r>
+        <w:rPr>
+          <w:rFonts w:ascii="Times New Roman" w:eastAsia="Times New Roman" w:hAnsi="Times New Roman" w:cs="Times New Roman"/>
+          <w:sz w:val="24"/>
+          <w:szCs w:val="24"/>
+          <w:lang w:eastAsia="es-AR"/>
+        </w:rPr>
+        <w:t>Practicas Profesionalizantes</w:t>
+      </w:r>
+    </w:p>
+    <w:p>
+      <w:pPr>
+        <w:spacing w:before="100" w:beforeAutospacing="1" w:after="100" w:afterAutospacing="1" w:line="240" w:lineRule="auto"/>
+        <w:rPr>
+          <w:rFonts w:ascii="Times New Roman" w:eastAsia="Times New Roman" w:hAnsi="Times New Roman" w:cs="Times New Roman"/>
+          <w:sz w:val="24"/>
+          <w:szCs w:val="24"/>
+          <w:lang w:eastAsia="es-AR"/>
+        </w:rPr>
+      </w:pPr>
+    </w:p>
+    <w:p>
+      <w:pPr>
+        <w:spacing w:before="100" w:beforeAutospacing="1" w:after="100" w:afterAutospacing="1" w:line="240" w:lineRule="auto"/>
+        <w:rPr>
+          <w:rFonts w:ascii="Times New Roman" w:eastAsia="Times New Roman" w:hAnsi="Times New Roman" w:cs="Times New Roman"/>
+          <w:b/>
+          <w:sz w:val="24"/>
+          <w:szCs w:val="24"/>
+          <w:lang w:eastAsia="es-AR"/>
+        </w:rPr>
+      </w:pPr>
+      <w:r>
+        <w:rPr>
+          <w:rFonts w:ascii="Times New Roman" w:eastAsia="Times New Roman" w:hAnsi="Times New Roman" w:cs="Times New Roman"/>
+          <w:b/>
+          <w:sz w:val="24"/>
+          <w:szCs w:val="24"/>
+          <w:lang w:eastAsia="es-AR"/>
+        </w:rPr>
+        <w:t>Nombre del docente</w:t>
+      </w:r>
+      <w:r>
+        <w:rPr>
+          <w:rFonts w:ascii="Times New Roman" w:eastAsia="Times New Roman" w:hAnsi="Times New Roman" w:cs="Times New Roman"/>
+          <w:b/>
+          <w:sz w:val="24"/>
+          <w:szCs w:val="24"/>
+          <w:lang w:eastAsia="es-AR"/>
+        </w:rPr>
+        <w:t>:</w:t>
+      </w:r>
+    </w:p>
+    <w:p>
+      <w:pPr>
+        <w:spacing w:before="100" w:beforeAutospacing="1" w:after="100" w:afterAutospacing="1" w:line="240" w:lineRule="auto"/>
+        <w:rPr>
+          <w:rFonts w:ascii="Times New Roman" w:eastAsia="Times New Roman" w:hAnsi="Times New Roman" w:cs="Times New Roman"/>
+          <w:sz w:val="24"/>
+          <w:szCs w:val="24"/>
+          <w:lang w:eastAsia="es-AR"/>
+        </w:rPr>
+      </w:pPr>
+      <w:r>
+        <w:rPr>
+          <w:rFonts w:ascii="Times New Roman" w:eastAsia="Times New Roman" w:hAnsi="Times New Roman" w:cs="Times New Roman"/>
+          <w:sz w:val="24"/>
+          <w:szCs w:val="24"/>
+          <w:lang w:eastAsia="es-AR"/>
+        </w:rPr>
+        <w:t>Luciano Fornica</w:t>
+      </w:r>
+    </w:p>
+    <w:p>
+      <w:pPr>
+        <w:spacing w:before="100" w:beforeAutospacing="1" w:after="100" w:afterAutospacing="1" w:line="240" w:lineRule="auto"/>
+        <w:rPr>
+          <w:rFonts w:ascii="Times New Roman" w:eastAsia="Times New Roman" w:hAnsi="Times New Roman" w:cs="Times New Roman"/>
+          <w:sz w:val="24"/>
+          <w:szCs w:val="24"/>
+          <w:lang w:eastAsia="es-AR"/>
+        </w:rPr>
+      </w:pPr>
+      <w:r>
+        <w:rPr>
+          <w:rFonts w:ascii="Times New Roman" w:eastAsia="Times New Roman" w:hAnsi="Times New Roman" w:cs="Times New Roman"/>
+          <w:sz w:val="24"/>
+          <w:szCs w:val="24"/>
+          <w:lang w:eastAsia="es-AR"/>
+        </w:rPr>
+        <w:t>Leticia Galeano</w:t>
+      </w:r>
+    </w:p>
+    <w:p>
+      <w:pPr>
+        <w:spacing w:before="100" w:beforeAutospacing="1" w:after="100" w:afterAutospacing="1" w:line="240" w:lineRule="auto"/>
+        <w:jc w:val="center"/>
+        <w:outlineLvl w:val="1"/>
+        <w:rPr>
+          <w:rFonts w:ascii="Times New Roman" w:eastAsia="Times New Roman" w:hAnsi="Times New Roman" w:cs="Times New Roman"/>
           <w:b/>
           <w:bCs/>
           <w:sz w:val="36"/>
           <w:szCs w:val="36"/>
-          <w:u w:val="single"/>
-          <w:lang w:val="es-ES"/>
-        </w:rPr>
-      </w:pPr>
-      <w:r>
-        <w:rPr>
+          <w:lang w:eastAsia="es-AR"/>
+        </w:rPr>
+      </w:pPr>
+    </w:p>
+    <w:p>
+      <w:pPr>
+        <w:spacing w:before="100" w:beforeAutospacing="1" w:after="100" w:afterAutospacing="1" w:line="240" w:lineRule="auto"/>
+        <w:outlineLvl w:val="1"/>
+        <w:rPr>
+          <w:rFonts w:ascii="Times New Roman" w:eastAsia="Times New Roman" w:hAnsi="Times New Roman" w:cs="Times New Roman"/>
           <w:b/>
           <w:bCs/>
           <w:sz w:val="36"/>
           <w:szCs w:val="36"/>
-          <w:u w:val="single"/>
-          <w:lang w:val="es-ES"/>
-        </w:rPr>
-        <w:t>Proyecto final</w:t>
-      </w:r>
-    </w:p>
-    <w:p>
-      <w:pPr>
-        <w:jc w:val="center"/>
+          <w:lang w:eastAsia="es-AR"/>
+        </w:rPr>
+      </w:pPr>
+    </w:p>
+    <w:p>
+      <w:pPr>
+        <w:spacing w:before="100" w:beforeAutospacing="1" w:after="100" w:afterAutospacing="1" w:line="240" w:lineRule="auto"/>
+        <w:outlineLvl w:val="1"/>
+        <w:rPr>
+          <w:rFonts w:ascii="Times New Roman" w:eastAsia="Times New Roman" w:hAnsi="Times New Roman" w:cs="Times New Roman"/>
+          <w:b/>
+          <w:bCs/>
+          <w:sz w:val="36"/>
+          <w:szCs w:val="36"/>
+          <w:lang w:eastAsia="es-AR"/>
+        </w:rPr>
+      </w:pPr>
+    </w:p>
+    <w:p>
+      <w:pPr>
+        <w:spacing w:before="100" w:beforeAutospacing="1" w:after="100" w:afterAutospacing="1" w:line="240" w:lineRule="auto"/>
+        <w:outlineLvl w:val="1"/>
+        <w:rPr>
+          <w:rFonts w:ascii="Times New Roman" w:eastAsia="Times New Roman" w:hAnsi="Times New Roman" w:cs="Times New Roman"/>
+          <w:b/>
+          <w:bCs/>
+          <w:sz w:val="36"/>
+          <w:szCs w:val="36"/>
+          <w:lang w:eastAsia="es-AR"/>
+        </w:rPr>
+      </w:pPr>
+    </w:p>
+    <w:p>
+      <w:pPr>
+        <w:spacing w:before="100" w:beforeAutospacing="1" w:after="100" w:afterAutospacing="1" w:line="240" w:lineRule="auto"/>
+        <w:outlineLvl w:val="1"/>
+        <w:rPr>
+          <w:rFonts w:ascii="Times New Roman" w:eastAsia="Times New Roman" w:hAnsi="Times New Roman" w:cs="Times New Roman"/>
+          <w:b/>
+          <w:bCs/>
+          <w:sz w:val="36"/>
+          <w:szCs w:val="36"/>
+          <w:lang w:eastAsia="es-AR"/>
+        </w:rPr>
+      </w:pPr>
+    </w:p>
+    <w:p>
+      <w:pPr>
+        <w:spacing w:before="100" w:beforeAutospacing="1" w:after="100" w:afterAutospacing="1" w:line="240" w:lineRule="auto"/>
+        <w:outlineLvl w:val="1"/>
+        <w:rPr>
+          <w:rFonts w:ascii="Times New Roman" w:eastAsia="Times New Roman" w:hAnsi="Times New Roman" w:cs="Times New Roman"/>
+          <w:b/>
+          <w:bCs/>
+          <w:sz w:val="36"/>
+          <w:szCs w:val="36"/>
+          <w:lang w:eastAsia="es-AR"/>
+        </w:rPr>
+      </w:pPr>
+    </w:p>
+    <w:p>
+      <w:pPr>
+        <w:spacing w:before="100" w:beforeAutospacing="1" w:after="100" w:afterAutospacing="1" w:line="240" w:lineRule="auto"/>
+        <w:outlineLvl w:val="1"/>
+        <w:rPr>
+          <w:rFonts w:ascii="Times New Roman" w:eastAsia="Times New Roman" w:hAnsi="Times New Roman" w:cs="Times New Roman"/>
+          <w:b/>
+          <w:bCs/>
+          <w:sz w:val="36"/>
+          <w:szCs w:val="36"/>
+          <w:lang w:eastAsia="es-AR"/>
+        </w:rPr>
+      </w:pPr>
+      <w:r>
+        <w:rPr>
+          <w:rFonts w:ascii="Times New Roman" w:eastAsia="Times New Roman" w:hAnsi="Times New Roman" w:cs="Times New Roman"/>
+          <w:b/>
+          <w:bCs/>
+          <w:sz w:val="36"/>
+          <w:szCs w:val="36"/>
+          <w:lang w:eastAsia="es-AR"/>
+        </w:rPr>
+        <w:lastRenderedPageBreak/>
+        <w:t>Proyecto Final: Joystick para Simulación de Aeronaves</w:t>
+      </w:r>
+    </w:p>
+    <w:p>
+      <w:pPr>
+        <w:spacing w:before="100" w:beforeAutospacing="1" w:after="100" w:afterAutospacing="1" w:line="240" w:lineRule="auto"/>
+        <w:outlineLvl w:val="2"/>
+        <w:rPr>
+          <w:rFonts w:ascii="Times New Roman" w:eastAsia="Times New Roman" w:hAnsi="Times New Roman" w:cs="Times New Roman"/>
+          <w:b/>
+          <w:bCs/>
+          <w:sz w:val="27"/>
+          <w:szCs w:val="27"/>
+          <w:lang w:eastAsia="es-AR"/>
+        </w:rPr>
+      </w:pPr>
+      <w:r>
+        <w:rPr>
+          <w:rFonts w:ascii="Times New Roman" w:eastAsia="Times New Roman" w:hAnsi="Times New Roman" w:cs="Times New Roman"/>
+          <w:b/>
+          <w:bCs/>
+          <w:sz w:val="27"/>
+          <w:szCs w:val="27"/>
+          <w:lang w:eastAsia="es-AR"/>
+        </w:rPr>
+        <w:t>Idea general</w:t>
+      </w:r>
+    </w:p>
+    <w:p>
+      <w:pPr>
+        <w:spacing w:before="100" w:beforeAutospacing="1" w:after="100" w:afterAutospacing="1" w:line="240" w:lineRule="auto"/>
+        <w:rPr>
+          <w:rFonts w:ascii="Times New Roman" w:eastAsia="Times New Roman" w:hAnsi="Times New Roman" w:cs="Times New Roman"/>
+          <w:sz w:val="24"/>
+          <w:szCs w:val="24"/>
+          <w:lang w:eastAsia="es-AR"/>
+        </w:rPr>
+      </w:pPr>
+      <w:r>
+        <w:rPr>
+          <w:rFonts w:ascii="Times New Roman" w:eastAsia="Times New Roman" w:hAnsi="Times New Roman" w:cs="Times New Roman"/>
+          <w:sz w:val="24"/>
+          <w:szCs w:val="24"/>
+          <w:lang w:eastAsia="es-AR"/>
+        </w:rPr>
+        <w:t>Desarrollo de un joystick diseñado específicamente para simuladores de vuelo, orientado tanto al entretenimiento como a la formación básica de futuros aviadores.</w:t>
+      </w:r>
+    </w:p>
+    <w:p>
+      <w:pPr>
+        <w:spacing w:before="100" w:beforeAutospacing="1" w:after="100" w:afterAutospacing="1" w:line="240" w:lineRule="auto"/>
+        <w:outlineLvl w:val="2"/>
+        <w:rPr>
+          <w:rFonts w:ascii="Times New Roman" w:eastAsia="Times New Roman" w:hAnsi="Times New Roman" w:cs="Times New Roman"/>
+          <w:b/>
+          <w:bCs/>
+          <w:sz w:val="27"/>
+          <w:szCs w:val="27"/>
+          <w:lang w:eastAsia="es-AR"/>
+        </w:rPr>
+      </w:pPr>
+      <w:r>
+        <w:rPr>
+          <w:rFonts w:ascii="Times New Roman" w:eastAsia="Times New Roman" w:hAnsi="Times New Roman" w:cs="Times New Roman"/>
+          <w:b/>
+          <w:bCs/>
+          <w:sz w:val="27"/>
+          <w:szCs w:val="27"/>
+          <w:lang w:eastAsia="es-AR"/>
+        </w:rPr>
+        <w:t>Resumen del proyecto</w:t>
+      </w:r>
+    </w:p>
+    <w:p>
+      <w:pPr>
+        <w:spacing w:before="100" w:beforeAutospacing="1" w:after="100" w:afterAutospacing="1" w:line="240" w:lineRule="auto"/>
+        <w:rPr>
+          <w:rFonts w:ascii="Times New Roman" w:eastAsia="Times New Roman" w:hAnsi="Times New Roman" w:cs="Times New Roman"/>
+          <w:sz w:val="24"/>
+          <w:szCs w:val="24"/>
+          <w:lang w:eastAsia="es-AR"/>
+        </w:rPr>
+      </w:pPr>
+      <w:r>
+        <w:rPr>
+          <w:rFonts w:ascii="Times New Roman" w:eastAsia="Times New Roman" w:hAnsi="Times New Roman" w:cs="Times New Roman"/>
+          <w:sz w:val="24"/>
+          <w:szCs w:val="24"/>
+          <w:lang w:eastAsia="es-AR"/>
+        </w:rPr>
+        <w:t>El proyecto consiste en la construcción de un joystick funcional de bajo costo, capaz de ofrecer una experiencia realista en simuladores de aeronaves. El objetivo principal es brindar una alternativa accesible frente a los dispositivos comerciales, manteniendo un equilibrio adecuado entre precio y calidad.</w:t>
+      </w:r>
+    </w:p>
+    <w:p>
+      <w:pPr>
+        <w:spacing w:before="100" w:beforeAutospacing="1" w:after="100" w:afterAutospacing="1" w:line="240" w:lineRule="auto"/>
+        <w:rPr>
+          <w:rFonts w:ascii="Times New Roman" w:eastAsia="Times New Roman" w:hAnsi="Times New Roman" w:cs="Times New Roman"/>
+          <w:sz w:val="24"/>
+          <w:szCs w:val="24"/>
+          <w:lang w:eastAsia="es-AR"/>
+        </w:rPr>
+      </w:pPr>
+      <w:r>
+        <w:rPr>
+          <w:rFonts w:ascii="Times New Roman" w:eastAsia="Times New Roman" w:hAnsi="Times New Roman" w:cs="Times New Roman"/>
+          <w:sz w:val="24"/>
+          <w:szCs w:val="24"/>
+          <w:lang w:eastAsia="es-AR"/>
+        </w:rPr>
+        <w:t>El dispositivo incluirá:</w:t>
+      </w:r>
+    </w:p>
+    <w:p>
+      <w:pPr>
+        <w:numPr>
+          <w:ilvl w:val="0"/>
+          <w:numId w:val="3"/>
+        </w:numPr>
+        <w:spacing w:before="100" w:beforeAutospacing="1" w:after="100" w:afterAutospacing="1" w:line="240" w:lineRule="auto"/>
+        <w:rPr>
+          <w:rFonts w:ascii="Times New Roman" w:eastAsia="Times New Roman" w:hAnsi="Times New Roman" w:cs="Times New Roman"/>
+          <w:sz w:val="24"/>
+          <w:szCs w:val="24"/>
+          <w:lang w:eastAsia="es-AR"/>
+        </w:rPr>
+      </w:pPr>
+      <w:r>
+        <w:rPr>
+          <w:rFonts w:ascii="Times New Roman" w:eastAsia="Times New Roman" w:hAnsi="Times New Roman" w:cs="Times New Roman"/>
+          <w:sz w:val="24"/>
+          <w:szCs w:val="24"/>
+          <w:lang w:eastAsia="es-AR"/>
+        </w:rPr>
+        <w:t xml:space="preserve">Palanca de control principal (pitch y roll) </w:t>
+      </w:r>
+    </w:p>
+    <w:p>
+      <w:pPr>
+        <w:numPr>
+          <w:ilvl w:val="0"/>
+          <w:numId w:val="3"/>
+        </w:numPr>
+        <w:spacing w:before="100" w:beforeAutospacing="1" w:after="100" w:afterAutospacing="1" w:line="240" w:lineRule="auto"/>
+        <w:rPr>
+          <w:rFonts w:ascii="Times New Roman" w:eastAsia="Times New Roman" w:hAnsi="Times New Roman" w:cs="Times New Roman"/>
+          <w:sz w:val="24"/>
+          <w:szCs w:val="24"/>
+          <w:lang w:eastAsia="es-AR"/>
+        </w:rPr>
+      </w:pPr>
+      <w:r>
+        <w:rPr>
+          <w:rFonts w:ascii="Times New Roman" w:eastAsia="Times New Roman" w:hAnsi="Times New Roman" w:cs="Times New Roman"/>
+          <w:sz w:val="24"/>
+          <w:szCs w:val="24"/>
+          <w:lang w:eastAsia="es-AR"/>
+        </w:rPr>
+        <w:t>Sistema de aceleradores (</w:t>
+      </w:r>
+      <w:proofErr w:type="spellStart"/>
+      <w:r>
+        <w:rPr>
+          <w:rFonts w:ascii="Times New Roman" w:eastAsia="Times New Roman" w:hAnsi="Times New Roman" w:cs="Times New Roman"/>
+          <w:sz w:val="24"/>
+          <w:szCs w:val="24"/>
+          <w:lang w:eastAsia="es-AR"/>
+        </w:rPr>
+        <w:t>throttle</w:t>
+      </w:r>
+      <w:proofErr w:type="spellEnd"/>
+      <w:r>
+        <w:rPr>
+          <w:rFonts w:ascii="Times New Roman" w:eastAsia="Times New Roman" w:hAnsi="Times New Roman" w:cs="Times New Roman"/>
+          <w:sz w:val="24"/>
+          <w:szCs w:val="24"/>
+          <w:lang w:eastAsia="es-AR"/>
+        </w:rPr>
+        <w:t xml:space="preserve">) </w:t>
+      </w:r>
+    </w:p>
+    <w:p>
+      <w:pPr>
+        <w:numPr>
+          <w:ilvl w:val="0"/>
+          <w:numId w:val="3"/>
+        </w:numPr>
+        <w:spacing w:before="100" w:beforeAutospacing="1" w:after="100" w:afterAutospacing="1" w:line="240" w:lineRule="auto"/>
+        <w:rPr>
+          <w:rFonts w:ascii="Times New Roman" w:eastAsia="Times New Roman" w:hAnsi="Times New Roman" w:cs="Times New Roman"/>
+          <w:sz w:val="24"/>
+          <w:szCs w:val="24"/>
+          <w:lang w:eastAsia="es-AR"/>
+        </w:rPr>
+      </w:pPr>
+      <w:r>
+        <w:rPr>
+          <w:rFonts w:ascii="Times New Roman" w:eastAsia="Times New Roman" w:hAnsi="Times New Roman" w:cs="Times New Roman"/>
+          <w:sz w:val="24"/>
+          <w:szCs w:val="24"/>
+          <w:lang w:eastAsia="es-AR"/>
+        </w:rPr>
+        <w:t xml:space="preserve">Botones configurables para distintas funciones </w:t>
+      </w:r>
+    </w:p>
+    <w:p>
+      <w:pPr>
+        <w:spacing w:before="100" w:beforeAutospacing="1" w:after="100" w:afterAutospacing="1" w:line="240" w:lineRule="auto"/>
+        <w:rPr>
+          <w:rFonts w:ascii="Times New Roman" w:eastAsia="Times New Roman" w:hAnsi="Times New Roman" w:cs="Times New Roman"/>
+          <w:sz w:val="24"/>
+          <w:szCs w:val="24"/>
+          <w:lang w:eastAsia="es-AR"/>
+        </w:rPr>
+      </w:pPr>
+      <w:r>
+        <w:rPr>
+          <w:rFonts w:ascii="Times New Roman" w:eastAsia="Times New Roman" w:hAnsi="Times New Roman" w:cs="Times New Roman"/>
+          <w:sz w:val="24"/>
+          <w:szCs w:val="24"/>
+          <w:lang w:eastAsia="es-AR"/>
+        </w:rPr>
+        <w:t>Todo el sistema será controlado mediante un microcontrolador Arduino Pro Micro, permitiendo su conexión directa a una computadora como dispositivo de entrada (HID).</w:t>
+      </w:r>
+    </w:p>
+    <w:p>
+      <w:pPr>
+        <w:spacing w:before="100" w:beforeAutospacing="1" w:after="100" w:afterAutospacing="1" w:line="240" w:lineRule="auto"/>
+        <w:rPr>
+          <w:rFonts w:ascii="Times New Roman" w:eastAsia="Times New Roman" w:hAnsi="Times New Roman" w:cs="Times New Roman"/>
+          <w:sz w:val="24"/>
+          <w:szCs w:val="24"/>
+          <w:lang w:eastAsia="es-AR"/>
+        </w:rPr>
+      </w:pPr>
+      <w:r>
+        <w:rPr>
+          <w:rFonts w:ascii="Times New Roman" w:eastAsia="Times New Roman" w:hAnsi="Times New Roman" w:cs="Times New Roman"/>
+          <w:sz w:val="24"/>
+          <w:szCs w:val="24"/>
+          <w:lang w:eastAsia="es-AR"/>
+        </w:rPr>
+        <w:t>La estructura externa será diseñada e impresa en 3D utilizando PLA, aprovechando los recursos disponibles en la institución.</w:t>
+      </w:r>
+    </w:p>
+    <w:p>
+      <w:pPr>
+        <w:spacing w:after="0" w:line="240" w:lineRule="auto"/>
+        <w:rPr>
+          <w:rFonts w:ascii="Times New Roman" w:eastAsia="Times New Roman" w:hAnsi="Times New Roman" w:cs="Times New Roman"/>
+          <w:sz w:val="24"/>
+          <w:szCs w:val="24"/>
+          <w:lang w:eastAsia="es-AR"/>
+        </w:rPr>
+      </w:pPr>
+      <w:r>
+        <w:rPr>
+          <w:rFonts w:ascii="Times New Roman" w:eastAsia="Times New Roman" w:hAnsi="Times New Roman" w:cs="Times New Roman"/>
+          <w:sz w:val="24"/>
+          <w:szCs w:val="24"/>
+          <w:lang w:eastAsia="es-AR"/>
+        </w:rPr>
+        <w:pict w14:anchorId="41E62872">
+          <v:rect id="_x0000_i1025" style="width:0;height:1.5pt" o:hralign="center" o:hrstd="t" o:hr="t" fillcolor="#a0a0a0" stroked="f"/>
+        </w:pict>
+      </w:r>
+    </w:p>
+    <w:p>
+      <w:pPr>
+        <w:spacing w:before="100" w:beforeAutospacing="1" w:after="100" w:afterAutospacing="1" w:line="240" w:lineRule="auto"/>
+        <w:outlineLvl w:val="2"/>
+        <w:rPr>
+          <w:rFonts w:ascii="Times New Roman" w:eastAsia="Times New Roman" w:hAnsi="Times New Roman" w:cs="Times New Roman"/>
+          <w:b/>
+          <w:bCs/>
+          <w:sz w:val="27"/>
+          <w:szCs w:val="27"/>
+          <w:lang w:eastAsia="es-AR"/>
+        </w:rPr>
+      </w:pPr>
+      <w:r>
+        <w:rPr>
+          <w:rFonts w:ascii="Times New Roman" w:eastAsia="Times New Roman" w:hAnsi="Times New Roman" w:cs="Times New Roman"/>
+          <w:b/>
+          <w:bCs/>
+          <w:sz w:val="27"/>
+          <w:szCs w:val="27"/>
+          <w:lang w:eastAsia="es-AR"/>
+        </w:rPr>
+        <w:t>Objetivos</w:t>
+      </w:r>
+    </w:p>
+    <w:p>
+      <w:pPr>
+        <w:numPr>
+          <w:ilvl w:val="0"/>
+          <w:numId w:val="4"/>
+        </w:numPr>
+        <w:spacing w:before="100" w:beforeAutospacing="1" w:after="100" w:afterAutospacing="1" w:line="240" w:lineRule="auto"/>
+        <w:rPr>
+          <w:rFonts w:ascii="Times New Roman" w:eastAsia="Times New Roman" w:hAnsi="Times New Roman" w:cs="Times New Roman"/>
+          <w:sz w:val="24"/>
+          <w:szCs w:val="24"/>
+          <w:lang w:eastAsia="es-AR"/>
+        </w:rPr>
+      </w:pPr>
+      <w:r>
+        <w:rPr>
+          <w:rFonts w:ascii="Times New Roman" w:eastAsia="Times New Roman" w:hAnsi="Times New Roman" w:cs="Times New Roman"/>
+          <w:sz w:val="24"/>
+          <w:szCs w:val="24"/>
+          <w:lang w:eastAsia="es-AR"/>
+        </w:rPr>
+        <w:t xml:space="preserve">Diseñar y fabricar un joystick funcional de bajo costo </w:t>
+      </w:r>
+    </w:p>
+    <w:p>
+      <w:pPr>
+        <w:numPr>
+          <w:ilvl w:val="0"/>
+          <w:numId w:val="4"/>
+        </w:numPr>
+        <w:spacing w:before="100" w:beforeAutospacing="1" w:after="100" w:afterAutospacing="1" w:line="240" w:lineRule="auto"/>
+        <w:rPr>
+          <w:rFonts w:ascii="Times New Roman" w:eastAsia="Times New Roman" w:hAnsi="Times New Roman" w:cs="Times New Roman"/>
+          <w:sz w:val="24"/>
+          <w:szCs w:val="24"/>
+          <w:lang w:eastAsia="es-AR"/>
+        </w:rPr>
+      </w:pPr>
+      <w:r>
+        <w:rPr>
+          <w:rFonts w:ascii="Times New Roman" w:eastAsia="Times New Roman" w:hAnsi="Times New Roman" w:cs="Times New Roman"/>
+          <w:sz w:val="24"/>
+          <w:szCs w:val="24"/>
+          <w:lang w:eastAsia="es-AR"/>
+        </w:rPr>
+        <w:t xml:space="preserve">Aplicar conocimientos de electrónica y programación </w:t>
+      </w:r>
+    </w:p>
+    <w:p>
+      <w:pPr>
+        <w:numPr>
+          <w:ilvl w:val="0"/>
+          <w:numId w:val="4"/>
+        </w:numPr>
+        <w:spacing w:before="100" w:beforeAutospacing="1" w:after="100" w:afterAutospacing="1" w:line="240" w:lineRule="auto"/>
+        <w:rPr>
+          <w:rFonts w:ascii="Times New Roman" w:eastAsia="Times New Roman" w:hAnsi="Times New Roman" w:cs="Times New Roman"/>
+          <w:sz w:val="24"/>
+          <w:szCs w:val="24"/>
+          <w:lang w:eastAsia="es-AR"/>
+        </w:rPr>
+      </w:pPr>
+      <w:r>
+        <w:rPr>
+          <w:rFonts w:ascii="Times New Roman" w:eastAsia="Times New Roman" w:hAnsi="Times New Roman" w:cs="Times New Roman"/>
+          <w:sz w:val="24"/>
+          <w:szCs w:val="24"/>
+          <w:lang w:eastAsia="es-AR"/>
+        </w:rPr>
+        <w:t xml:space="preserve">Fomentar el aprendizaje en simulación de vuelo </w:t>
+      </w:r>
+    </w:p>
+    <w:p>
+      <w:pPr>
+        <w:numPr>
+          <w:ilvl w:val="0"/>
+          <w:numId w:val="4"/>
+        </w:numPr>
+        <w:spacing w:before="100" w:beforeAutospacing="1" w:after="100" w:afterAutospacing="1" w:line="240" w:lineRule="auto"/>
+        <w:rPr>
+          <w:rFonts w:ascii="Times New Roman" w:eastAsia="Times New Roman" w:hAnsi="Times New Roman" w:cs="Times New Roman"/>
+          <w:sz w:val="24"/>
+          <w:szCs w:val="24"/>
+          <w:lang w:eastAsia="es-AR"/>
+        </w:rPr>
+      </w:pPr>
+      <w:r>
+        <w:rPr>
+          <w:rFonts w:ascii="Times New Roman" w:eastAsia="Times New Roman" w:hAnsi="Times New Roman" w:cs="Times New Roman"/>
+          <w:sz w:val="24"/>
+          <w:szCs w:val="24"/>
+          <w:lang w:eastAsia="es-AR"/>
+        </w:rPr>
+        <w:t xml:space="preserve">Lograr compatibilidad con simuladores comunes </w:t>
+      </w:r>
+    </w:p>
+    <w:p>
+      <w:pPr>
+        <w:spacing w:after="0" w:line="240" w:lineRule="auto"/>
+        <w:rPr>
+          <w:rFonts w:ascii="Times New Roman" w:eastAsia="Times New Roman" w:hAnsi="Times New Roman" w:cs="Times New Roman"/>
+          <w:sz w:val="24"/>
+          <w:szCs w:val="24"/>
+          <w:lang w:eastAsia="es-AR"/>
+        </w:rPr>
+      </w:pPr>
+      <w:r>
+        <w:rPr>
+          <w:rFonts w:ascii="Times New Roman" w:eastAsia="Times New Roman" w:hAnsi="Times New Roman" w:cs="Times New Roman"/>
+          <w:sz w:val="24"/>
+          <w:szCs w:val="24"/>
+          <w:lang w:eastAsia="es-AR"/>
+        </w:rPr>
+        <w:pict w14:anchorId="35AA7335">
+          <v:rect id="_x0000_i1026" style="width:0;height:1.5pt" o:hralign="center" o:hrstd="t" o:hr="t" fillcolor="#a0a0a0" stroked="f"/>
+        </w:pict>
+      </w:r>
+    </w:p>
+    <w:p>
+      <w:pPr>
+        <w:spacing w:before="100" w:beforeAutospacing="1" w:after="100" w:afterAutospacing="1" w:line="240" w:lineRule="auto"/>
+        <w:outlineLvl w:val="2"/>
+        <w:rPr>
+          <w:rFonts w:ascii="Times New Roman" w:eastAsia="Times New Roman" w:hAnsi="Times New Roman" w:cs="Times New Roman"/>
+          <w:b/>
+          <w:bCs/>
+          <w:sz w:val="27"/>
+          <w:szCs w:val="27"/>
+          <w:lang w:eastAsia="es-AR"/>
+        </w:rPr>
+      </w:pPr>
+      <w:r>
+        <w:rPr>
+          <w:rFonts w:ascii="Times New Roman" w:eastAsia="Times New Roman" w:hAnsi="Times New Roman" w:cs="Times New Roman"/>
+          <w:b/>
+          <w:bCs/>
+          <w:sz w:val="27"/>
+          <w:szCs w:val="27"/>
+          <w:lang w:eastAsia="es-AR"/>
+        </w:rPr>
+        <w:t>Materiales requeridos</w:t>
+      </w:r>
+    </w:p>
+    <w:p>
+      <w:pPr>
+        <w:numPr>
+          <w:ilvl w:val="0"/>
+          <w:numId w:val="5"/>
+        </w:numPr>
+        <w:spacing w:before="100" w:beforeAutospacing="1" w:after="100" w:afterAutospacing="1" w:line="240" w:lineRule="auto"/>
+        <w:rPr>
+          <w:rFonts w:ascii="Times New Roman" w:eastAsia="Times New Roman" w:hAnsi="Times New Roman" w:cs="Times New Roman"/>
+          <w:sz w:val="24"/>
+          <w:szCs w:val="24"/>
+          <w:lang w:eastAsia="es-AR"/>
+        </w:rPr>
+      </w:pPr>
+      <w:r>
+        <w:rPr>
+          <w:rFonts w:ascii="Times New Roman" w:eastAsia="Times New Roman" w:hAnsi="Times New Roman" w:cs="Times New Roman"/>
+          <w:sz w:val="24"/>
+          <w:szCs w:val="24"/>
+          <w:lang w:eastAsia="es-AR"/>
+        </w:rPr>
+        <w:t xml:space="preserve">Arduino Pro Micro — $9.19 </w:t>
+      </w:r>
+    </w:p>
+    <w:p>
+      <w:pPr>
+        <w:numPr>
+          <w:ilvl w:val="0"/>
+          <w:numId w:val="5"/>
+        </w:numPr>
+        <w:spacing w:before="100" w:beforeAutospacing="1" w:after="100" w:afterAutospacing="1" w:line="240" w:lineRule="auto"/>
+        <w:rPr>
+          <w:rFonts w:ascii="Times New Roman" w:eastAsia="Times New Roman" w:hAnsi="Times New Roman" w:cs="Times New Roman"/>
+          <w:sz w:val="24"/>
+          <w:szCs w:val="24"/>
+          <w:lang w:eastAsia="es-AR"/>
+        </w:rPr>
+      </w:pPr>
+      <w:r>
+        <w:rPr>
+          <w:rFonts w:ascii="Times New Roman" w:eastAsia="Times New Roman" w:hAnsi="Times New Roman" w:cs="Times New Roman"/>
+          <w:sz w:val="24"/>
+          <w:szCs w:val="24"/>
+          <w:lang w:eastAsia="es-AR"/>
+        </w:rPr>
+        <w:t xml:space="preserve">Potenciómetros — $4.67 </w:t>
+      </w:r>
+    </w:p>
+    <w:p>
+      <w:pPr>
+        <w:numPr>
+          <w:ilvl w:val="0"/>
+          <w:numId w:val="5"/>
+        </w:numPr>
+        <w:spacing w:before="100" w:beforeAutospacing="1" w:after="100" w:afterAutospacing="1" w:line="240" w:lineRule="auto"/>
+        <w:rPr>
+          <w:rFonts w:ascii="Times New Roman" w:eastAsia="Times New Roman" w:hAnsi="Times New Roman" w:cs="Times New Roman"/>
+          <w:sz w:val="24"/>
+          <w:szCs w:val="24"/>
+          <w:lang w:eastAsia="es-AR"/>
+        </w:rPr>
+      </w:pPr>
+      <w:proofErr w:type="spellStart"/>
+      <w:r>
+        <w:rPr>
+          <w:rFonts w:ascii="Times New Roman" w:eastAsia="Times New Roman" w:hAnsi="Times New Roman" w:cs="Times New Roman"/>
+          <w:sz w:val="24"/>
+          <w:szCs w:val="24"/>
+          <w:lang w:eastAsia="es-AR"/>
+        </w:rPr>
+        <w:t>Stick</w:t>
+      </w:r>
+      <w:proofErr w:type="spellEnd"/>
+      <w:r>
+        <w:rPr>
+          <w:rFonts w:ascii="Times New Roman" w:eastAsia="Times New Roman" w:hAnsi="Times New Roman" w:cs="Times New Roman"/>
+          <w:sz w:val="24"/>
+          <w:szCs w:val="24"/>
+          <w:lang w:eastAsia="es-AR"/>
+        </w:rPr>
+        <w:t xml:space="preserve"> analógico — $3.18 </w:t>
+      </w:r>
+    </w:p>
+    <w:p>
+      <w:pPr>
+        <w:numPr>
+          <w:ilvl w:val="0"/>
+          <w:numId w:val="5"/>
+        </w:numPr>
+        <w:spacing w:before="100" w:beforeAutospacing="1" w:after="100" w:afterAutospacing="1" w:line="240" w:lineRule="auto"/>
+        <w:rPr>
+          <w:rFonts w:ascii="Times New Roman" w:eastAsia="Times New Roman" w:hAnsi="Times New Roman" w:cs="Times New Roman"/>
+          <w:sz w:val="24"/>
+          <w:szCs w:val="24"/>
+          <w:lang w:eastAsia="es-AR"/>
+        </w:rPr>
+      </w:pPr>
+      <w:r>
+        <w:rPr>
+          <w:rFonts w:ascii="Times New Roman" w:eastAsia="Times New Roman" w:hAnsi="Times New Roman" w:cs="Times New Roman"/>
+          <w:sz w:val="24"/>
+          <w:szCs w:val="24"/>
+          <w:lang w:eastAsia="es-AR"/>
+        </w:rPr>
+        <w:t xml:space="preserve">Cables, resistencias y conectores </w:t>
+      </w:r>
+    </w:p>
+    <w:p>
+      <w:pPr>
+        <w:numPr>
+          <w:ilvl w:val="0"/>
+          <w:numId w:val="5"/>
+        </w:numPr>
+        <w:spacing w:before="100" w:beforeAutospacing="1" w:after="100" w:afterAutospacing="1" w:line="240" w:lineRule="auto"/>
+        <w:rPr>
+          <w:rFonts w:ascii="Times New Roman" w:eastAsia="Times New Roman" w:hAnsi="Times New Roman" w:cs="Times New Roman"/>
+          <w:sz w:val="24"/>
+          <w:szCs w:val="24"/>
+          <w:lang w:eastAsia="es-AR"/>
+        </w:rPr>
+      </w:pPr>
+      <w:r>
+        <w:rPr>
+          <w:rFonts w:ascii="Times New Roman" w:eastAsia="Times New Roman" w:hAnsi="Times New Roman" w:cs="Times New Roman"/>
+          <w:sz w:val="24"/>
+          <w:szCs w:val="24"/>
+          <w:lang w:eastAsia="es-AR"/>
+        </w:rPr>
+        <w:t xml:space="preserve">Material PLA para impresión 3D </w:t>
+      </w:r>
+    </w:p>
+    <w:p>
+      <w:pPr>
+        <w:spacing w:after="0" w:line="240" w:lineRule="auto"/>
+        <w:rPr>
+          <w:rFonts w:ascii="Times New Roman" w:eastAsia="Times New Roman" w:hAnsi="Times New Roman" w:cs="Times New Roman"/>
+          <w:sz w:val="24"/>
+          <w:szCs w:val="24"/>
+          <w:lang w:eastAsia="es-AR"/>
+        </w:rPr>
+      </w:pPr>
+      <w:r>
+        <w:rPr>
+          <w:rFonts w:ascii="Times New Roman" w:eastAsia="Times New Roman" w:hAnsi="Times New Roman" w:cs="Times New Roman"/>
+          <w:sz w:val="24"/>
+          <w:szCs w:val="24"/>
+          <w:lang w:eastAsia="es-AR"/>
+        </w:rPr>
+        <w:pict w14:anchorId="67129144">
+          <v:rect id="_x0000_i1027" style="width:0;height:1.5pt" o:hralign="center" o:hrstd="t" o:hr="t" fillcolor="#a0a0a0" stroked="f"/>
+        </w:pict>
+      </w:r>
+    </w:p>
+    <w:p>
+      <w:pPr>
+        <w:spacing w:before="100" w:beforeAutospacing="1" w:after="100" w:afterAutospacing="1" w:line="240" w:lineRule="auto"/>
+        <w:outlineLvl w:val="2"/>
+        <w:rPr>
+          <w:rFonts w:ascii="Times New Roman" w:eastAsia="Times New Roman" w:hAnsi="Times New Roman" w:cs="Times New Roman"/>
+          <w:b/>
+          <w:bCs/>
+          <w:sz w:val="27"/>
+          <w:szCs w:val="27"/>
+          <w:lang w:eastAsia="es-AR"/>
+        </w:rPr>
+      </w:pPr>
+    </w:p>
+    <w:p>
+      <w:pPr>
+        <w:spacing w:before="100" w:beforeAutospacing="1" w:after="100" w:afterAutospacing="1" w:line="240" w:lineRule="auto"/>
+        <w:outlineLvl w:val="2"/>
+        <w:rPr>
+          <w:rFonts w:ascii="Times New Roman" w:eastAsia="Times New Roman" w:hAnsi="Times New Roman" w:cs="Times New Roman"/>
+          <w:b/>
+          <w:bCs/>
+          <w:sz w:val="27"/>
+          <w:szCs w:val="27"/>
+          <w:lang w:eastAsia="es-AR"/>
+        </w:rPr>
+      </w:pPr>
+      <w:r>
+        <w:rPr>
+          <w:rFonts w:ascii="Times New Roman" w:eastAsia="Times New Roman" w:hAnsi="Times New Roman" w:cs="Times New Roman"/>
+          <w:b/>
+          <w:bCs/>
+          <w:sz w:val="27"/>
+          <w:szCs w:val="27"/>
+          <w:lang w:eastAsia="es-AR"/>
+        </w:rPr>
+        <w:t>Costo estimado</w:t>
+      </w:r>
+    </w:p>
+    <w:p>
+      <w:pPr>
+        <w:spacing w:before="100" w:beforeAutospacing="1" w:after="100" w:afterAutospacing="1" w:line="240" w:lineRule="auto"/>
+        <w:rPr>
+          <w:rFonts w:ascii="Times New Roman" w:eastAsia="Times New Roman" w:hAnsi="Times New Roman" w:cs="Times New Roman"/>
+          <w:sz w:val="24"/>
+          <w:szCs w:val="24"/>
+          <w:lang w:eastAsia="es-AR"/>
+        </w:rPr>
+      </w:pPr>
+      <w:r>
+        <w:rPr>
+          <w:rFonts w:ascii="Times New Roman" w:eastAsia="Times New Roman" w:hAnsi="Times New Roman" w:cs="Times New Roman"/>
+          <w:sz w:val="24"/>
+          <w:szCs w:val="24"/>
+          <w:lang w:eastAsia="es-AR"/>
+        </w:rPr>
+        <w:t>El costo total del proyecto será relativamente bajo en comparación con productos comerciales, ya que</w:t>
+      </w:r>
+      <w:r>
+        <w:rPr>
+          <w:rFonts w:ascii="Times New Roman" w:eastAsia="Times New Roman" w:hAnsi="Times New Roman" w:cs="Times New Roman"/>
+          <w:sz w:val="24"/>
+          <w:szCs w:val="24"/>
+          <w:lang w:eastAsia="es-AR"/>
+        </w:rPr>
+        <w:t xml:space="preserve"> tung </w:t>
+      </w:r>
+      <w:proofErr w:type="spellStart"/>
+      <w:r>
+        <w:rPr>
+          <w:rFonts w:ascii="Times New Roman" w:eastAsia="Times New Roman" w:hAnsi="Times New Roman" w:cs="Times New Roman"/>
+          <w:sz w:val="24"/>
+          <w:szCs w:val="24"/>
+          <w:lang w:eastAsia="es-AR"/>
+        </w:rPr>
+        <w:t>tung</w:t>
+      </w:r>
+      <w:proofErr w:type="spellEnd"/>
+      <w:r>
+        <w:rPr>
+          <w:rFonts w:ascii="Times New Roman" w:eastAsia="Times New Roman" w:hAnsi="Times New Roman" w:cs="Times New Roman"/>
+          <w:sz w:val="24"/>
+          <w:szCs w:val="24"/>
+          <w:lang w:eastAsia="es-AR"/>
+        </w:rPr>
+        <w:t xml:space="preserve"> </w:t>
+      </w:r>
+      <w:proofErr w:type="spellStart"/>
+      <w:r>
+        <w:rPr>
+          <w:rFonts w:ascii="Times New Roman" w:eastAsia="Times New Roman" w:hAnsi="Times New Roman" w:cs="Times New Roman"/>
+          <w:sz w:val="24"/>
+          <w:szCs w:val="24"/>
+          <w:lang w:eastAsia="es-AR"/>
+        </w:rPr>
+        <w:t>sahur</w:t>
+      </w:r>
+      <w:proofErr w:type="spellEnd"/>
+      <w:r>
+        <w:rPr>
+          <w:rFonts w:ascii="Times New Roman" w:eastAsia="Times New Roman" w:hAnsi="Times New Roman" w:cs="Times New Roman"/>
+          <w:sz w:val="24"/>
+          <w:szCs w:val="24"/>
+          <w:lang w:eastAsia="es-AR"/>
+        </w:rPr>
+        <w:t xml:space="preserve"> muchos de los componentes son económicos y la estructura será fabricada dentro de la institución.</w:t>
+      </w:r>
+    </w:p>
+    <w:p>
+      <w:pPr>
+        <w:spacing w:after="0" w:line="240" w:lineRule="auto"/>
+        <w:rPr>
+          <w:rFonts w:ascii="Times New Roman" w:eastAsia="Times New Roman" w:hAnsi="Times New Roman" w:cs="Times New Roman"/>
+          <w:sz w:val="24"/>
+          <w:szCs w:val="24"/>
+          <w:lang w:eastAsia="es-AR"/>
+        </w:rPr>
+      </w:pPr>
+      <w:r>
+        <w:rPr>
+          <w:rFonts w:ascii="Times New Roman" w:eastAsia="Times New Roman" w:hAnsi="Times New Roman" w:cs="Times New Roman"/>
+          <w:sz w:val="24"/>
+          <w:szCs w:val="24"/>
+          <w:lang w:eastAsia="es-AR"/>
+        </w:rPr>
+        <w:pict w14:anchorId="4E5BD5D0">
+          <v:rect id="_x0000_i1028" style="width:0;height:1.5pt" o:hralign="center" o:hrstd="t" o:hr="t" fillcolor="#a0a0a0" stroked="f"/>
+        </w:pict>
+      </w:r>
+    </w:p>
+    <w:p>
+      <w:pPr>
+        <w:spacing w:before="100" w:beforeAutospacing="1" w:after="100" w:afterAutospacing="1" w:line="240" w:lineRule="auto"/>
+        <w:outlineLvl w:val="2"/>
+        <w:rPr>
+          <w:rFonts w:ascii="Times New Roman" w:eastAsia="Times New Roman" w:hAnsi="Times New Roman" w:cs="Times New Roman"/>
+          <w:b/>
+          <w:bCs/>
+          <w:sz w:val="27"/>
+          <w:szCs w:val="27"/>
+          <w:lang w:eastAsia="es-AR"/>
+        </w:rPr>
+      </w:pPr>
+      <w:r>
+        <w:rPr>
+          <w:rFonts w:ascii="Times New Roman" w:eastAsia="Times New Roman" w:hAnsi="Times New Roman" w:cs="Times New Roman"/>
+          <w:b/>
+          <w:bCs/>
+          <w:sz w:val="27"/>
+          <w:szCs w:val="27"/>
+          <w:lang w:eastAsia="es-AR"/>
+        </w:rPr>
+        <w:t>Estructura</w:t>
+      </w:r>
+      <w:bookmarkStart w:id="0" w:name="_GoBack"/>
+      <w:bookmarkEnd w:id="0"/>
+    </w:p>
+    <w:p>
+      <w:pPr>
+        <w:spacing w:before="100" w:beforeAutospacing="1" w:after="100" w:afterAutospacing="1" w:line="240" w:lineRule="auto"/>
+        <w:rPr>
+          <w:rFonts w:ascii="Times New Roman" w:eastAsia="Times New Roman" w:hAnsi="Times New Roman" w:cs="Times New Roman"/>
+          <w:sz w:val="24"/>
+          <w:szCs w:val="24"/>
+          <w:lang w:eastAsia="es-AR"/>
+        </w:rPr>
+      </w:pPr>
+      <w:r>
+        <w:rPr>
+          <w:rFonts w:ascii="Times New Roman" w:eastAsia="Times New Roman" w:hAnsi="Times New Roman" w:cs="Times New Roman"/>
+          <w:sz w:val="24"/>
+          <w:szCs w:val="24"/>
+          <w:lang w:eastAsia="es-AR"/>
+        </w:rPr>
+        <w:t>La carcasa y los componentes estructurales serán fabricados mediante impresión 3D utilizando PLA. El diseño buscará ser:</w:t>
+      </w:r>
+    </w:p>
+    <w:p>
+      <w:pPr>
+        <w:numPr>
+          <w:ilvl w:val="0"/>
+          <w:numId w:val="6"/>
+        </w:numPr>
+        <w:spacing w:before="100" w:beforeAutospacing="1" w:after="100" w:afterAutospacing="1" w:line="240" w:lineRule="auto"/>
+        <w:rPr>
+          <w:rFonts w:ascii="Times New Roman" w:eastAsia="Times New Roman" w:hAnsi="Times New Roman" w:cs="Times New Roman"/>
+          <w:sz w:val="24"/>
+          <w:szCs w:val="24"/>
+          <w:lang w:eastAsia="es-AR"/>
+        </w:rPr>
+      </w:pPr>
+      <w:r>
+        <w:rPr>
+          <w:rFonts w:ascii="Times New Roman" w:eastAsia="Times New Roman" w:hAnsi="Times New Roman" w:cs="Times New Roman"/>
+          <w:sz w:val="24"/>
+          <w:szCs w:val="24"/>
+          <w:lang w:eastAsia="es-AR"/>
+        </w:rPr>
+        <w:t xml:space="preserve">Ergonómico </w:t>
+      </w:r>
+    </w:p>
+    <w:p>
+      <w:pPr>
+        <w:numPr>
+          <w:ilvl w:val="0"/>
+          <w:numId w:val="6"/>
+        </w:numPr>
+        <w:spacing w:before="100" w:beforeAutospacing="1" w:after="100" w:afterAutospacing="1" w:line="240" w:lineRule="auto"/>
+        <w:rPr>
+          <w:rFonts w:ascii="Times New Roman" w:eastAsia="Times New Roman" w:hAnsi="Times New Roman" w:cs="Times New Roman"/>
+          <w:sz w:val="24"/>
+          <w:szCs w:val="24"/>
+          <w:lang w:eastAsia="es-AR"/>
+        </w:rPr>
+      </w:pPr>
+      <w:r>
+        <w:rPr>
+          <w:rFonts w:ascii="Times New Roman" w:eastAsia="Times New Roman" w:hAnsi="Times New Roman" w:cs="Times New Roman"/>
+          <w:sz w:val="24"/>
+          <w:szCs w:val="24"/>
+          <w:lang w:eastAsia="es-AR"/>
+        </w:rPr>
+        <w:t xml:space="preserve">Resistente </w:t>
+      </w:r>
+    </w:p>
+    <w:p>
+      <w:pPr>
+        <w:numPr>
+          <w:ilvl w:val="0"/>
+          <w:numId w:val="6"/>
+        </w:numPr>
+        <w:spacing w:before="100" w:beforeAutospacing="1" w:after="100" w:afterAutospacing="1" w:line="240" w:lineRule="auto"/>
+        <w:rPr>
+          <w:rFonts w:ascii="Times New Roman" w:eastAsia="Times New Roman" w:hAnsi="Times New Roman" w:cs="Times New Roman"/>
+          <w:sz w:val="24"/>
+          <w:szCs w:val="24"/>
+          <w:lang w:eastAsia="es-AR"/>
+        </w:rPr>
+      </w:pPr>
+      <w:r>
+        <w:rPr>
+          <w:rFonts w:ascii="Times New Roman" w:eastAsia="Times New Roman" w:hAnsi="Times New Roman" w:cs="Times New Roman"/>
+          <w:sz w:val="24"/>
+          <w:szCs w:val="24"/>
+          <w:lang w:eastAsia="es-AR"/>
+        </w:rPr>
+        <w:t xml:space="preserve">Fácil de ensamblar y reparar </w:t>
+      </w:r>
+    </w:p>
+    <w:p>
+      <w:pPr>
+        <w:spacing w:after="0" w:line="240" w:lineRule="auto"/>
+        <w:rPr>
+          <w:rFonts w:ascii="Times New Roman" w:eastAsia="Times New Roman" w:hAnsi="Times New Roman" w:cs="Times New Roman"/>
+          <w:sz w:val="24"/>
+          <w:szCs w:val="24"/>
+          <w:lang w:eastAsia="es-AR"/>
+        </w:rPr>
+      </w:pPr>
+      <w:r>
+        <w:rPr>
+          <w:rFonts w:ascii="Times New Roman" w:eastAsia="Times New Roman" w:hAnsi="Times New Roman" w:cs="Times New Roman"/>
+          <w:sz w:val="24"/>
+          <w:szCs w:val="24"/>
+          <w:lang w:eastAsia="es-AR"/>
+        </w:rPr>
+        <w:pict w14:anchorId="34266CEC">
+          <v:rect id="_x0000_i1029" style="width:0;height:1.5pt" o:hralign="center" o:hrstd="t" o:hr="t" fillcolor="#a0a0a0" stroked="f"/>
+        </w:pict>
+      </w:r>
+    </w:p>
+    <w:p>
+      <w:pPr>
+        <w:spacing w:before="100" w:beforeAutospacing="1" w:after="100" w:afterAutospacing="1" w:line="240" w:lineRule="auto"/>
+        <w:outlineLvl w:val="2"/>
+        <w:rPr>
+          <w:rFonts w:ascii="Times New Roman" w:eastAsia="Times New Roman" w:hAnsi="Times New Roman" w:cs="Times New Roman"/>
+          <w:b/>
+          <w:bCs/>
+          <w:sz w:val="27"/>
+          <w:szCs w:val="27"/>
+          <w:lang w:eastAsia="es-AR"/>
+        </w:rPr>
+      </w:pPr>
+      <w:r>
+        <w:rPr>
+          <w:rFonts w:ascii="Times New Roman" w:eastAsia="Times New Roman" w:hAnsi="Times New Roman" w:cs="Times New Roman"/>
+          <w:b/>
+          <w:bCs/>
+          <w:sz w:val="27"/>
+          <w:szCs w:val="27"/>
+          <w:lang w:eastAsia="es-AR"/>
+        </w:rPr>
+        <w:t>Adquisición de materiales</w:t>
+      </w:r>
+    </w:p>
+    <w:p>
+      <w:pPr>
+        <w:spacing w:before="100" w:beforeAutospacing="1" w:after="100" w:afterAutospacing="1" w:line="240" w:lineRule="auto"/>
+        <w:rPr>
+          <w:rFonts w:ascii="Times New Roman" w:eastAsia="Times New Roman" w:hAnsi="Times New Roman" w:cs="Times New Roman"/>
+          <w:sz w:val="24"/>
+          <w:szCs w:val="24"/>
+          <w:lang w:eastAsia="es-AR"/>
+        </w:rPr>
+      </w:pPr>
+      <w:r>
+        <w:rPr>
+          <w:rFonts w:ascii="Times New Roman" w:eastAsia="Times New Roman" w:hAnsi="Times New Roman" w:cs="Times New Roman"/>
+          <w:sz w:val="24"/>
+          <w:szCs w:val="24"/>
+          <w:lang w:eastAsia="es-AR"/>
+        </w:rPr>
+        <w:t>Los materiales electrónicos serán adquiridos por los integrantes del grupo, asumiendo los costos correspondientes.</w:t>
+      </w:r>
+      <w:r>
+        <w:rPr>
+          <w:rFonts w:ascii="Times New Roman" w:eastAsia="Times New Roman" w:hAnsi="Times New Roman" w:cs="Times New Roman"/>
+          <w:sz w:val="24"/>
+          <w:szCs w:val="24"/>
+          <w:lang w:eastAsia="es-AR"/>
+        </w:rPr>
+        <w:br/>
+        <w:t>La impresora 3D será provista por la institución, ya que su adquisición individual resulta económicamente inviable.</w:t>
+      </w:r>
+    </w:p>
+    <w:p>
+      <w:pPr>
         <w:rPr>
           <w:sz w:val="32"/>
           <w:szCs w:val="32"/>
@@ -36,713 +1392,9 @@
         </w:rPr>
       </w:pPr>
     </w:p>
-    <w:p>
-      <w:pPr>
-        <w:rPr>
-          <w:b/>
-          <w:bCs/>
-          <w:sz w:val="32"/>
-          <w:szCs w:val="32"/>
-          <w:lang w:val="es-ES"/>
-        </w:rPr>
-      </w:pPr>
-      <w:r>
-        <w:rPr>
-          <w:b/>
-          <w:bCs/>
-          <w:sz w:val="32"/>
-          <w:szCs w:val="32"/>
-          <w:lang w:val="es-ES"/>
-        </w:rPr>
-        <w:t xml:space="preserve">Idea: </w:t>
-      </w:r>
-      <w:r>
-        <w:rPr>
-          <w:b/>
-          <w:bCs/>
-          <w:sz w:val="32"/>
-          <w:szCs w:val="32"/>
-          <w:lang w:val="es-ES"/>
-        </w:rPr>
-        <w:t>Joystick</w:t>
-      </w:r>
-    </w:p>
-    <w:p>
-      <w:pPr>
-        <w:rPr>
-          <w:b/>
-          <w:bCs/>
-          <w:i/>
-          <w:iCs/>
-          <w:sz w:val="28"/>
-          <w:szCs w:val="28"/>
-          <w:lang w:val="es-ES"/>
-        </w:rPr>
-      </w:pPr>
-      <w:r>
-        <w:rPr>
-          <w:b/>
-          <w:bCs/>
-          <w:i/>
-          <w:iCs/>
-          <w:sz w:val="28"/>
-          <w:szCs w:val="28"/>
-          <w:lang w:val="es-ES"/>
-        </w:rPr>
-        <w:t>Resumen:</w:t>
-      </w:r>
-    </w:p>
-    <w:p>
-      <w:pPr>
-        <w:rPr>
-          <w:sz w:val="24"/>
-          <w:szCs w:val="24"/>
-          <w:lang w:val="es-ES"/>
-        </w:rPr>
-      </w:pPr>
-      <w:r>
-        <w:rPr>
-          <w:sz w:val="24"/>
-          <w:szCs w:val="24"/>
-          <w:lang w:val="es-ES"/>
-        </w:rPr>
-        <w:tab/>
-      </w:r>
-      <w:r>
-        <w:rPr>
-          <w:sz w:val="24"/>
-          <w:szCs w:val="24"/>
-          <w:lang w:val="es-ES"/>
-        </w:rPr>
-        <w:t xml:space="preserve">Se planea hacer un </w:t>
-      </w:r>
-      <w:r>
-        <w:rPr>
-          <w:b/>
-          <w:bCs/>
-          <w:sz w:val="24"/>
-          <w:szCs w:val="24"/>
-          <w:lang w:val="es-ES"/>
-        </w:rPr>
-        <w:t>joystick</w:t>
-      </w:r>
-      <w:r>
-        <w:rPr>
-          <w:sz w:val="24"/>
-          <w:szCs w:val="24"/>
-          <w:lang w:val="es-ES"/>
-        </w:rPr>
-        <w:t xml:space="preserve"> dedicado para juegos/simuladores de aeronaves</w:t>
-      </w:r>
-      <w:r>
-        <w:rPr>
-          <w:sz w:val="24"/>
-          <w:szCs w:val="24"/>
-          <w:lang w:val="es-ES"/>
-        </w:rPr>
-        <w:t xml:space="preserve"> con el </w:t>
-      </w:r>
-      <w:r>
-        <w:rPr>
-          <w:b/>
-          <w:bCs/>
-          <w:sz w:val="24"/>
-          <w:szCs w:val="24"/>
-          <w:lang w:val="es-ES"/>
-        </w:rPr>
-        <w:t>objetivo</w:t>
-      </w:r>
-      <w:r>
-        <w:rPr>
-          <w:sz w:val="24"/>
-          <w:szCs w:val="24"/>
-          <w:lang w:val="es-ES"/>
-        </w:rPr>
-        <w:t xml:space="preserve"> tanto de ayudar con la educación de futuros aviadores de la zona como para posible entretenimiento o lo que sea requerido, todo esto a un precio mucho mas accesible que la gran mayoría de productos en venta, y que mantenga un margen equilibrado precio/calidad</w:t>
-      </w:r>
-      <w:r>
-        <w:rPr>
-          <w:sz w:val="24"/>
-          <w:szCs w:val="24"/>
-          <w:lang w:val="es-ES"/>
-        </w:rPr>
-        <w:t xml:space="preserve"> </w:t>
-      </w:r>
-    </w:p>
-    <w:p>
-      <w:pPr>
-        <w:rPr>
-          <w:sz w:val="24"/>
-          <w:szCs w:val="24"/>
-          <w:lang w:val="es-ES"/>
-        </w:rPr>
-      </w:pPr>
-      <w:r>
-        <w:rPr>
-          <w:sz w:val="24"/>
-          <w:szCs w:val="24"/>
-          <w:lang w:val="es-ES"/>
-        </w:rPr>
-        <w:t xml:space="preserve">Este </w:t>
-      </w:r>
-      <w:r>
-        <w:rPr>
-          <w:sz w:val="24"/>
-          <w:szCs w:val="24"/>
-          <w:lang w:val="es-ES"/>
-        </w:rPr>
-        <w:t>constara con una palanca, aceleradores y diferentes botones</w:t>
-      </w:r>
-      <w:r>
-        <w:rPr>
-          <w:sz w:val="24"/>
-          <w:szCs w:val="24"/>
-          <w:lang w:val="es-ES"/>
-        </w:rPr>
-        <w:t>, planeamos hacer el lo que es la carcasa/estructura con la impresora 3D de la escuela</w:t>
-      </w:r>
-      <w:r>
-        <w:rPr>
-          <w:sz w:val="24"/>
-          <w:szCs w:val="24"/>
-          <w:lang w:val="es-ES"/>
-        </w:rPr>
-        <w:t xml:space="preserve">, todo esto será trabajado a través de un </w:t>
-      </w:r>
-      <w:r>
-        <w:rPr>
-          <w:b/>
-          <w:bCs/>
-          <w:sz w:val="24"/>
-          <w:szCs w:val="24"/>
-          <w:lang w:val="es-ES"/>
-        </w:rPr>
-        <w:t>Arduino pro micro</w:t>
-      </w:r>
-      <w:r>
-        <w:rPr>
-          <w:sz w:val="24"/>
-          <w:szCs w:val="24"/>
-          <w:lang w:val="es-ES"/>
-        </w:rPr>
-        <w:t xml:space="preserve"> </w:t>
-      </w:r>
-    </w:p>
-    <w:p>
-      <w:pPr>
-        <w:rPr>
-          <w:sz w:val="24"/>
-          <w:szCs w:val="24"/>
-          <w:lang w:val="es-ES"/>
-        </w:rPr>
-      </w:pPr>
-      <w:r>
-        <w:rPr>
-          <w:sz w:val="24"/>
-          <w:szCs w:val="24"/>
-          <w:lang w:val="es-ES"/>
-        </w:rPr>
-        <w:tab/>
-      </w:r>
-    </w:p>
-    <w:p>
-      <w:pPr>
-        <w:rPr>
-          <w:sz w:val="32"/>
-          <w:szCs w:val="32"/>
-          <w:lang w:val="es-ES"/>
-        </w:rPr>
-      </w:pPr>
-    </w:p>
-    <w:p>
-      <w:pPr>
-        <w:rPr>
-          <w:b/>
-          <w:bCs/>
-          <w:i/>
-          <w:iCs/>
-          <w:sz w:val="28"/>
-          <w:szCs w:val="28"/>
-          <w:lang w:val="es-ES"/>
-        </w:rPr>
-      </w:pPr>
-      <w:r>
-        <w:rPr>
-          <w:b/>
-          <w:bCs/>
-          <w:i/>
-          <w:iCs/>
-          <w:sz w:val="28"/>
-          <w:szCs w:val="28"/>
-          <w:lang w:val="es-ES"/>
-        </w:rPr>
-        <w:t>Materiales requeridos</w:t>
-      </w:r>
-      <w:r>
-        <w:rPr>
-          <w:b/>
-          <w:bCs/>
-          <w:i/>
-          <w:iCs/>
-          <w:sz w:val="28"/>
-          <w:szCs w:val="28"/>
-          <w:lang w:val="es-ES"/>
-        </w:rPr>
-        <w:t xml:space="preserve"> (</w:t>
-      </w:r>
-      <w:r>
-        <w:rPr>
-          <w:b/>
-          <w:bCs/>
-          <w:i/>
-          <w:iCs/>
-          <w:sz w:val="28"/>
-          <w:szCs w:val="28"/>
-          <w:lang w:val="es-ES"/>
-        </w:rPr>
-        <w:t>clics</w:t>
-      </w:r>
-      <w:r>
-        <w:rPr>
-          <w:b/>
-          <w:bCs/>
-          <w:i/>
-          <w:iCs/>
-          <w:sz w:val="28"/>
-          <w:szCs w:val="28"/>
-          <w:lang w:val="es-ES"/>
-        </w:rPr>
-        <w:t xml:space="preserve"> para ir al link)</w:t>
-      </w:r>
-    </w:p>
-    <w:p>
-      <w:pPr>
-        <w:pStyle w:val="Prrafodelista"/>
-        <w:numPr>
-          <w:ilvl w:val="0"/>
-          <w:numId w:val="2"/>
-        </w:numPr>
-        <w:rPr>
-          <w:sz w:val="24"/>
-          <w:szCs w:val="24"/>
-          <w:lang w:val="es-ES"/>
-        </w:rPr>
-      </w:pPr>
-      <w:hyperlink r:id="rId6" w:anchor="polycard_client=search-desktop&amp;search_layout=grid&amp;position=6&amp;type=product&amp;tracking_id=8f422543-5256-4add-bc71-d0f11fbfdf88&amp;wid=MLA922906481&amp;sid=search" w:history="1">
-        <w:r>
-          <w:rPr>
-            <w:rStyle w:val="Hipervnculo"/>
-            <w:color w:val="2E74B5" w:themeColor="accent5" w:themeShade="BF"/>
-            <w:sz w:val="24"/>
-            <w:szCs w:val="24"/>
-          </w:rPr>
-          <w:t xml:space="preserve">Arduino Pro </w:t>
-        </w:r>
-        <w:r>
-          <w:rPr>
-            <w:rStyle w:val="Hipervnculo"/>
-            <w:color w:val="2E74B5" w:themeColor="accent5" w:themeShade="BF"/>
-            <w:sz w:val="24"/>
-            <w:szCs w:val="24"/>
-          </w:rPr>
-          <w:t>M</w:t>
-        </w:r>
-        <w:r>
-          <w:rPr>
-            <w:rStyle w:val="Hipervnculo"/>
-            <w:color w:val="2E74B5" w:themeColor="accent5" w:themeShade="BF"/>
-            <w:sz w:val="24"/>
-            <w:szCs w:val="24"/>
-          </w:rPr>
-          <w:t>icro</w:t>
-        </w:r>
-      </w:hyperlink>
-      <w:r>
-        <w:rPr>
-          <w:sz w:val="24"/>
-          <w:szCs w:val="24"/>
-        </w:rPr>
-        <w:t xml:space="preserve"> (</w:t>
-      </w:r>
-      <w:r>
-        <w:rPr>
-          <w:sz w:val="24"/>
-          <w:szCs w:val="24"/>
-        </w:rPr>
-        <w:t>$</w:t>
-      </w:r>
-      <w:r>
-        <w:rPr>
-          <w:sz w:val="24"/>
-          <w:szCs w:val="24"/>
-        </w:rPr>
-        <w:t>9.19</w:t>
-      </w:r>
-      <w:r>
-        <w:rPr>
-          <w:sz w:val="24"/>
-          <w:szCs w:val="24"/>
-        </w:rPr>
-        <w:t>)</w:t>
-      </w:r>
-    </w:p>
-    <w:bookmarkStart w:id="0" w:name="potenciometro"/>
-    <w:p>
-      <w:pPr>
-        <w:pStyle w:val="Prrafodelista"/>
-        <w:numPr>
-          <w:ilvl w:val="0"/>
-          <w:numId w:val="2"/>
-        </w:numPr>
-        <w:rPr>
-          <w:sz w:val="24"/>
-          <w:szCs w:val="24"/>
-          <w:u w:val="single"/>
-          <w:lang w:val="es-ES"/>
-        </w:rPr>
-      </w:pPr>
-      <w:r>
-        <w:rPr>
-          <w:color w:val="2E74B5" w:themeColor="accent5" w:themeShade="BF"/>
-          <w:sz w:val="24"/>
-          <w:szCs w:val="24"/>
-          <w:u w:val="single"/>
-        </w:rPr>
-        <w:fldChar w:fldCharType="begin"/>
-      </w:r>
-      <w:r>
-        <w:rPr>
-          <w:color w:val="2E74B5" w:themeColor="accent5" w:themeShade="BF"/>
-          <w:sz w:val="24"/>
-          <w:szCs w:val="24"/>
-          <w:u w:val="single"/>
-        </w:rPr>
-        <w:instrText>HYPERLINK "https://www.mercadolibre.com.ar/potenciometro-slider-slide-lineal-10k-deslizante/p/MLA52235994" \l "polycard_client=search-desktop&amp;search_layout=grid&amp;position=10&amp;type=product&amp;tracking_id=852fc313-4dcf-4f5a-8560-7d3d6c8d7725&amp;wid=MLA2171619498&amp;sid=search"</w:instrText>
-      </w:r>
-      <w:r>
-        <w:rPr>
-          <w:color w:val="2E74B5" w:themeColor="accent5" w:themeShade="BF"/>
-          <w:sz w:val="24"/>
-          <w:szCs w:val="24"/>
-          <w:u w:val="single"/>
-        </w:rPr>
-      </w:r>
-      <w:r>
-        <w:rPr>
-          <w:color w:val="2E74B5" w:themeColor="accent5" w:themeShade="BF"/>
-          <w:sz w:val="24"/>
-          <w:szCs w:val="24"/>
-          <w:u w:val="single"/>
-        </w:rPr>
-        <w:fldChar w:fldCharType="separate"/>
-      </w:r>
-      <w:r>
-        <w:rPr>
-          <w:rStyle w:val="Hipervnculo"/>
-          <w:color w:val="2E74B5" w:themeColor="accent5" w:themeShade="BF"/>
-          <w:sz w:val="24"/>
-          <w:szCs w:val="24"/>
-        </w:rPr>
-        <w:t>Potenciómetro</w:t>
-      </w:r>
-      <w:bookmarkEnd w:id="0"/>
-      <w:r>
-        <w:rPr>
-          <w:color w:val="2E74B5" w:themeColor="accent5" w:themeShade="BF"/>
-          <w:sz w:val="24"/>
-          <w:szCs w:val="24"/>
-          <w:u w:val="single"/>
-        </w:rPr>
-        <w:fldChar w:fldCharType="end"/>
-      </w:r>
-      <w:r>
-        <w:rPr>
-          <w:sz w:val="24"/>
-          <w:szCs w:val="24"/>
-          <w:u w:val="single"/>
-        </w:rPr>
-        <w:t xml:space="preserve"> ($</w:t>
-      </w:r>
-      <w:r>
-        <w:rPr>
-          <w:sz w:val="24"/>
-          <w:szCs w:val="24"/>
-          <w:u w:val="single"/>
-        </w:rPr>
-        <w:t>4.6</w:t>
-      </w:r>
-      <w:r>
-        <w:rPr>
-          <w:sz w:val="24"/>
-          <w:szCs w:val="24"/>
-          <w:u w:val="single"/>
-        </w:rPr>
-        <w:t>7</w:t>
-      </w:r>
-      <w:r>
-        <w:rPr>
-          <w:sz w:val="24"/>
-          <w:szCs w:val="24"/>
-          <w:u w:val="single"/>
-        </w:rPr>
-        <w:t>)</w:t>
-      </w:r>
-    </w:p>
-    <w:p>
-      <w:pPr>
-        <w:pStyle w:val="Prrafodelista"/>
-        <w:numPr>
-          <w:ilvl w:val="0"/>
-          <w:numId w:val="2"/>
-        </w:numPr>
-        <w:rPr>
-          <w:sz w:val="24"/>
-          <w:szCs w:val="24"/>
-          <w:lang w:val="es-ES"/>
-        </w:rPr>
-      </w:pPr>
-      <w:r>
-        <w:rPr>
-          <w:sz w:val="24"/>
-          <w:szCs w:val="24"/>
-          <w:lang w:val="es-ES"/>
-        </w:rPr>
-        <w:t>Cables, resistencias, conectores</w:t>
-      </w:r>
-    </w:p>
-    <w:p>
-      <w:pPr>
-        <w:pStyle w:val="Prrafodelista"/>
-        <w:numPr>
-          <w:ilvl w:val="0"/>
-          <w:numId w:val="2"/>
-        </w:numPr>
-        <w:rPr>
-          <w:sz w:val="24"/>
-          <w:szCs w:val="24"/>
-          <w:lang w:val="es-ES"/>
-        </w:rPr>
-      </w:pPr>
-      <w:hyperlink r:id="rId7" w:history="1">
-        <w:r>
-          <w:rPr>
-            <w:rStyle w:val="Hipervnculo"/>
-            <w:sz w:val="24"/>
-            <w:szCs w:val="24"/>
-            <w:lang w:val="es-ES"/>
-          </w:rPr>
-          <w:t xml:space="preserve">Stick </w:t>
-        </w:r>
-        <w:r>
-          <w:rPr>
-            <w:rStyle w:val="Hipervnculo"/>
-            <w:sz w:val="24"/>
-            <w:szCs w:val="24"/>
-            <w:lang w:val="es-ES"/>
-          </w:rPr>
-          <w:t>analógico</w:t>
-        </w:r>
-      </w:hyperlink>
-      <w:r>
-        <w:rPr>
-          <w:sz w:val="24"/>
-          <w:szCs w:val="24"/>
-          <w:lang w:val="es-ES"/>
-        </w:rPr>
-        <w:t xml:space="preserve"> (</w:t>
-      </w:r>
-      <w:r>
-        <w:rPr>
-          <w:sz w:val="24"/>
-          <w:szCs w:val="24"/>
-        </w:rPr>
-        <w:t>3.18</w:t>
-      </w:r>
-      <w:r>
-        <w:rPr>
-          <w:sz w:val="24"/>
-          <w:szCs w:val="24"/>
-          <w:lang w:val="es-ES"/>
-        </w:rPr>
-        <w:t>)</w:t>
-      </w:r>
-    </w:p>
-    <w:p>
-      <w:pPr>
-        <w:pStyle w:val="Prrafodelista"/>
-        <w:numPr>
-          <w:ilvl w:val="0"/>
-          <w:numId w:val="2"/>
-        </w:numPr>
-        <w:rPr>
-          <w:sz w:val="28"/>
-          <w:szCs w:val="28"/>
-          <w:lang w:val="es-ES"/>
-        </w:rPr>
-      </w:pPr>
-    </w:p>
-    <w:p>
-      <w:pPr>
-        <w:rPr>
-          <w:sz w:val="28"/>
-          <w:szCs w:val="28"/>
-          <w:lang w:val="es-ES"/>
-        </w:rPr>
-      </w:pPr>
-    </w:p>
-    <w:p>
-      <w:pPr>
-        <w:rPr>
-          <w:sz w:val="28"/>
-          <w:szCs w:val="28"/>
-          <w:lang w:val="es-ES"/>
-        </w:rPr>
-      </w:pPr>
-      <w:r>
-        <w:rPr>
-          <w:sz w:val="28"/>
-          <w:szCs w:val="28"/>
-          <w:lang w:val="es-ES"/>
-        </w:rPr>
-        <w:t xml:space="preserve">Total </w:t>
-      </w:r>
-      <w:r>
-        <w:rPr>
-          <w:sz w:val="28"/>
-          <w:szCs w:val="28"/>
-          <w:u w:val="single"/>
-          <w:lang w:val="es-ES"/>
-        </w:rPr>
-        <w:t>aproximado</w:t>
-      </w:r>
-    </w:p>
-    <w:p>
-      <w:pPr>
-        <w:rPr>
-          <w:b/>
-          <w:bCs/>
-          <w:i/>
-          <w:iCs/>
-          <w:sz w:val="28"/>
-          <w:szCs w:val="28"/>
-          <w:lang w:val="es-ES"/>
-        </w:rPr>
-      </w:pPr>
-      <w:r>
-        <w:rPr>
-          <w:b/>
-          <w:bCs/>
-          <w:i/>
-          <w:iCs/>
-          <w:sz w:val="28"/>
-          <w:szCs w:val="28"/>
-          <w:lang w:val="es-ES"/>
-        </w:rPr>
-        <w:t>Estructura:</w:t>
-      </w:r>
-    </w:p>
-    <w:p>
-      <w:pPr>
-        <w:rPr>
-          <w:sz w:val="28"/>
-          <w:szCs w:val="28"/>
-          <w:lang w:val="es-ES"/>
-        </w:rPr>
-      </w:pPr>
-      <w:r>
-        <w:rPr>
-          <w:sz w:val="28"/>
-          <w:szCs w:val="28"/>
-          <w:lang w:val="es-ES"/>
-        </w:rPr>
-        <w:tab/>
-      </w:r>
-      <w:r>
-        <w:rPr>
-          <w:sz w:val="24"/>
-          <w:szCs w:val="24"/>
-          <w:lang w:val="es-ES"/>
-        </w:rPr>
-        <w:t>Planeamos que la estructura estará constituida principalmente por PLA (Impresión 3D) distribuida (en lo posible) por la institución.</w:t>
-      </w:r>
-    </w:p>
-    <w:p>
-      <w:pPr>
-        <w:rPr>
-          <w:sz w:val="28"/>
-          <w:szCs w:val="28"/>
-          <w:lang w:val="es-ES"/>
-        </w:rPr>
-      </w:pPr>
-    </w:p>
-    <w:p>
-      <w:pPr>
-        <w:rPr>
-          <w:b/>
-          <w:bCs/>
-          <w:i/>
-          <w:iCs/>
-          <w:sz w:val="28"/>
-          <w:szCs w:val="28"/>
-          <w:lang w:val="es-ES"/>
-        </w:rPr>
-      </w:pPr>
-      <w:r>
-        <w:rPr>
-          <w:b/>
-          <w:bCs/>
-          <w:i/>
-          <w:iCs/>
-          <w:sz w:val="28"/>
-          <w:szCs w:val="28"/>
-          <w:lang w:val="es-ES"/>
-        </w:rPr>
-        <w:t>¿Cómo adquiriremos los materiales?</w:t>
-      </w:r>
-    </w:p>
-    <w:p>
-      <w:pPr>
-        <w:rPr>
-          <w:sz w:val="24"/>
-          <w:szCs w:val="24"/>
-          <w:lang w:val="es-ES"/>
-        </w:rPr>
-      </w:pPr>
-      <w:r>
-        <w:rPr>
-          <w:sz w:val="32"/>
-          <w:szCs w:val="32"/>
-          <w:lang w:val="es-ES"/>
-        </w:rPr>
-        <w:tab/>
-      </w:r>
-      <w:r>
-        <w:rPr>
-          <w:sz w:val="24"/>
-          <w:szCs w:val="24"/>
-          <w:lang w:val="es-ES"/>
-        </w:rPr>
-        <w:t>La totalidad de materiales serán adquiridos por el mismo grupo, asumiendo los gastos, exceptuando la impresora 3D que comprar uno constituiría un gasto excesivo e inalcanzable por ninguno de los integrantes</w:t>
-      </w:r>
-      <w:r>
-        <w:rPr>
-          <w:sz w:val="24"/>
-          <w:szCs w:val="24"/>
-          <w:lang w:val="es-ES"/>
-        </w:rPr>
-        <w:t>.</w:t>
-      </w:r>
-    </w:p>
-    <w:p>
-      <w:pPr>
-        <w:rPr>
-          <w:sz w:val="32"/>
-          <w:szCs w:val="32"/>
-          <w:lang w:val="es-ES"/>
-        </w:rPr>
-      </w:pPr>
-    </w:p>
     <w:sectPr>
+      <w:headerReference w:type="default" r:id="rId8"/>
+      <w:footerReference w:type="default" r:id="rId9"/>
       <w:pgSz w:w="11906" w:h="16838"/>
       <w:pgMar w:top="1417" w:right="1701" w:bottom="1417" w:left="1701" w:header="708" w:footer="708" w:gutter="0"/>
       <w:cols w:space="708"/>
@@ -752,9 +1404,581 @@
 </w:document>
 </file>
 
+<file path=word/endnotes.xml><?xml version="1.0" encoding="utf-8"?>
+<w:endnotes xmlns:wpc="http://schemas.microsoft.com/office/word/2010/wordprocessingCanvas" xmlns:cx="http://schemas.microsoft.com/office/drawing/2014/chartex" xmlns:cx1="http://schemas.microsoft.com/office/drawing/2015/9/8/chartex" xmlns:cx2="http://schemas.microsoft.com/office/drawing/2015/10/21/chartex" xmlns:cx3="http://schemas.microsoft.com/office/drawing/2016/5/9/chartex" xmlns:cx4="http://schemas.microsoft.com/office/drawing/2016/5/10/chartex" xmlns:cx5="http://schemas.microsoft.com/office/drawing/2016/5/11/chartex" xmlns:cx6="http://schemas.microsoft.com/office/drawing/2016/5/12/chartex" xmlns:cx7="http://schemas.microsoft.com/office/drawing/2016/5/13/chartex" xmlns:cx8="http://schemas.microsoft.com/office/drawing/2016/5/14/chartex" xmlns:mc="http://schemas.openxmlformats.org/markup-compatibility/2006" xmlns:aink="http://schemas.microsoft.com/office/drawing/2016/ink" xmlns:am3d="http://schemas.microsoft.com/office/drawing/2017/model3d" xmlns:o="urn:schemas-microsoft-com:office:office" xmlns:r="http://schemas.openxmlformats.org/officeDocument/2006/relationships" xmlns:m="http://schemas.openxmlformats.org/officeDocument/2006/math" xmlns:v="urn:schemas-microsoft-com:vml" xmlns:wp14="http://schemas.microsoft.com/office/word/2010/wordprocessingDrawing" xmlns:wp="http://schemas.openxmlformats.org/drawingml/2006/wordprocessingDrawing" xmlns:w10="urn:schemas-microsoft-com:office:word" xmlns:w="http://schemas.openxmlformats.org/wordprocessingml/2006/main" xmlns:w14="http://schemas.microsoft.com/office/word/2010/wordml" xmlns:w15="http://schemas.microsoft.com/office/word/2012/wordml" xmlns:w16cid="http://schemas.microsoft.com/office/word/2016/wordml/cid" xmlns:w16se="http://schemas.microsoft.com/office/word/2015/wordml/symex" xmlns:wpg="http://schemas.microsoft.com/office/word/2010/wordprocessingGroup" xmlns:wpi="http://schemas.microsoft.com/office/word/2010/wordprocessingInk" xmlns:wne="http://schemas.microsoft.com/office/word/2006/wordml" xmlns:wps="http://schemas.microsoft.com/office/word/2010/wordprocessingShape" mc:Ignorable="w14 w15 w16se w16cid wp14">
+  <w:endnote w:type="separator" w:id="-1">
+    <w:p>
+      <w:pPr>
+        <w:spacing w:after="0" w:line="240" w:lineRule="auto"/>
+      </w:pPr>
+      <w:r>
+        <w:separator/>
+      </w:r>
+    </w:p>
+  </w:endnote>
+  <w:endnote w:type="continuationSeparator" w:id="0">
+    <w:p>
+      <w:pPr>
+        <w:spacing w:after="0" w:line="240" w:lineRule="auto"/>
+      </w:pPr>
+      <w:r>
+        <w:continuationSeparator/>
+      </w:r>
+    </w:p>
+  </w:endnote>
+</w:endnotes>
+</file>
+
+<file path=word/footer1.xml><?xml version="1.0" encoding="utf-8"?>
+<w:ftr xmlns:wpc="http://schemas.microsoft.com/office/word/2010/wordprocessingCanvas" xmlns:cx="http://schemas.microsoft.com/office/drawing/2014/chartex" xmlns:cx1="http://schemas.microsoft.com/office/drawing/2015/9/8/chartex" xmlns:cx2="http://schemas.microsoft.com/office/drawing/2015/10/21/chartex" xmlns:cx3="http://schemas.microsoft.com/office/drawing/2016/5/9/chartex" xmlns:cx4="http://schemas.microsoft.com/office/drawing/2016/5/10/chartex" xmlns:cx5="http://schemas.microsoft.com/office/drawing/2016/5/11/chartex" xmlns:cx6="http://schemas.microsoft.com/office/drawing/2016/5/12/chartex" xmlns:cx7="http://schemas.microsoft.com/office/drawing/2016/5/13/chartex" xmlns:cx8="http://schemas.microsoft.com/office/drawing/2016/5/14/chartex" xmlns:mc="http://schemas.openxmlformats.org/markup-compatibility/2006" xmlns:aink="http://schemas.microsoft.com/office/drawing/2016/ink" xmlns:am3d="http://schemas.microsoft.com/office/drawing/2017/model3d" xmlns:o="urn:schemas-microsoft-com:office:office" xmlns:r="http://schemas.openxmlformats.org/officeDocument/2006/relationships" xmlns:m="http://schemas.openxmlformats.org/officeDocument/2006/math" xmlns:v="urn:schemas-microsoft-com:vml" xmlns:wp14="http://schemas.microsoft.com/office/word/2010/wordprocessingDrawing" xmlns:wp="http://schemas.openxmlformats.org/drawingml/2006/wordprocessingDrawing" xmlns:w10="urn:schemas-microsoft-com:office:word" xmlns:w="http://schemas.openxmlformats.org/wordprocessingml/2006/main" xmlns:w14="http://schemas.microsoft.com/office/word/2010/wordml" xmlns:w15="http://schemas.microsoft.com/office/word/2012/wordml" xmlns:w16cid="http://schemas.microsoft.com/office/word/2016/wordml/cid" xmlns:w16se="http://schemas.microsoft.com/office/word/2015/wordml/symex" xmlns:wpg="http://schemas.microsoft.com/office/word/2010/wordprocessingGroup" xmlns:wpi="http://schemas.microsoft.com/office/word/2010/wordprocessingInk" xmlns:wne="http://schemas.microsoft.com/office/word/2006/wordml" xmlns:wps="http://schemas.microsoft.com/office/word/2010/wordprocessingShape" mc:Ignorable="w14 w15 w16se w16cid wp14">
+  <w:p>
+    <w:pPr>
+      <w:pStyle w:val="Piedepgina"/>
+    </w:pPr>
+    <w:r>
+      <w:rPr>
+        <w:noProof/>
+        <w:color w:val="4472C4" w:themeColor="accent1"/>
+      </w:rPr>
+      <mc:AlternateContent>
+        <mc:Choice Requires="wps">
+          <w:drawing>
+            <wp:anchor distT="0" distB="0" distL="114300" distR="114300" simplePos="0" relativeHeight="251659264" behindDoc="0" locked="0" layoutInCell="1" allowOverlap="1" wp14:anchorId="28D038BC" wp14:editId="571D560B">
+              <wp:simplePos x="0" y="0"/>
+              <wp:positionH relativeFrom="page">
+                <wp:align>center</wp:align>
+              </wp:positionH>
+              <wp:positionV relativeFrom="page">
+                <wp:align>center</wp:align>
+              </wp:positionV>
+              <wp:extent cx="7364730" cy="9528810"/>
+              <wp:effectExtent l="0" t="0" r="26670" b="26670"/>
+              <wp:wrapNone/>
+              <wp:docPr id="452" name="Rectángulo 452"/>
+              <wp:cNvGraphicFramePr/>
+              <a:graphic xmlns:a="http://schemas.openxmlformats.org/drawingml/2006/main">
+                <a:graphicData uri="http://schemas.microsoft.com/office/word/2010/wordprocessingShape">
+                  <wps:wsp>
+                    <wps:cNvSpPr/>
+                    <wps:spPr>
+                      <a:xfrm>
+                        <a:off x="0" y="0"/>
+                        <a:ext cx="7364730" cy="9528810"/>
+                      </a:xfrm>
+                      <a:prstGeom prst="rect">
+                        <a:avLst/>
+                      </a:prstGeom>
+                      <a:noFill/>
+                      <a:ln w="15875">
+                        <a:solidFill>
+                          <a:schemeClr val="bg2">
+                            <a:lumMod val="50000"/>
+                          </a:schemeClr>
+                        </a:solidFill>
+                      </a:ln>
+                    </wps:spPr>
+                    <wps:style>
+                      <a:lnRef idx="2">
+                        <a:schemeClr val="accent1">
+                          <a:shade val="50000"/>
+                        </a:schemeClr>
+                      </a:lnRef>
+                      <a:fillRef idx="1">
+                        <a:schemeClr val="accent1"/>
+                      </a:fillRef>
+                      <a:effectRef idx="0">
+                        <a:schemeClr val="accent1"/>
+                      </a:effectRef>
+                      <a:fontRef idx="minor">
+                        <a:schemeClr val="lt1"/>
+                      </a:fontRef>
+                    </wps:style>
+                    <wps:bodyPr rot="0" spcFirstLastPara="0" vertOverflow="overflow" horzOverflow="overflow" vert="horz" wrap="square" lIns="91440" tIns="45720" rIns="91440" bIns="45720" numCol="1" spcCol="0" rtlCol="0" fromWordArt="0" anchor="ctr" anchorCtr="0" forceAA="0" compatLnSpc="1">
+                      <a:prstTxWarp prst="textNoShape">
+                        <a:avLst/>
+                      </a:prstTxWarp>
+                      <a:noAutofit/>
+                    </wps:bodyPr>
+                  </wps:wsp>
+                </a:graphicData>
+              </a:graphic>
+              <wp14:sizeRelH relativeFrom="page">
+                <wp14:pctWidth>95000</wp14:pctWidth>
+              </wp14:sizeRelH>
+              <wp14:sizeRelV relativeFrom="page">
+                <wp14:pctHeight>95000</wp14:pctHeight>
+              </wp14:sizeRelV>
+            </wp:anchor>
+          </w:drawing>
+        </mc:Choice>
+        <mc:Fallback>
+          <w:pict>
+            <v:rect w14:anchorId="212225E3" id="Rectángulo 452" o:spid="_x0000_s1026" style="position:absolute;margin-left:0;margin-top:0;width:579.9pt;height:750.3pt;z-index:251659264;visibility:visible;mso-wrap-style:square;mso-width-percent:950;mso-height-percent:950;mso-wrap-distance-left:9pt;mso-wrap-distance-top:0;mso-wrap-distance-right:9pt;mso-wrap-distance-bottom:0;mso-position-horizontal:center;mso-position-horizontal-relative:page;mso-position-vertical:center;mso-position-vertical-relative:page;mso-width-percent:950;mso-height-percent:950;mso-width-relative:page;mso-height-relative:page;v-text-anchor:middle" o:gfxdata="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" filled="f" strokecolor="#747070 [1614]" strokeweight="1.25pt">
+              <w10:wrap anchorx="page" anchory="page"/>
+            </v:rect>
+          </w:pict>
+        </mc:Fallback>
+      </mc:AlternateContent>
+    </w:r>
+    <w:r>
+      <w:rPr>
+        <w:color w:val="4472C4" w:themeColor="accent1"/>
+        <w:lang w:val="es-ES"/>
+      </w:rPr>
+      <w:t xml:space="preserve"> </w:t>
+    </w:r>
+    <w:r>
+      <w:rPr>
+        <w:rFonts w:asciiTheme="majorHAnsi" w:eastAsiaTheme="majorEastAsia" w:hAnsiTheme="majorHAnsi" w:cstheme="majorBidi"/>
+        <w:color w:val="4472C4" w:themeColor="accent1"/>
+        <w:sz w:val="20"/>
+        <w:szCs w:val="20"/>
+        <w:lang w:val="es-ES"/>
+      </w:rPr>
+      <w:t xml:space="preserve">pág. </w:t>
+    </w:r>
+    <w:r>
+      <w:rPr>
+        <w:rFonts w:eastAsiaTheme="minorEastAsia"/>
+        <w:color w:val="4472C4" w:themeColor="accent1"/>
+        <w:sz w:val="20"/>
+        <w:szCs w:val="20"/>
+      </w:rPr>
+      <w:fldChar w:fldCharType="begin"/>
+    </w:r>
+    <w:r>
+      <w:rPr>
+        <w:color w:val="4472C4" w:themeColor="accent1"/>
+        <w:sz w:val="20"/>
+        <w:szCs w:val="20"/>
+      </w:rPr>
+      <w:instrText>PAGE    \* MERGEFORMAT</w:instrText>
+    </w:r>
+    <w:r>
+      <w:rPr>
+        <w:rFonts w:eastAsiaTheme="minorEastAsia"/>
+        <w:color w:val="4472C4" w:themeColor="accent1"/>
+        <w:sz w:val="20"/>
+        <w:szCs w:val="20"/>
+      </w:rPr>
+      <w:fldChar w:fldCharType="separate"/>
+    </w:r>
+    <w:r>
+      <w:rPr>
+        <w:rFonts w:asciiTheme="majorHAnsi" w:eastAsiaTheme="majorEastAsia" w:hAnsiTheme="majorHAnsi" w:cstheme="majorBidi"/>
+        <w:color w:val="4472C4" w:themeColor="accent1"/>
+        <w:sz w:val="20"/>
+        <w:szCs w:val="20"/>
+        <w:lang w:val="es-ES"/>
+      </w:rPr>
+      <w:t>2</w:t>
+    </w:r>
+    <w:r>
+      <w:rPr>
+        <w:rFonts w:asciiTheme="majorHAnsi" w:eastAsiaTheme="majorEastAsia" w:hAnsiTheme="majorHAnsi" w:cstheme="majorBidi"/>
+        <w:color w:val="4472C4" w:themeColor="accent1"/>
+        <w:sz w:val="20"/>
+        <w:szCs w:val="20"/>
+      </w:rPr>
+      <w:fldChar w:fldCharType="end"/>
+    </w:r>
+  </w:p>
+</w:ftr>
+</file>
+
+<file path=word/footnotes.xml><?xml version="1.0" encoding="utf-8"?>
+<w:footnotes xmlns:wpc="http://schemas.microsoft.com/office/word/2010/wordprocessingCanvas" xmlns:cx="http://schemas.microsoft.com/office/drawing/2014/chartex" xmlns:cx1="http://schemas.microsoft.com/office/drawing/2015/9/8/chartex" xmlns:cx2="http://schemas.microsoft.com/office/drawing/2015/10/21/chartex" xmlns:cx3="http://schemas.microsoft.com/office/drawing/2016/5/9/chartex" xmlns:cx4="http://schemas.microsoft.com/office/drawing/2016/5/10/chartex" xmlns:cx5="http://schemas.microsoft.com/office/drawing/2016/5/11/chartex" xmlns:cx6="http://schemas.microsoft.com/office/drawing/2016/5/12/chartex" xmlns:cx7="http://schemas.microsoft.com/office/drawing/2016/5/13/chartex" xmlns:cx8="http://schemas.microsoft.com/office/drawing/2016/5/14/chartex" xmlns:mc="http://schemas.openxmlformats.org/markup-compatibility/2006" xmlns:aink="http://schemas.microsoft.com/office/drawing/2016/ink" xmlns:am3d="http://schemas.microsoft.com/office/drawing/2017/model3d" xmlns:o="urn:schemas-microsoft-com:office:office" xmlns:r="http://schemas.openxmlformats.org/officeDocument/2006/relationships" xmlns:m="http://schemas.openxmlformats.org/officeDocument/2006/math" xmlns:v="urn:schemas-microsoft-com:vml" xmlns:wp14="http://schemas.microsoft.com/office/word/2010/wordprocessingDrawing" xmlns:wp="http://schemas.openxmlformats.org/drawingml/2006/wordprocessingDrawing" xmlns:w10="urn:schemas-microsoft-com:office:word" xmlns:w="http://schemas.openxmlformats.org/wordprocessingml/2006/main" xmlns:w14="http://schemas.microsoft.com/office/word/2010/wordml" xmlns:w15="http://schemas.microsoft.com/office/word/2012/wordml" xmlns:w16cid="http://schemas.microsoft.com/office/word/2016/wordml/cid" xmlns:w16se="http://schemas.microsoft.com/office/word/2015/wordml/symex" xmlns:wpg="http://schemas.microsoft.com/office/word/2010/wordprocessingGroup" xmlns:wpi="http://schemas.microsoft.com/office/word/2010/wordprocessingInk" xmlns:wne="http://schemas.microsoft.com/office/word/2006/wordml" xmlns:wps="http://schemas.microsoft.com/office/word/2010/wordprocessingShape" mc:Ignorable="w14 w15 w16se w16cid wp14">
+  <w:footnote w:type="separator" w:id="-1">
+    <w:p>
+      <w:pPr>
+        <w:spacing w:after="0" w:line="240" w:lineRule="auto"/>
+      </w:pPr>
+      <w:r>
+        <w:separator/>
+      </w:r>
+    </w:p>
+  </w:footnote>
+  <w:footnote w:type="continuationSeparator" w:id="0">
+    <w:p>
+      <w:pPr>
+        <w:spacing w:after="0" w:line="240" w:lineRule="auto"/>
+      </w:pPr>
+      <w:r>
+        <w:continuationSeparator/>
+      </w:r>
+    </w:p>
+  </w:footnote>
+</w:footnotes>
+</file>
+
+<file path=word/header1.xml><?xml version="1.0" encoding="utf-8"?>
+<w:hdr xmlns:wpc="http://schemas.microsoft.com/office/word/2010/wordprocessingCanvas" xmlns:cx="http://schemas.microsoft.com/office/drawing/2014/chartex" xmlns:cx1="http://schemas.microsoft.com/office/drawing/2015/9/8/chartex" xmlns:cx2="http://schemas.microsoft.com/office/drawing/2015/10/21/chartex" xmlns:cx3="http://schemas.microsoft.com/office/drawing/2016/5/9/chartex" xmlns:cx4="http://schemas.microsoft.com/office/drawing/2016/5/10/chartex" xmlns:cx5="http://schemas.microsoft.com/office/drawing/2016/5/11/chartex" xmlns:cx6="http://schemas.microsoft.com/office/drawing/2016/5/12/chartex" xmlns:cx7="http://schemas.microsoft.com/office/drawing/2016/5/13/chartex" xmlns:cx8="http://schemas.microsoft.com/office/drawing/2016/5/14/chartex" xmlns:mc="http://schemas.openxmlformats.org/markup-compatibility/2006" xmlns:aink="http://schemas.microsoft.com/office/drawing/2016/ink" xmlns:am3d="http://schemas.microsoft.com/office/drawing/2017/model3d" xmlns:o="urn:schemas-microsoft-com:office:office" xmlns:r="http://schemas.openxmlformats.org/officeDocument/2006/relationships" xmlns:m="http://schemas.openxmlformats.org/officeDocument/2006/math" xmlns:v="urn:schemas-microsoft-com:vml" xmlns:wp14="http://schemas.microsoft.com/office/word/2010/wordprocessingDrawing" xmlns:wp="http://schemas.openxmlformats.org/drawingml/2006/wordprocessingDrawing" xmlns:w10="urn:schemas-microsoft-com:office:word" xmlns:w="http://schemas.openxmlformats.org/wordprocessingml/2006/main" xmlns:w14="http://schemas.microsoft.com/office/word/2010/wordml" xmlns:w15="http://schemas.microsoft.com/office/word/2012/wordml" xmlns:w16cid="http://schemas.microsoft.com/office/word/2016/wordml/cid" xmlns:w16se="http://schemas.microsoft.com/office/word/2015/wordml/symex" xmlns:wpg="http://schemas.microsoft.com/office/word/2010/wordprocessingGroup" xmlns:wpi="http://schemas.microsoft.com/office/word/2010/wordprocessingInk" xmlns:wne="http://schemas.microsoft.com/office/word/2006/wordml" xmlns:wps="http://schemas.microsoft.com/office/word/2010/wordprocessingShape" mc:Ignorable="w14 w15 w16se w16cid wp14">
+  <w:p>
+    <w:pPr>
+      <w:pStyle w:val="Encabezado"/>
+    </w:pPr>
+    <w:r>
+      <w:rPr>
+        <w:noProof/>
+      </w:rPr>
+      <w:drawing>
+        <wp:inline distT="0" distB="0" distL="0" distR="0" wp14:anchorId="61DC259A" wp14:editId="3DAC6A98">
+          <wp:extent cx="590550" cy="587925"/>
+          <wp:effectExtent l="0" t="0" r="0" b="3175"/>
+          <wp:docPr id="2" name="Imagen 2"/>
+          <wp:cNvGraphicFramePr>
+            <a:graphicFrameLocks xmlns:a="http://schemas.openxmlformats.org/drawingml/2006/main" noChangeAspect="1"/>
+          </wp:cNvGraphicFramePr>
+          <a:graphic xmlns:a="http://schemas.openxmlformats.org/drawingml/2006/main">
+            <a:graphicData uri="http://schemas.openxmlformats.org/drawingml/2006/picture">
+              <pic:pic xmlns:pic="http://schemas.openxmlformats.org/drawingml/2006/picture">
+                <pic:nvPicPr>
+                  <pic:cNvPr id="2" name="images.png"/>
+                  <pic:cNvPicPr/>
+                </pic:nvPicPr>
+                <pic:blipFill>
+                  <a:blip r:embed="rId1">
+                    <a:extLst>
+                      <a:ext uri="{28A0092B-C50C-407E-A947-70E740481C1C}">
+                        <a14:useLocalDpi xmlns:a14="http://schemas.microsoft.com/office/drawing/2010/main" val="0"/>
+                      </a:ext>
+                    </a:extLst>
+                  </a:blip>
+                  <a:stretch>
+                    <a:fillRect/>
+                  </a:stretch>
+                </pic:blipFill>
+                <pic:spPr>
+                  <a:xfrm>
+                    <a:off x="0" y="0"/>
+                    <a:ext cx="605097" cy="602408"/>
+                  </a:xfrm>
+                  <a:prstGeom prst="rect">
+                    <a:avLst/>
+                  </a:prstGeom>
+                </pic:spPr>
+              </pic:pic>
+            </a:graphicData>
+          </a:graphic>
+        </wp:inline>
+      </w:drawing>
+    </w:r>
+    <w:r>
+      <w:rPr>
+        <w:b/>
+      </w:rPr>
+      <w:t>EEST Nº1</w:t>
+    </w:r>
+  </w:p>
+  <w:p>
+    <w:pPr>
+      <w:pStyle w:val="Encabezado"/>
+    </w:pPr>
+  </w:p>
+</w:hdr>
+</file>
+
 <file path=word/numbering.xml><?xml version="1.0" encoding="utf-8"?>
-<w:numbering xmlns:wpc="http://schemas.microsoft.com/office/word/2010/wordprocessingCanvas" xmlns:cx="http://schemas.microsoft.com/office/drawing/2014/chartex" xmlns:cx1="http://schemas.microsoft.com/office/drawing/2015/9/8/chartex" xmlns:cx2="http://schemas.microsoft.com/office/drawing/2015/10/21/chartex" xmlns:cx3="http://schemas.microsoft.com/office/drawing/2016/5/9/chartex" xmlns:cx4="http://schemas.microsoft.com/office/drawing/2016/5/10/chartex" xmlns:cx5="http://schemas.microsoft.com/office/drawing/2016/5/11/chartex" xmlns:cx6="http://schemas.microsoft.com/office/drawing/2016/5/12/chartex" xmlns:cx7="http://schemas.microsoft.com/office/drawing/2016/5/13/chartex" xmlns:cx8="http://schemas.microsoft.com/office/drawing/2016/5/14/chartex" xmlns:mc="http://schemas.openxmlformats.org/markup-compatibility/2006" xmlns:aink="http://schemas.microsoft.com/office/drawing/2016/ink" xmlns:am3d="http://schemas.microsoft.com/office/drawing/2017/model3d" xmlns:o="urn:schemas-microsoft-com:office:office" xmlns:oel="http://schemas.microsoft.com/office/2019/extlst" xmlns:r="http://schemas.openxmlformats.org/officeDocument/2006/relationships" xmlns:m="http://schemas.openxmlformats.org/officeDocument/2006/math" xmlns:v="urn:schemas-microsoft-com:vml" xmlns:wp14="http://schemas.microsoft.com/office/word/2010/wordprocessingDrawing" xmlns:wp="http://schemas.openxmlformats.org/drawingml/2006/wordprocessingDrawing" xmlns:w10="urn:schemas-microsoft-com:office:word" xmlns:w="http://schemas.openxmlformats.org/wordprocessingml/2006/main" xmlns:w14="http://schemas.microsoft.com/office/word/2010/wordml" xmlns:w15="http://schemas.microsoft.com/office/word/2012/wordml" xmlns:w16cex="http://schemas.microsoft.com/office/word/2018/wordml/cex" xmlns:w16cid="http://schemas.microsoft.com/office/word/2016/wordml/cid" xmlns:w16="http://schemas.microsoft.com/office/word/2018/wordml" xmlns:w16du="http://schemas.microsoft.com/office/word/2023/wordml/word16du" xmlns:w16sdtdh="http://schemas.microsoft.com/office/word/2020/wordml/sdtdatahash" xmlns:w16sdtfl="http://schemas.microsoft.com/office/word/2024/wordml/sdtformatlock" xmlns:w16se="http://schemas.microsoft.com/office/word/2015/wordml/symex" xmlns:wpg="http://schemas.microsoft.com/office/word/2010/wordprocessingGroup" xmlns:wpi="http://schemas.microsoft.com/office/word/2010/wordprocessingInk" xmlns:wne="http://schemas.microsoft.com/office/word/2006/wordml" xmlns:wps="http://schemas.microsoft.com/office/word/2010/wordprocessingShape" mc:Ignorable="w14 w15 w16se w16cid w16 w16cex w16sdtdh w16sdtfl w16du wp14">
+<w:numbering xmlns:wpc="http://schemas.microsoft.com/office/word/2010/wordprocessingCanvas" xmlns:cx="http://schemas.microsoft.com/office/drawing/2014/chartex" xmlns:cx1="http://schemas.microsoft.com/office/drawing/2015/9/8/chartex" xmlns:cx2="http://schemas.microsoft.com/office/drawing/2015/10/21/chartex" xmlns:cx3="http://schemas.microsoft.com/office/drawing/2016/5/9/chartex" xmlns:cx4="http://schemas.microsoft.com/office/drawing/2016/5/10/chartex" xmlns:cx5="http://schemas.microsoft.com/office/drawing/2016/5/11/chartex" xmlns:cx6="http://schemas.microsoft.com/office/drawing/2016/5/12/chartex" xmlns:cx7="http://schemas.microsoft.com/office/drawing/2016/5/13/chartex" xmlns:cx8="http://schemas.microsoft.com/office/drawing/2016/5/14/chartex" xmlns:mc="http://schemas.openxmlformats.org/markup-compatibility/2006" xmlns:aink="http://schemas.microsoft.com/office/drawing/2016/ink" xmlns:am3d="http://schemas.microsoft.com/office/drawing/2017/model3d" xmlns:o="urn:schemas-microsoft-com:office:office" xmlns:r="http://schemas.openxmlformats.org/officeDocument/2006/relationships" xmlns:m="http://schemas.openxmlformats.org/officeDocument/2006/math" xmlns:v="urn:schemas-microsoft-com:vml" xmlns:wp14="http://schemas.microsoft.com/office/word/2010/wordprocessingDrawing" xmlns:wp="http://schemas.openxmlformats.org/drawingml/2006/wordprocessingDrawing" xmlns:w10="urn:schemas-microsoft-com:office:word" xmlns:w="http://schemas.openxmlformats.org/wordprocessingml/2006/main" xmlns:w14="http://schemas.microsoft.com/office/word/2010/wordml" xmlns:w15="http://schemas.microsoft.com/office/word/2012/wordml" xmlns:w16cid="http://schemas.microsoft.com/office/word/2016/wordml/cid" xmlns:w16se="http://schemas.microsoft.com/office/word/2015/wordml/symex" xmlns:wpg="http://schemas.microsoft.com/office/word/2010/wordprocessingGroup" xmlns:wpi="http://schemas.microsoft.com/office/word/2010/wordprocessingInk" xmlns:wne="http://schemas.microsoft.com/office/word/2006/wordml" xmlns:wps="http://schemas.microsoft.com/office/word/2010/wordprocessingShape" mc:Ignorable="w14 w15 w16se w16cid wp14">
   <w:abstractNum w:abstractNumId="0" w15:restartNumberingAfterBreak="0">
+    <w:nsid w:val="14814DC7"/>
+    <w:multiLevelType w:val="multilevel"/>
+    <w:tmpl w:val="097E7DDC"/>
+    <w:lvl w:ilvl="0">
+      <w:start w:val="1"/>
+      <w:numFmt w:val="bullet"/>
+      <w:lvlText w:val=""/>
+      <w:lvlJc w:val="left"/>
+      <w:pPr>
+        <w:tabs>
+          <w:tab w:val="num" w:pos="720"/>
+        </w:tabs>
+        <w:ind w:left="720" w:hanging="360"/>
+      </w:pPr>
+      <w:rPr>
+        <w:rFonts w:ascii="Symbol" w:hAnsi="Symbol" w:hint="default"/>
+        <w:sz w:val="20"/>
+      </w:rPr>
+    </w:lvl>
+    <w:lvl w:ilvl="1" w:tentative="1">
+      <w:start w:val="1"/>
+      <w:numFmt w:val="bullet"/>
+      <w:lvlText w:val="o"/>
+      <w:lvlJc w:val="left"/>
+      <w:pPr>
+        <w:tabs>
+          <w:tab w:val="num" w:pos="1440"/>
+        </w:tabs>
+        <w:ind w:left="1440" w:hanging="360"/>
+      </w:pPr>
+      <w:rPr>
+        <w:rFonts w:ascii="Courier New" w:hAnsi="Courier New" w:hint="default"/>
+        <w:sz w:val="20"/>
+      </w:rPr>
+    </w:lvl>
+    <w:lvl w:ilvl="2" w:tentative="1">
+      <w:start w:val="1"/>
+      <w:numFmt w:val="bullet"/>
+      <w:lvlText w:val=""/>
+      <w:lvlJc w:val="left"/>
+      <w:pPr>
+        <w:tabs>
+          <w:tab w:val="num" w:pos="2160"/>
+        </w:tabs>
+        <w:ind w:left="2160" w:hanging="360"/>
+      </w:pPr>
+      <w:rPr>
+        <w:rFonts w:ascii="Wingdings" w:hAnsi="Wingdings" w:hint="default"/>
+        <w:sz w:val="20"/>
+      </w:rPr>
+    </w:lvl>
+    <w:lvl w:ilvl="3" w:tentative="1">
+      <w:start w:val="1"/>
+      <w:numFmt w:val="bullet"/>
+      <w:lvlText w:val=""/>
+      <w:lvlJc w:val="left"/>
+      <w:pPr>
+        <w:tabs>
+          <w:tab w:val="num" w:pos="2880"/>
+        </w:tabs>
+        <w:ind w:left="2880" w:hanging="360"/>
+      </w:pPr>
+      <w:rPr>
+        <w:rFonts w:ascii="Wingdings" w:hAnsi="Wingdings" w:hint="default"/>
+        <w:sz w:val="20"/>
+      </w:rPr>
+    </w:lvl>
+    <w:lvl w:ilvl="4" w:tentative="1">
+      <w:start w:val="1"/>
+      <w:numFmt w:val="bullet"/>
+      <w:lvlText w:val=""/>
+      <w:lvlJc w:val="left"/>
+      <w:pPr>
+        <w:tabs>
+          <w:tab w:val="num" w:pos="3600"/>
+        </w:tabs>
+        <w:ind w:left="3600" w:hanging="360"/>
+      </w:pPr>
+      <w:rPr>
+        <w:rFonts w:ascii="Wingdings" w:hAnsi="Wingdings" w:hint="default"/>
+        <w:sz w:val="20"/>
+      </w:rPr>
+    </w:lvl>
+    <w:lvl w:ilvl="5" w:tentative="1">
+      <w:start w:val="1"/>
+      <w:numFmt w:val="bullet"/>
+      <w:lvlText w:val=""/>
+      <w:lvlJc w:val="left"/>
+      <w:pPr>
+        <w:tabs>
+          <w:tab w:val="num" w:pos="4320"/>
+        </w:tabs>
+        <w:ind w:left="4320" w:hanging="360"/>
+      </w:pPr>
+      <w:rPr>
+        <w:rFonts w:ascii="Wingdings" w:hAnsi="Wingdings" w:hint="default"/>
+        <w:sz w:val="20"/>
+      </w:rPr>
+    </w:lvl>
+    <w:lvl w:ilvl="6" w:tentative="1">
+      <w:start w:val="1"/>
+      <w:numFmt w:val="bullet"/>
+      <w:lvlText w:val=""/>
+      <w:lvlJc w:val="left"/>
+      <w:pPr>
+        <w:tabs>
+          <w:tab w:val="num" w:pos="5040"/>
+        </w:tabs>
+        <w:ind w:left="5040" w:hanging="360"/>
+      </w:pPr>
+      <w:rPr>
+        <w:rFonts w:ascii="Wingdings" w:hAnsi="Wingdings" w:hint="default"/>
+        <w:sz w:val="20"/>
+      </w:rPr>
+    </w:lvl>
+    <w:lvl w:ilvl="7" w:tentative="1">
+      <w:start w:val="1"/>
+      <w:numFmt w:val="bullet"/>
+      <w:lvlText w:val=""/>
+      <w:lvlJc w:val="left"/>
+      <w:pPr>
+        <w:tabs>
+          <w:tab w:val="num" w:pos="5760"/>
+        </w:tabs>
+        <w:ind w:left="5760" w:hanging="360"/>
+      </w:pPr>
+      <w:rPr>
+        <w:rFonts w:ascii="Wingdings" w:hAnsi="Wingdings" w:hint="default"/>
+        <w:sz w:val="20"/>
+      </w:rPr>
+    </w:lvl>
+    <w:lvl w:ilvl="8" w:tentative="1">
+      <w:start w:val="1"/>
+      <w:numFmt w:val="bullet"/>
+      <w:lvlText w:val=""/>
+      <w:lvlJc w:val="left"/>
+      <w:pPr>
+        <w:tabs>
+          <w:tab w:val="num" w:pos="6480"/>
+        </w:tabs>
+        <w:ind w:left="6480" w:hanging="360"/>
+      </w:pPr>
+      <w:rPr>
+        <w:rFonts w:ascii="Wingdings" w:hAnsi="Wingdings" w:hint="default"/>
+        <w:sz w:val="20"/>
+      </w:rPr>
+    </w:lvl>
+  </w:abstractNum>
+  <w:abstractNum w:abstractNumId="1" w15:restartNumberingAfterBreak="0">
+    <w:nsid w:val="4812112E"/>
+    <w:multiLevelType w:val="multilevel"/>
+    <w:tmpl w:val="84148F0E"/>
+    <w:lvl w:ilvl="0">
+      <w:start w:val="1"/>
+      <w:numFmt w:val="bullet"/>
+      <w:lvlText w:val=""/>
+      <w:lvlJc w:val="left"/>
+      <w:pPr>
+        <w:tabs>
+          <w:tab w:val="num" w:pos="720"/>
+        </w:tabs>
+        <w:ind w:left="720" w:hanging="360"/>
+      </w:pPr>
+      <w:rPr>
+        <w:rFonts w:ascii="Symbol" w:hAnsi="Symbol" w:hint="default"/>
+        <w:sz w:val="20"/>
+      </w:rPr>
+    </w:lvl>
+    <w:lvl w:ilvl="1" w:tentative="1">
+      <w:start w:val="1"/>
+      <w:numFmt w:val="bullet"/>
+      <w:lvlText w:val="o"/>
+      <w:lvlJc w:val="left"/>
+      <w:pPr>
+        <w:tabs>
+          <w:tab w:val="num" w:pos="1440"/>
+        </w:tabs>
+        <w:ind w:left="1440" w:hanging="360"/>
+      </w:pPr>
+      <w:rPr>
+        <w:rFonts w:ascii="Courier New" w:hAnsi="Courier New" w:hint="default"/>
+        <w:sz w:val="20"/>
+      </w:rPr>
+    </w:lvl>
+    <w:lvl w:ilvl="2" w:tentative="1">
+      <w:start w:val="1"/>
+      <w:numFmt w:val="bullet"/>
+      <w:lvlText w:val=""/>
+      <w:lvlJc w:val="left"/>
+      <w:pPr>
+        <w:tabs>
+          <w:tab w:val="num" w:pos="2160"/>
+        </w:tabs>
+        <w:ind w:left="2160" w:hanging="360"/>
+      </w:pPr>
+      <w:rPr>
+        <w:rFonts w:ascii="Wingdings" w:hAnsi="Wingdings" w:hint="default"/>
+        <w:sz w:val="20"/>
+      </w:rPr>
+    </w:lvl>
+    <w:lvl w:ilvl="3" w:tentative="1">
+      <w:start w:val="1"/>
+      <w:numFmt w:val="bullet"/>
+      <w:lvlText w:val=""/>
+      <w:lvlJc w:val="left"/>
+      <w:pPr>
+        <w:tabs>
+          <w:tab w:val="num" w:pos="2880"/>
+        </w:tabs>
+        <w:ind w:left="2880" w:hanging="360"/>
+      </w:pPr>
+      <w:rPr>
+        <w:rFonts w:ascii="Wingdings" w:hAnsi="Wingdings" w:hint="default"/>
+        <w:sz w:val="20"/>
+      </w:rPr>
+    </w:lvl>
+    <w:lvl w:ilvl="4" w:tentative="1">
+      <w:start w:val="1"/>
+      <w:numFmt w:val="bullet"/>
+      <w:lvlText w:val=""/>
+      <w:lvlJc w:val="left"/>
+      <w:pPr>
+        <w:tabs>
+          <w:tab w:val="num" w:pos="3600"/>
+        </w:tabs>
+        <w:ind w:left="3600" w:hanging="360"/>
+      </w:pPr>
+      <w:rPr>
+        <w:rFonts w:ascii="Wingdings" w:hAnsi="Wingdings" w:hint="default"/>
+        <w:sz w:val="20"/>
+      </w:rPr>
+    </w:lvl>
+    <w:lvl w:ilvl="5" w:tentative="1">
+      <w:start w:val="1"/>
+      <w:numFmt w:val="bullet"/>
+      <w:lvlText w:val=""/>
+      <w:lvlJc w:val="left"/>
+      <w:pPr>
+        <w:tabs>
+          <w:tab w:val="num" w:pos="4320"/>
+        </w:tabs>
+        <w:ind w:left="4320" w:hanging="360"/>
+      </w:pPr>
+      <w:rPr>
+        <w:rFonts w:ascii="Wingdings" w:hAnsi="Wingdings" w:hint="default"/>
+        <w:sz w:val="20"/>
+      </w:rPr>
+    </w:lvl>
+    <w:lvl w:ilvl="6" w:tentative="1">
+      <w:start w:val="1"/>
+      <w:numFmt w:val="bullet"/>
+      <w:lvlText w:val=""/>
+      <w:lvlJc w:val="left"/>
+      <w:pPr>
+        <w:tabs>
+          <w:tab w:val="num" w:pos="5040"/>
+        </w:tabs>
+        <w:ind w:left="5040" w:hanging="360"/>
+      </w:pPr>
+      <w:rPr>
+        <w:rFonts w:ascii="Wingdings" w:hAnsi="Wingdings" w:hint="default"/>
+        <w:sz w:val="20"/>
+      </w:rPr>
+    </w:lvl>
+    <w:lvl w:ilvl="7" w:tentative="1">
+      <w:start w:val="1"/>
+      <w:numFmt w:val="bullet"/>
+      <w:lvlText w:val=""/>
+      <w:lvlJc w:val="left"/>
+      <w:pPr>
+        <w:tabs>
+          <w:tab w:val="num" w:pos="5760"/>
+        </w:tabs>
+        <w:ind w:left="5760" w:hanging="360"/>
+      </w:pPr>
+      <w:rPr>
+        <w:rFonts w:ascii="Wingdings" w:hAnsi="Wingdings" w:hint="default"/>
+        <w:sz w:val="20"/>
+      </w:rPr>
+    </w:lvl>
+    <w:lvl w:ilvl="8" w:tentative="1">
+      <w:start w:val="1"/>
+      <w:numFmt w:val="bullet"/>
+      <w:lvlText w:val=""/>
+      <w:lvlJc w:val="left"/>
+      <w:pPr>
+        <w:tabs>
+          <w:tab w:val="num" w:pos="6480"/>
+        </w:tabs>
+        <w:ind w:left="6480" w:hanging="360"/>
+      </w:pPr>
+      <w:rPr>
+        <w:rFonts w:ascii="Wingdings" w:hAnsi="Wingdings" w:hint="default"/>
+        <w:sz w:val="20"/>
+      </w:rPr>
+    </w:lvl>
+  </w:abstractNum>
+  <w:abstractNum w:abstractNumId="2" w15:restartNumberingAfterBreak="0">
     <w:nsid w:val="482449F6"/>
     <w:multiLevelType w:val="hybridMultilevel"/>
     <w:tmpl w:val="405C6BE6"/>
@@ -867,7 +2091,156 @@
       </w:rPr>
     </w:lvl>
   </w:abstractNum>
-  <w:abstractNum w:abstractNumId="1" w15:restartNumberingAfterBreak="0">
+  <w:abstractNum w:abstractNumId="3" w15:restartNumberingAfterBreak="0">
+    <w:nsid w:val="541026FD"/>
+    <w:multiLevelType w:val="multilevel"/>
+    <w:tmpl w:val="CF64C614"/>
+    <w:lvl w:ilvl="0">
+      <w:start w:val="1"/>
+      <w:numFmt w:val="bullet"/>
+      <w:lvlText w:val=""/>
+      <w:lvlJc w:val="left"/>
+      <w:pPr>
+        <w:tabs>
+          <w:tab w:val="num" w:pos="720"/>
+        </w:tabs>
+        <w:ind w:left="720" w:hanging="360"/>
+      </w:pPr>
+      <w:rPr>
+        <w:rFonts w:ascii="Symbol" w:hAnsi="Symbol" w:hint="default"/>
+        <w:sz w:val="20"/>
+      </w:rPr>
+    </w:lvl>
+    <w:lvl w:ilvl="1" w:tentative="1">
+      <w:start w:val="1"/>
+      <w:numFmt w:val="bullet"/>
+      <w:lvlText w:val="o"/>
+      <w:lvlJc w:val="left"/>
+      <w:pPr>
+        <w:tabs>
+          <w:tab w:val="num" w:pos="1440"/>
+        </w:tabs>
+        <w:ind w:left="1440" w:hanging="360"/>
+      </w:pPr>
+      <w:rPr>
+        <w:rFonts w:ascii="Courier New" w:hAnsi="Courier New" w:hint="default"/>
+        <w:sz w:val="20"/>
+      </w:rPr>
+    </w:lvl>
+    <w:lvl w:ilvl="2" w:tentative="1">
+      <w:start w:val="1"/>
+      <w:numFmt w:val="bullet"/>
+      <w:lvlText w:val=""/>
+      <w:lvlJc w:val="left"/>
+      <w:pPr>
+        <w:tabs>
+          <w:tab w:val="num" w:pos="2160"/>
+        </w:tabs>
+        <w:ind w:left="2160" w:hanging="360"/>
+      </w:pPr>
+      <w:rPr>
+        <w:rFonts w:ascii="Wingdings" w:hAnsi="Wingdings" w:hint="default"/>
+        <w:sz w:val="20"/>
+      </w:rPr>
+    </w:lvl>
+    <w:lvl w:ilvl="3" w:tentative="1">
+      <w:start w:val="1"/>
+      <w:numFmt w:val="bullet"/>
+      <w:lvlText w:val=""/>
+      <w:lvlJc w:val="left"/>
+      <w:pPr>
+        <w:tabs>
+          <w:tab w:val="num" w:pos="2880"/>
+        </w:tabs>
+        <w:ind w:left="2880" w:hanging="360"/>
+      </w:pPr>
+      <w:rPr>
+        <w:rFonts w:ascii="Wingdings" w:hAnsi="Wingdings" w:hint="default"/>
+        <w:sz w:val="20"/>
+      </w:rPr>
+    </w:lvl>
+    <w:lvl w:ilvl="4" w:tentative="1">
+      <w:start w:val="1"/>
+      <w:numFmt w:val="bullet"/>
+      <w:lvlText w:val=""/>
+      <w:lvlJc w:val="left"/>
+      <w:pPr>
+        <w:tabs>
+          <w:tab w:val="num" w:pos="3600"/>
+        </w:tabs>
+        <w:ind w:left="3600" w:hanging="360"/>
+      </w:pPr>
+      <w:rPr>
+        <w:rFonts w:ascii="Wingdings" w:hAnsi="Wingdings" w:hint="default"/>
+        <w:sz w:val="20"/>
+      </w:rPr>
+    </w:lvl>
+    <w:lvl w:ilvl="5" w:tentative="1">
+      <w:start w:val="1"/>
+      <w:numFmt w:val="bullet"/>
+      <w:lvlText w:val=""/>
+      <w:lvlJc w:val="left"/>
+      <w:pPr>
+        <w:tabs>
+          <w:tab w:val="num" w:pos="4320"/>
+        </w:tabs>
+        <w:ind w:left="4320" w:hanging="360"/>
+      </w:pPr>
+      <w:rPr>
+        <w:rFonts w:ascii="Wingdings" w:hAnsi="Wingdings" w:hint="default"/>
+        <w:sz w:val="20"/>
+      </w:rPr>
+    </w:lvl>
+    <w:lvl w:ilvl="6" w:tentative="1">
+      <w:start w:val="1"/>
+      <w:numFmt w:val="bullet"/>
+      <w:lvlText w:val=""/>
+      <w:lvlJc w:val="left"/>
+      <w:pPr>
+        <w:tabs>
+          <w:tab w:val="num" w:pos="5040"/>
+        </w:tabs>
+        <w:ind w:left="5040" w:hanging="360"/>
+      </w:pPr>
+      <w:rPr>
+        <w:rFonts w:ascii="Wingdings" w:hAnsi="Wingdings" w:hint="default"/>
+        <w:sz w:val="20"/>
+      </w:rPr>
+    </w:lvl>
+    <w:lvl w:ilvl="7" w:tentative="1">
+      <w:start w:val="1"/>
+      <w:numFmt w:val="bullet"/>
+      <w:lvlText w:val=""/>
+      <w:lvlJc w:val="left"/>
+      <w:pPr>
+        <w:tabs>
+          <w:tab w:val="num" w:pos="5760"/>
+        </w:tabs>
+        <w:ind w:left="5760" w:hanging="360"/>
+      </w:pPr>
+      <w:rPr>
+        <w:rFonts w:ascii="Wingdings" w:hAnsi="Wingdings" w:hint="default"/>
+        <w:sz w:val="20"/>
+      </w:rPr>
+    </w:lvl>
+    <w:lvl w:ilvl="8" w:tentative="1">
+      <w:start w:val="1"/>
+      <w:numFmt w:val="bullet"/>
+      <w:lvlText w:val=""/>
+      <w:lvlJc w:val="left"/>
+      <w:pPr>
+        <w:tabs>
+          <w:tab w:val="num" w:pos="6480"/>
+        </w:tabs>
+        <w:ind w:left="6480" w:hanging="360"/>
+      </w:pPr>
+      <w:rPr>
+        <w:rFonts w:ascii="Wingdings" w:hAnsi="Wingdings" w:hint="default"/>
+        <w:sz w:val="20"/>
+      </w:rPr>
+    </w:lvl>
+  </w:abstractNum>
+  <w:abstractNum w:abstractNumId="4" w15:restartNumberingAfterBreak="0">
     <w:nsid w:val="5B19294E"/>
     <w:multiLevelType w:val="hybridMultilevel"/>
     <w:tmpl w:val="7A30242E"/>
@@ -980,17 +2353,178 @@
       </w:rPr>
     </w:lvl>
   </w:abstractNum>
-  <w:num w:numId="1" w16cid:durableId="227301213">
+  <w:abstractNum w:abstractNumId="5" w15:restartNumberingAfterBreak="0">
+    <w:nsid w:val="74B75F93"/>
+    <w:multiLevelType w:val="multilevel"/>
+    <w:tmpl w:val="8BF00978"/>
+    <w:lvl w:ilvl="0">
+      <w:start w:val="1"/>
+      <w:numFmt w:val="bullet"/>
+      <w:lvlText w:val=""/>
+      <w:lvlJc w:val="left"/>
+      <w:pPr>
+        <w:tabs>
+          <w:tab w:val="num" w:pos="720"/>
+        </w:tabs>
+        <w:ind w:left="720" w:hanging="360"/>
+      </w:pPr>
+      <w:rPr>
+        <w:rFonts w:ascii="Symbol" w:hAnsi="Symbol" w:hint="default"/>
+        <w:sz w:val="20"/>
+      </w:rPr>
+    </w:lvl>
+    <w:lvl w:ilvl="1" w:tentative="1">
+      <w:start w:val="1"/>
+      <w:numFmt w:val="bullet"/>
+      <w:lvlText w:val="o"/>
+      <w:lvlJc w:val="left"/>
+      <w:pPr>
+        <w:tabs>
+          <w:tab w:val="num" w:pos="1440"/>
+        </w:tabs>
+        <w:ind w:left="1440" w:hanging="360"/>
+      </w:pPr>
+      <w:rPr>
+        <w:rFonts w:ascii="Courier New" w:hAnsi="Courier New" w:hint="default"/>
+        <w:sz w:val="20"/>
+      </w:rPr>
+    </w:lvl>
+    <w:lvl w:ilvl="2" w:tentative="1">
+      <w:start w:val="1"/>
+      <w:numFmt w:val="bullet"/>
+      <w:lvlText w:val=""/>
+      <w:lvlJc w:val="left"/>
+      <w:pPr>
+        <w:tabs>
+          <w:tab w:val="num" w:pos="2160"/>
+        </w:tabs>
+        <w:ind w:left="2160" w:hanging="360"/>
+      </w:pPr>
+      <w:rPr>
+        <w:rFonts w:ascii="Wingdings" w:hAnsi="Wingdings" w:hint="default"/>
+        <w:sz w:val="20"/>
+      </w:rPr>
+    </w:lvl>
+    <w:lvl w:ilvl="3" w:tentative="1">
+      <w:start w:val="1"/>
+      <w:numFmt w:val="bullet"/>
+      <w:lvlText w:val=""/>
+      <w:lvlJc w:val="left"/>
+      <w:pPr>
+        <w:tabs>
+          <w:tab w:val="num" w:pos="2880"/>
+        </w:tabs>
+        <w:ind w:left="2880" w:hanging="360"/>
+      </w:pPr>
+      <w:rPr>
+        <w:rFonts w:ascii="Wingdings" w:hAnsi="Wingdings" w:hint="default"/>
+        <w:sz w:val="20"/>
+      </w:rPr>
+    </w:lvl>
+    <w:lvl w:ilvl="4" w:tentative="1">
+      <w:start w:val="1"/>
+      <w:numFmt w:val="bullet"/>
+      <w:lvlText w:val=""/>
+      <w:lvlJc w:val="left"/>
+      <w:pPr>
+        <w:tabs>
+          <w:tab w:val="num" w:pos="3600"/>
+        </w:tabs>
+        <w:ind w:left="3600" w:hanging="360"/>
+      </w:pPr>
+      <w:rPr>
+        <w:rFonts w:ascii="Wingdings" w:hAnsi="Wingdings" w:hint="default"/>
+        <w:sz w:val="20"/>
+      </w:rPr>
+    </w:lvl>
+    <w:lvl w:ilvl="5" w:tentative="1">
+      <w:start w:val="1"/>
+      <w:numFmt w:val="bullet"/>
+      <w:lvlText w:val=""/>
+      <w:lvlJc w:val="left"/>
+      <w:pPr>
+        <w:tabs>
+          <w:tab w:val="num" w:pos="4320"/>
+        </w:tabs>
+        <w:ind w:left="4320" w:hanging="360"/>
+      </w:pPr>
+      <w:rPr>
+        <w:rFonts w:ascii="Wingdings" w:hAnsi="Wingdings" w:hint="default"/>
+        <w:sz w:val="20"/>
+      </w:rPr>
+    </w:lvl>
+    <w:lvl w:ilvl="6" w:tentative="1">
+      <w:start w:val="1"/>
+      <w:numFmt w:val="bullet"/>
+      <w:lvlText w:val=""/>
+      <w:lvlJc w:val="left"/>
+      <w:pPr>
+        <w:tabs>
+          <w:tab w:val="num" w:pos="5040"/>
+        </w:tabs>
+        <w:ind w:left="5040" w:hanging="360"/>
+      </w:pPr>
+      <w:rPr>
+        <w:rFonts w:ascii="Wingdings" w:hAnsi="Wingdings" w:hint="default"/>
+        <w:sz w:val="20"/>
+      </w:rPr>
+    </w:lvl>
+    <w:lvl w:ilvl="7" w:tentative="1">
+      <w:start w:val="1"/>
+      <w:numFmt w:val="bullet"/>
+      <w:lvlText w:val=""/>
+      <w:lvlJc w:val="left"/>
+      <w:pPr>
+        <w:tabs>
+          <w:tab w:val="num" w:pos="5760"/>
+        </w:tabs>
+        <w:ind w:left="5760" w:hanging="360"/>
+      </w:pPr>
+      <w:rPr>
+        <w:rFonts w:ascii="Wingdings" w:hAnsi="Wingdings" w:hint="default"/>
+        <w:sz w:val="20"/>
+      </w:rPr>
+    </w:lvl>
+    <w:lvl w:ilvl="8" w:tentative="1">
+      <w:start w:val="1"/>
+      <w:numFmt w:val="bullet"/>
+      <w:lvlText w:val=""/>
+      <w:lvlJc w:val="left"/>
+      <w:pPr>
+        <w:tabs>
+          <w:tab w:val="num" w:pos="6480"/>
+        </w:tabs>
+        <w:ind w:left="6480" w:hanging="360"/>
+      </w:pPr>
+      <w:rPr>
+        <w:rFonts w:ascii="Wingdings" w:hAnsi="Wingdings" w:hint="default"/>
+        <w:sz w:val="20"/>
+      </w:rPr>
+    </w:lvl>
+  </w:abstractNum>
+  <w:num w:numId="1">
+    <w:abstractNumId w:val="4"/>
+  </w:num>
+  <w:num w:numId="2">
+    <w:abstractNumId w:val="2"/>
+  </w:num>
+  <w:num w:numId="3">
+    <w:abstractNumId w:val="0"/>
+  </w:num>
+  <w:num w:numId="4">
+    <w:abstractNumId w:val="5"/>
+  </w:num>
+  <w:num w:numId="5">
     <w:abstractNumId w:val="1"/>
   </w:num>
-  <w:num w:numId="2" w16cid:durableId="1741515704">
-    <w:abstractNumId w:val="0"/>
+  <w:num w:numId="6">
+    <w:abstractNumId w:val="3"/>
   </w:num>
 </w:numbering>
 </file>
 
 <file path=word/styles.xml><?xml version="1.0" encoding="utf-8"?>
-<w:styles xmlns:mc="http://schemas.openxmlformats.org/markup-compatibility/2006" xmlns:r="http://schemas.openxmlformats.org/officeDocument/2006/relationships" xmlns:w="http://schemas.openxmlformats.org/wordprocessingml/2006/main" xmlns:w14="http://schemas.microsoft.com/office/word/2010/wordml" xmlns:w15="http://schemas.microsoft.com/office/word/2012/wordml" xmlns:w16cex="http://schemas.microsoft.com/office/word/2018/wordml/cex" xmlns:w16cid="http://schemas.microsoft.com/office/word/2016/wordml/cid" xmlns:w16="http://schemas.microsoft.com/office/word/2018/wordml" xmlns:w16du="http://schemas.microsoft.com/office/word/2023/wordml/word16du" xmlns:w16sdtdh="http://schemas.microsoft.com/office/word/2020/wordml/sdtdatahash" xmlns:w16sdtfl="http://schemas.microsoft.com/office/word/2024/wordml/sdtformatlock" xmlns:w16se="http://schemas.microsoft.com/office/word/2015/wordml/symex" mc:Ignorable="w14 w15 w16se w16cid w16 w16cex w16sdtdh w16sdtfl w16du">
+<w:styles xmlns:mc="http://schemas.openxmlformats.org/markup-compatibility/2006" xmlns:r="http://schemas.openxmlformats.org/officeDocument/2006/relationships" xmlns:w="http://schemas.openxmlformats.org/wordprocessingml/2006/main" xmlns:w14="http://schemas.microsoft.com/office/word/2010/wordml" xmlns:w15="http://schemas.microsoft.com/office/word/2012/wordml" xmlns:w16cid="http://schemas.microsoft.com/office/word/2016/wordml/cid" xmlns:w16se="http://schemas.microsoft.com/office/word/2015/wordml/symex" mc:Ignorable="w14 w15 w16se w16cid">
   <w:docDefaults>
     <w:rPrDefault>
       <w:rPr>
@@ -1006,7 +2540,7 @@
       </w:pPr>
     </w:pPrDefault>
   </w:docDefaults>
-  <w:latentStyles w:defLockedState="0" w:defUIPriority="99" w:defSemiHidden="0" w:defUnhideWhenUsed="0" w:defQFormat="0" w:count="376">
+  <w:latentStyles w:defLockedState="0" w:defUIPriority="99" w:defSemiHidden="0" w:defUnhideWhenUsed="0" w:defQFormat="0" w:count="375">
     <w:lsdException w:name="Normal" w:uiPriority="0" w:qFormat="1"/>
     <w:lsdException w:name="heading 1" w:uiPriority="9" w:qFormat="1"/>
     <w:lsdException w:name="heading 2" w:semiHidden="1" w:uiPriority="9" w:unhideWhenUsed="1" w:qFormat="1"/>
@@ -1382,11 +2916,52 @@
     <w:lsdException w:name="Smart Hyperlink" w:semiHidden="1" w:unhideWhenUsed="1"/>
     <w:lsdException w:name="Hashtag" w:semiHidden="1" w:unhideWhenUsed="1"/>
     <w:lsdException w:name="Unresolved Mention" w:semiHidden="1" w:unhideWhenUsed="1"/>
-    <w:lsdException w:name="Smart Link" w:semiHidden="1" w:unhideWhenUsed="1"/>
   </w:latentStyles>
   <w:style w:type="paragraph" w:default="1" w:styleId="Normal">
     <w:name w:val="Normal"/>
     <w:qFormat/>
+  </w:style>
+  <w:style w:type="paragraph" w:styleId="Ttulo2">
+    <w:name w:val="heading 2"/>
+    <w:basedOn w:val="Normal"/>
+    <w:next w:val="Normal"/>
+    <w:link w:val="Ttulo2Car"/>
+    <w:uiPriority w:val="9"/>
+    <w:unhideWhenUsed/>
+    <w:qFormat/>
+    <w:rsid w:val="0072515D"/>
+    <w:pPr>
+      <w:keepNext/>
+      <w:keepLines/>
+      <w:spacing w:before="40" w:after="0"/>
+      <w:outlineLvl w:val="1"/>
+    </w:pPr>
+    <w:rPr>
+      <w:rFonts w:asciiTheme="majorHAnsi" w:eastAsiaTheme="majorEastAsia" w:hAnsiTheme="majorHAnsi" w:cstheme="majorBidi"/>
+      <w:color w:val="2F5496" w:themeColor="accent1" w:themeShade="BF"/>
+      <w:sz w:val="26"/>
+      <w:szCs w:val="26"/>
+    </w:rPr>
+  </w:style>
+  <w:style w:type="paragraph" w:styleId="Ttulo3">
+    <w:name w:val="heading 3"/>
+    <w:basedOn w:val="Normal"/>
+    <w:link w:val="Ttulo3Car"/>
+    <w:uiPriority w:val="9"/>
+    <w:qFormat/>
+    <w:rsid w:val="0072515D"/>
+    <w:pPr>
+      <w:spacing w:before="100" w:beforeAutospacing="1" w:after="100" w:afterAutospacing="1" w:line="240" w:lineRule="auto"/>
+      <w:outlineLvl w:val="2"/>
+    </w:pPr>
+    <w:rPr>
+      <w:rFonts w:ascii="Times New Roman" w:eastAsia="Times New Roman" w:hAnsi="Times New Roman" w:cs="Times New Roman"/>
+      <w:b/>
+      <w:bCs/>
+      <w:sz w:val="27"/>
+      <w:szCs w:val="27"/>
+      <w:lang w:eastAsia="es-AR"/>
+    </w:rPr>
   </w:style>
   <w:style w:type="character" w:default="1" w:styleId="Fuentedeprrafopredeter">
     <w:name w:val="Default Paragraph Font"/>
@@ -1460,6 +3035,106 @@
       <w:color w:val="954F72" w:themeColor="followedHyperlink"/>
       <w:u w:val="single"/>
     </w:rPr>
+  </w:style>
+  <w:style w:type="character" w:customStyle="1" w:styleId="Ttulo2Car">
+    <w:name w:val="Título 2 Car"/>
+    <w:basedOn w:val="Fuentedeprrafopredeter"/>
+    <w:link w:val="Ttulo2"/>
+    <w:uiPriority w:val="9"/>
+    <w:rsid w:val="0072515D"/>
+    <w:rPr>
+      <w:rFonts w:asciiTheme="majorHAnsi" w:eastAsiaTheme="majorEastAsia" w:hAnsiTheme="majorHAnsi" w:cstheme="majorBidi"/>
+      <w:color w:val="2F5496" w:themeColor="accent1" w:themeShade="BF"/>
+      <w:sz w:val="26"/>
+      <w:szCs w:val="26"/>
+    </w:rPr>
+  </w:style>
+  <w:style w:type="character" w:customStyle="1" w:styleId="Ttulo3Car">
+    <w:name w:val="Título 3 Car"/>
+    <w:basedOn w:val="Fuentedeprrafopredeter"/>
+    <w:link w:val="Ttulo3"/>
+    <w:uiPriority w:val="9"/>
+    <w:rsid w:val="0072515D"/>
+    <w:rPr>
+      <w:rFonts w:ascii="Times New Roman" w:eastAsia="Times New Roman" w:hAnsi="Times New Roman" w:cs="Times New Roman"/>
+      <w:b/>
+      <w:bCs/>
+      <w:sz w:val="27"/>
+      <w:szCs w:val="27"/>
+      <w:lang w:eastAsia="es-AR"/>
+    </w:rPr>
+  </w:style>
+  <w:style w:type="character" w:styleId="Textoennegrita">
+    <w:name w:val="Strong"/>
+    <w:basedOn w:val="Fuentedeprrafopredeter"/>
+    <w:uiPriority w:val="22"/>
+    <w:qFormat/>
+    <w:rsid w:val="0072515D"/>
+    <w:rPr>
+      <w:b/>
+      <w:bCs/>
+    </w:rPr>
+  </w:style>
+  <w:style w:type="paragraph" w:styleId="NormalWeb">
+    <w:name w:val="Normal (Web)"/>
+    <w:basedOn w:val="Normal"/>
+    <w:uiPriority w:val="99"/>
+    <w:semiHidden/>
+    <w:unhideWhenUsed/>
+    <w:rsid w:val="0072515D"/>
+    <w:pPr>
+      <w:spacing w:before="100" w:beforeAutospacing="1" w:after="100" w:afterAutospacing="1" w:line="240" w:lineRule="auto"/>
+    </w:pPr>
+    <w:rPr>
+      <w:rFonts w:ascii="Times New Roman" w:eastAsia="Times New Roman" w:hAnsi="Times New Roman" w:cs="Times New Roman"/>
+      <w:sz w:val="24"/>
+      <w:szCs w:val="24"/>
+      <w:lang w:eastAsia="es-AR"/>
+    </w:rPr>
+  </w:style>
+  <w:style w:type="paragraph" w:styleId="Encabezado">
+    <w:name w:val="header"/>
+    <w:basedOn w:val="Normal"/>
+    <w:link w:val="EncabezadoCar"/>
+    <w:uiPriority w:val="99"/>
+    <w:unhideWhenUsed/>
+    <w:rsid w:val="009D2A8E"/>
+    <w:pPr>
+      <w:tabs>
+        <w:tab w:val="center" w:pos="4252"/>
+        <w:tab w:val="right" w:pos="8504"/>
+      </w:tabs>
+      <w:spacing w:after="0" w:line="240" w:lineRule="auto"/>
+    </w:pPr>
+  </w:style>
+  <w:style w:type="character" w:customStyle="1" w:styleId="EncabezadoCar">
+    <w:name w:val="Encabezado Car"/>
+    <w:basedOn w:val="Fuentedeprrafopredeter"/>
+    <w:link w:val="Encabezado"/>
+    <w:uiPriority w:val="99"/>
+    <w:rsid w:val="009D2A8E"/>
+  </w:style>
+  <w:style w:type="paragraph" w:styleId="Piedepgina">
+    <w:name w:val="footer"/>
+    <w:basedOn w:val="Normal"/>
+    <w:link w:val="PiedepginaCar"/>
+    <w:uiPriority w:val="99"/>
+    <w:unhideWhenUsed/>
+    <w:rsid w:val="009D2A8E"/>
+    <w:pPr>
+      <w:tabs>
+        <w:tab w:val="center" w:pos="4252"/>
+        <w:tab w:val="right" w:pos="8504"/>
+      </w:tabs>
+      <w:spacing w:after="0" w:line="240" w:lineRule="auto"/>
+    </w:pPr>
+  </w:style>
+  <w:style w:type="character" w:customStyle="1" w:styleId="PiedepginaCar">
+    <w:name w:val="Pie de página Car"/>
+    <w:basedOn w:val="Fuentedeprrafopredeter"/>
+    <w:link w:val="Piedepgina"/>
+    <w:uiPriority w:val="99"/>
+    <w:rsid w:val="009D2A8E"/>
   </w:style>
 </w:styles>
 </file>
@@ -1764,7 +3439,7 @@
 </file>
 
 <file path=customXml/itemProps1.xml><?xml version="1.0" encoding="utf-8"?>
-<ds:datastoreItem xmlns:ds="http://schemas.openxmlformats.org/officeDocument/2006/customXml" ds:itemID="{7738AD48-8E80-4450-A4F2-7FB52A20B9DF}">
+<ds:datastoreItem xmlns:ds="http://schemas.openxmlformats.org/officeDocument/2006/customXml" ds:itemID="{459AE6D2-BA22-4B8F-80A5-95A5A4D37932}">
   <ds:schemaRefs>
     <ds:schemaRef ds:uri="http://schemas.openxmlformats.org/officeDocument/2006/bibliography"/>
   </ds:schemaRefs>

--- a/Proyecto final.docx
+++ b/Proyecto final.docx
@@ -173,23 +173,88 @@
         <w:spacing w:before="100" w:beforeAutospacing="1" w:after="100" w:afterAutospacing="1" w:line="240" w:lineRule="auto"/>
         <w:rPr>
           <w:rFonts w:ascii="Times New Roman" w:eastAsia="Times New Roman" w:hAnsi="Times New Roman" w:cs="Times New Roman"/>
-          <w:sz w:val="24"/>
-          <w:szCs w:val="24"/>
-          <w:lang w:eastAsia="es-AR"/>
-        </w:rPr>
-      </w:pPr>
-      <w:r>
-        <w:rPr>
-          <w:rFonts w:ascii="Times New Roman" w:eastAsia="Times New Roman" w:hAnsi="Times New Roman" w:cs="Times New Roman"/>
-          <w:sz w:val="24"/>
-          <w:szCs w:val="24"/>
-          <w:lang w:eastAsia="es-AR"/>
-        </w:rPr>
-        <w:t>Nombre de la institución</w:t>
-      </w:r>
-      <w:r>
-        <w:rPr>
-          <w:rFonts w:ascii="Times New Roman" w:eastAsia="Times New Roman" w:hAnsi="Times New Roman" w:cs="Times New Roman"/>
+          <w:b/>
+          <w:sz w:val="24"/>
+          <w:szCs w:val="24"/>
+          <w:lang w:eastAsia="es-AR"/>
+        </w:rPr>
+      </w:pPr>
+      <w:r>
+        <w:rPr>
+          <w:rFonts w:ascii="Times New Roman" w:eastAsia="Times New Roman" w:hAnsi="Times New Roman" w:cs="Times New Roman"/>
+          <w:b/>
+          <w:sz w:val="24"/>
+          <w:szCs w:val="24"/>
+          <w:lang w:eastAsia="es-AR"/>
+        </w:rPr>
+        <w:t>Nombre de la institución:</w:t>
+      </w:r>
+    </w:p>
+    <w:p>
+      <w:pPr>
+        <w:spacing w:before="100" w:beforeAutospacing="1" w:after="100" w:afterAutospacing="1" w:line="240" w:lineRule="auto"/>
+        <w:rPr>
+          <w:rFonts w:ascii="Times New Roman" w:eastAsia="Times New Roman" w:hAnsi="Times New Roman" w:cs="Times New Roman"/>
+          <w:sz w:val="24"/>
+          <w:szCs w:val="24"/>
+          <w:lang w:eastAsia="es-AR"/>
+        </w:rPr>
+      </w:pPr>
+      <w:r>
+        <w:rPr>
+          <w:rFonts w:ascii="Times New Roman" w:eastAsia="Times New Roman" w:hAnsi="Times New Roman" w:cs="Times New Roman"/>
+          <w:sz w:val="24"/>
+          <w:szCs w:val="24"/>
+          <w:lang w:eastAsia="es-AR"/>
+        </w:rPr>
+        <w:t>EEST N</w:t>
+      </w:r>
+      <w:r>
+        <w:rPr>
+          <w:rFonts w:ascii="Times New Roman" w:eastAsia="Times New Roman" w:hAnsi="Times New Roman" w:cs="Times New Roman"/>
+          <w:sz w:val="24"/>
+          <w:szCs w:val="24"/>
+          <w:lang w:eastAsia="es-AR"/>
+        </w:rPr>
+        <w:t>º1</w:t>
+      </w:r>
+    </w:p>
+    <w:p>
+      <w:pPr>
+        <w:spacing w:before="100" w:beforeAutospacing="1" w:after="100" w:afterAutospacing="1" w:line="240" w:lineRule="auto"/>
+        <w:rPr>
+          <w:rFonts w:ascii="Times New Roman" w:eastAsia="Times New Roman" w:hAnsi="Times New Roman" w:cs="Times New Roman"/>
+          <w:sz w:val="24"/>
+          <w:szCs w:val="24"/>
+          <w:lang w:eastAsia="es-AR"/>
+        </w:rPr>
+      </w:pPr>
+    </w:p>
+    <w:p>
+      <w:pPr>
+        <w:spacing w:before="100" w:beforeAutospacing="1" w:after="100" w:afterAutospacing="1" w:line="240" w:lineRule="auto"/>
+        <w:rPr>
+          <w:rFonts w:ascii="Times New Roman" w:eastAsia="Times New Roman" w:hAnsi="Times New Roman" w:cs="Times New Roman"/>
+          <w:b/>
+          <w:sz w:val="24"/>
+          <w:szCs w:val="24"/>
+          <w:lang w:eastAsia="es-AR"/>
+        </w:rPr>
+      </w:pPr>
+      <w:r>
+        <w:rPr>
+          <w:rFonts w:ascii="Times New Roman" w:eastAsia="Times New Roman" w:hAnsi="Times New Roman" w:cs="Times New Roman"/>
+          <w:b/>
+          <w:sz w:val="24"/>
+          <w:szCs w:val="24"/>
+          <w:lang w:eastAsia="es-AR"/>
+        </w:rPr>
+        <w:t>Asignatura</w:t>
+      </w:r>
+      <w:r>
+        <w:rPr>
+          <w:rFonts w:ascii="Times New Roman" w:eastAsia="Times New Roman" w:hAnsi="Times New Roman" w:cs="Times New Roman"/>
+          <w:b/>
           <w:sz w:val="24"/>
           <w:szCs w:val="24"/>
           <w:lang w:eastAsia="es-AR"/>
@@ -214,17 +279,19 @@
           <w:szCs w:val="24"/>
           <w:lang w:eastAsia="es-AR"/>
         </w:rPr>
-        <w:t>EEST N</w:t>
-      </w:r>
-      <w:r>
-        <w:rPr>
-          <w:rFonts w:ascii="Times New Roman" w:eastAsia="Times New Roman" w:hAnsi="Times New Roman" w:cs="Times New Roman"/>
-          <w:sz w:val="24"/>
-          <w:szCs w:val="24"/>
-          <w:lang w:eastAsia="es-AR"/>
-        </w:rPr>
-        <w:t>º1</w:t>
-      </w:r>
+        <w:t>Practicas Profesionalizantes</w:t>
+      </w:r>
+    </w:p>
+    <w:p>
+      <w:pPr>
+        <w:spacing w:before="100" w:beforeAutospacing="1" w:after="100" w:afterAutospacing="1" w:line="240" w:lineRule="auto"/>
+        <w:rPr>
+          <w:rFonts w:ascii="Times New Roman" w:eastAsia="Times New Roman" w:hAnsi="Times New Roman" w:cs="Times New Roman"/>
+          <w:sz w:val="24"/>
+          <w:szCs w:val="24"/>
+          <w:lang w:eastAsia="es-AR"/>
+        </w:rPr>
+      </w:pPr>
     </w:p>
     <w:p>
       <w:pPr>
@@ -245,7 +312,7 @@
           <w:szCs w:val="24"/>
           <w:lang w:eastAsia="es-AR"/>
         </w:rPr>
-        <w:t>Asignatura</w:t>
+        <w:t>Nombre del docente</w:t>
       </w:r>
       <w:r>
         <w:rPr>
@@ -275,69 +342,6 @@
           <w:szCs w:val="24"/>
           <w:lang w:eastAsia="es-AR"/>
         </w:rPr>
-        <w:t>Practicas Profesionalizantes</w:t>
-      </w:r>
-    </w:p>
-    <w:p>
-      <w:pPr>
-        <w:spacing w:before="100" w:beforeAutospacing="1" w:after="100" w:afterAutospacing="1" w:line="240" w:lineRule="auto"/>
-        <w:rPr>
-          <w:rFonts w:ascii="Times New Roman" w:eastAsia="Times New Roman" w:hAnsi="Times New Roman" w:cs="Times New Roman"/>
-          <w:sz w:val="24"/>
-          <w:szCs w:val="24"/>
-          <w:lang w:eastAsia="es-AR"/>
-        </w:rPr>
-      </w:pPr>
-    </w:p>
-    <w:p>
-      <w:pPr>
-        <w:spacing w:before="100" w:beforeAutospacing="1" w:after="100" w:afterAutospacing="1" w:line="240" w:lineRule="auto"/>
-        <w:rPr>
-          <w:rFonts w:ascii="Times New Roman" w:eastAsia="Times New Roman" w:hAnsi="Times New Roman" w:cs="Times New Roman"/>
-          <w:b/>
-          <w:sz w:val="24"/>
-          <w:szCs w:val="24"/>
-          <w:lang w:eastAsia="es-AR"/>
-        </w:rPr>
-      </w:pPr>
-      <w:r>
-        <w:rPr>
-          <w:rFonts w:ascii="Times New Roman" w:eastAsia="Times New Roman" w:hAnsi="Times New Roman" w:cs="Times New Roman"/>
-          <w:b/>
-          <w:sz w:val="24"/>
-          <w:szCs w:val="24"/>
-          <w:lang w:eastAsia="es-AR"/>
-        </w:rPr>
-        <w:t>Nombre del docente</w:t>
-      </w:r>
-      <w:r>
-        <w:rPr>
-          <w:rFonts w:ascii="Times New Roman" w:eastAsia="Times New Roman" w:hAnsi="Times New Roman" w:cs="Times New Roman"/>
-          <w:b/>
-          <w:sz w:val="24"/>
-          <w:szCs w:val="24"/>
-          <w:lang w:eastAsia="es-AR"/>
-        </w:rPr>
-        <w:t>:</w:t>
-      </w:r>
-    </w:p>
-    <w:p>
-      <w:pPr>
-        <w:spacing w:before="100" w:beforeAutospacing="1" w:after="100" w:afterAutospacing="1" w:line="240" w:lineRule="auto"/>
-        <w:rPr>
-          <w:rFonts w:ascii="Times New Roman" w:eastAsia="Times New Roman" w:hAnsi="Times New Roman" w:cs="Times New Roman"/>
-          <w:sz w:val="24"/>
-          <w:szCs w:val="24"/>
-          <w:lang w:eastAsia="es-AR"/>
-        </w:rPr>
-      </w:pPr>
-      <w:r>
-        <w:rPr>
-          <w:rFonts w:ascii="Times New Roman" w:eastAsia="Times New Roman" w:hAnsi="Times New Roman" w:cs="Times New Roman"/>
-          <w:sz w:val="24"/>
-          <w:szCs w:val="24"/>
-          <w:lang w:eastAsia="es-AR"/>
-        </w:rPr>
         <w:t>Luciano Fornica</w:t>
       </w:r>
     </w:p>
@@ -364,7 +368,94 @@
     <w:p>
       <w:pPr>
         <w:spacing w:before="100" w:beforeAutospacing="1" w:after="100" w:afterAutospacing="1" w:line="240" w:lineRule="auto"/>
-        <w:jc w:val="center"/>
+        <w:rPr>
+          <w:rFonts w:ascii="Times New Roman" w:eastAsia="Times New Roman" w:hAnsi="Times New Roman" w:cs="Times New Roman"/>
+          <w:sz w:val="24"/>
+          <w:szCs w:val="24"/>
+          <w:lang w:eastAsia="es-AR"/>
+        </w:rPr>
+      </w:pPr>
+    </w:p>
+    <w:p>
+      <w:pPr>
+        <w:spacing w:before="100" w:beforeAutospacing="1" w:after="100" w:afterAutospacing="1" w:line="240" w:lineRule="auto"/>
+        <w:rPr>
+          <w:rFonts w:ascii="Times New Roman" w:eastAsia="Times New Roman" w:hAnsi="Times New Roman" w:cs="Times New Roman"/>
+          <w:sz w:val="24"/>
+          <w:szCs w:val="24"/>
+          <w:lang w:eastAsia="es-AR"/>
+        </w:rPr>
+      </w:pPr>
+    </w:p>
+    <w:p>
+      <w:pPr>
+        <w:spacing w:before="100" w:beforeAutospacing="1" w:after="100" w:afterAutospacing="1" w:line="240" w:lineRule="auto"/>
+        <w:rPr>
+          <w:rFonts w:ascii="Times New Roman" w:eastAsia="Times New Roman" w:hAnsi="Times New Roman" w:cs="Times New Roman"/>
+          <w:sz w:val="24"/>
+          <w:szCs w:val="24"/>
+          <w:lang w:eastAsia="es-AR"/>
+        </w:rPr>
+      </w:pPr>
+    </w:p>
+    <w:p>
+      <w:pPr>
+        <w:spacing w:before="100" w:beforeAutospacing="1" w:after="100" w:afterAutospacing="1" w:line="240" w:lineRule="auto"/>
+        <w:rPr>
+          <w:rFonts w:ascii="Times New Roman" w:eastAsia="Times New Roman" w:hAnsi="Times New Roman" w:cs="Times New Roman"/>
+          <w:sz w:val="24"/>
+          <w:szCs w:val="24"/>
+          <w:lang w:eastAsia="es-AR"/>
+        </w:rPr>
+      </w:pPr>
+    </w:p>
+    <w:p>
+      <w:pPr>
+        <w:spacing w:before="100" w:beforeAutospacing="1" w:after="100" w:afterAutospacing="1" w:line="240" w:lineRule="auto"/>
+        <w:rPr>
+          <w:rFonts w:ascii="Times New Roman" w:eastAsia="Times New Roman" w:hAnsi="Times New Roman" w:cs="Times New Roman"/>
+          <w:sz w:val="24"/>
+          <w:szCs w:val="24"/>
+          <w:lang w:eastAsia="es-AR"/>
+        </w:rPr>
+      </w:pPr>
+    </w:p>
+    <w:p>
+      <w:pPr>
+        <w:spacing w:before="100" w:beforeAutospacing="1" w:after="100" w:afterAutospacing="1" w:line="240" w:lineRule="auto"/>
+        <w:rPr>
+          <w:rFonts w:ascii="Times New Roman" w:eastAsia="Times New Roman" w:hAnsi="Times New Roman" w:cs="Times New Roman"/>
+          <w:sz w:val="24"/>
+          <w:szCs w:val="24"/>
+          <w:lang w:eastAsia="es-AR"/>
+        </w:rPr>
+      </w:pPr>
+    </w:p>
+    <w:p>
+      <w:pPr>
+        <w:spacing w:before="100" w:beforeAutospacing="1" w:after="100" w:afterAutospacing="1" w:line="240" w:lineRule="auto"/>
+        <w:rPr>
+          <w:rFonts w:ascii="Times New Roman" w:eastAsia="Times New Roman" w:hAnsi="Times New Roman" w:cs="Times New Roman"/>
+          <w:sz w:val="24"/>
+          <w:szCs w:val="24"/>
+          <w:lang w:eastAsia="es-AR"/>
+        </w:rPr>
+      </w:pPr>
+    </w:p>
+    <w:p>
+      <w:pPr>
+        <w:spacing w:before="100" w:beforeAutospacing="1" w:after="100" w:afterAutospacing="1" w:line="240" w:lineRule="auto"/>
+        <w:rPr>
+          <w:rFonts w:ascii="Times New Roman" w:eastAsia="Times New Roman" w:hAnsi="Times New Roman" w:cs="Times New Roman"/>
+          <w:sz w:val="24"/>
+          <w:szCs w:val="24"/>
+          <w:lang w:eastAsia="es-AR"/>
+        </w:rPr>
+      </w:pPr>
+    </w:p>
+    <w:p>
+      <w:pPr>
+        <w:spacing w:before="100" w:beforeAutospacing="1" w:after="100" w:afterAutospacing="1" w:line="240" w:lineRule="auto"/>
         <w:outlineLvl w:val="1"/>
         <w:rPr>
           <w:rFonts w:ascii="Times New Roman" w:eastAsia="Times New Roman" w:hAnsi="Times New Roman" w:cs="Times New Roman"/>
@@ -375,11 +466,7 @@
           <w:lang w:eastAsia="es-AR"/>
         </w:rPr>
       </w:pPr>
-    </w:p>
-    <w:p>
-      <w:pPr>
-        <w:spacing w:before="100" w:beforeAutospacing="1" w:after="100" w:afterAutospacing="1" w:line="240" w:lineRule="auto"/>
-        <w:outlineLvl w:val="1"/>
+      <w:r>
         <w:rPr>
           <w:rFonts w:ascii="Times New Roman" w:eastAsia="Times New Roman" w:hAnsi="Times New Roman" w:cs="Times New Roman"/>
           <w:b/>
@@ -388,87 +475,6 @@
           <w:szCs w:val="36"/>
           <w:lang w:eastAsia="es-AR"/>
         </w:rPr>
-      </w:pPr>
-    </w:p>
-    <w:p>
-      <w:pPr>
-        <w:spacing w:before="100" w:beforeAutospacing="1" w:after="100" w:afterAutospacing="1" w:line="240" w:lineRule="auto"/>
-        <w:outlineLvl w:val="1"/>
-        <w:rPr>
-          <w:rFonts w:ascii="Times New Roman" w:eastAsia="Times New Roman" w:hAnsi="Times New Roman" w:cs="Times New Roman"/>
-          <w:b/>
-          <w:bCs/>
-          <w:sz w:val="36"/>
-          <w:szCs w:val="36"/>
-          <w:lang w:eastAsia="es-AR"/>
-        </w:rPr>
-      </w:pPr>
-    </w:p>
-    <w:p>
-      <w:pPr>
-        <w:spacing w:before="100" w:beforeAutospacing="1" w:after="100" w:afterAutospacing="1" w:line="240" w:lineRule="auto"/>
-        <w:outlineLvl w:val="1"/>
-        <w:rPr>
-          <w:rFonts w:ascii="Times New Roman" w:eastAsia="Times New Roman" w:hAnsi="Times New Roman" w:cs="Times New Roman"/>
-          <w:b/>
-          <w:bCs/>
-          <w:sz w:val="36"/>
-          <w:szCs w:val="36"/>
-          <w:lang w:eastAsia="es-AR"/>
-        </w:rPr>
-      </w:pPr>
-    </w:p>
-    <w:p>
-      <w:pPr>
-        <w:spacing w:before="100" w:beforeAutospacing="1" w:after="100" w:afterAutospacing="1" w:line="240" w:lineRule="auto"/>
-        <w:outlineLvl w:val="1"/>
-        <w:rPr>
-          <w:rFonts w:ascii="Times New Roman" w:eastAsia="Times New Roman" w:hAnsi="Times New Roman" w:cs="Times New Roman"/>
-          <w:b/>
-          <w:bCs/>
-          <w:sz w:val="36"/>
-          <w:szCs w:val="36"/>
-          <w:lang w:eastAsia="es-AR"/>
-        </w:rPr>
-      </w:pPr>
-    </w:p>
-    <w:p>
-      <w:pPr>
-        <w:spacing w:before="100" w:beforeAutospacing="1" w:after="100" w:afterAutospacing="1" w:line="240" w:lineRule="auto"/>
-        <w:outlineLvl w:val="1"/>
-        <w:rPr>
-          <w:rFonts w:ascii="Times New Roman" w:eastAsia="Times New Roman" w:hAnsi="Times New Roman" w:cs="Times New Roman"/>
-          <w:b/>
-          <w:bCs/>
-          <w:sz w:val="36"/>
-          <w:szCs w:val="36"/>
-          <w:lang w:eastAsia="es-AR"/>
-        </w:rPr>
-      </w:pPr>
-    </w:p>
-    <w:p>
-      <w:pPr>
-        <w:spacing w:before="100" w:beforeAutospacing="1" w:after="100" w:afterAutospacing="1" w:line="240" w:lineRule="auto"/>
-        <w:outlineLvl w:val="1"/>
-        <w:rPr>
-          <w:rFonts w:ascii="Times New Roman" w:eastAsia="Times New Roman" w:hAnsi="Times New Roman" w:cs="Times New Roman"/>
-          <w:b/>
-          <w:bCs/>
-          <w:sz w:val="36"/>
-          <w:szCs w:val="36"/>
-          <w:lang w:eastAsia="es-AR"/>
-        </w:rPr>
-      </w:pPr>
-      <w:r>
-        <w:rPr>
-          <w:rFonts w:ascii="Times New Roman" w:eastAsia="Times New Roman" w:hAnsi="Times New Roman" w:cs="Times New Roman"/>
-          <w:b/>
-          <w:bCs/>
-          <w:sz w:val="36"/>
-          <w:szCs w:val="36"/>
-          <w:lang w:eastAsia="es-AR"/>
-        </w:rPr>
-        <w:lastRenderedPageBreak/>
         <w:t>Proyecto Final: Joystick para Simulación de Aeronaves</w:t>
       </w:r>
     </w:p>
@@ -854,7 +860,25 @@
           <w:szCs w:val="24"/>
           <w:lang w:eastAsia="es-AR"/>
         </w:rPr>
-        <w:t xml:space="preserve">Lograr compatibilidad con simuladores comunes </w:t>
+        <w:t xml:space="preserve">Lograr compatibilidad con simuladores </w:t>
+      </w:r>
+      <w:r>
+        <w:rPr>
+          <w:rFonts w:ascii="Times New Roman" w:eastAsia="Times New Roman" w:hAnsi="Times New Roman" w:cs="Times New Roman"/>
+          <w:sz w:val="24"/>
+          <w:szCs w:val="24"/>
+          <w:lang w:eastAsia="es-AR"/>
+        </w:rPr>
+        <w:t>sencillos</w:t>
+      </w:r>
+      <w:r>
+        <w:rPr>
+          <w:rFonts w:ascii="Times New Roman" w:eastAsia="Times New Roman" w:hAnsi="Times New Roman" w:cs="Times New Roman"/>
+          <w:sz w:val="24"/>
+          <w:szCs w:val="24"/>
+          <w:lang w:eastAsia="es-AR"/>
+        </w:rPr>
+        <w:t xml:space="preserve"> </w:t>
       </w:r>
     </w:p>
     <w:p>
@@ -878,6 +902,94 @@
           <v:rect id="_x0000_i1026" style="width:0;height:1.5pt" o:hralign="center" o:hrstd="t" o:hr="t" fillcolor="#a0a0a0" stroked="f"/>
         </w:pict>
       </w:r>
+    </w:p>
+    <w:p>
+      <w:pPr>
+        <w:spacing w:after="0" w:line="240" w:lineRule="auto"/>
+        <w:rPr>
+          <w:rFonts w:ascii="Times New Roman" w:eastAsia="Times New Roman" w:hAnsi="Times New Roman" w:cs="Times New Roman"/>
+          <w:sz w:val="24"/>
+          <w:szCs w:val="24"/>
+          <w:lang w:eastAsia="es-AR"/>
+        </w:rPr>
+      </w:pPr>
+    </w:p>
+    <w:p>
+      <w:pPr>
+        <w:spacing w:after="0" w:line="240" w:lineRule="auto"/>
+        <w:rPr>
+          <w:rFonts w:ascii="Times New Roman" w:eastAsia="Times New Roman" w:hAnsi="Times New Roman" w:cs="Times New Roman"/>
+          <w:sz w:val="24"/>
+          <w:szCs w:val="24"/>
+          <w:lang w:eastAsia="es-AR"/>
+        </w:rPr>
+      </w:pPr>
+    </w:p>
+    <w:p>
+      <w:pPr>
+        <w:spacing w:after="0" w:line="240" w:lineRule="auto"/>
+        <w:rPr>
+          <w:rFonts w:ascii="Times New Roman" w:eastAsia="Times New Roman" w:hAnsi="Times New Roman" w:cs="Times New Roman"/>
+          <w:sz w:val="24"/>
+          <w:szCs w:val="24"/>
+          <w:lang w:eastAsia="es-AR"/>
+        </w:rPr>
+      </w:pPr>
+    </w:p>
+    <w:p>
+      <w:pPr>
+        <w:spacing w:after="0" w:line="240" w:lineRule="auto"/>
+        <w:rPr>
+          <w:rFonts w:ascii="Times New Roman" w:eastAsia="Times New Roman" w:hAnsi="Times New Roman" w:cs="Times New Roman"/>
+          <w:sz w:val="24"/>
+          <w:szCs w:val="24"/>
+          <w:lang w:eastAsia="es-AR"/>
+        </w:rPr>
+      </w:pPr>
+    </w:p>
+    <w:p>
+      <w:pPr>
+        <w:spacing w:after="0" w:line="240" w:lineRule="auto"/>
+        <w:rPr>
+          <w:rFonts w:ascii="Times New Roman" w:eastAsia="Times New Roman" w:hAnsi="Times New Roman" w:cs="Times New Roman"/>
+          <w:sz w:val="24"/>
+          <w:szCs w:val="24"/>
+          <w:lang w:eastAsia="es-AR"/>
+        </w:rPr>
+      </w:pPr>
+    </w:p>
+    <w:p>
+      <w:pPr>
+        <w:spacing w:after="0" w:line="240" w:lineRule="auto"/>
+        <w:rPr>
+          <w:rFonts w:ascii="Times New Roman" w:eastAsia="Times New Roman" w:hAnsi="Times New Roman" w:cs="Times New Roman"/>
+          <w:sz w:val="24"/>
+          <w:szCs w:val="24"/>
+          <w:lang w:eastAsia="es-AR"/>
+        </w:rPr>
+      </w:pPr>
+    </w:p>
+    <w:p>
+      <w:pPr>
+        <w:spacing w:after="0" w:line="240" w:lineRule="auto"/>
+        <w:rPr>
+          <w:rFonts w:ascii="Times New Roman" w:eastAsia="Times New Roman" w:hAnsi="Times New Roman" w:cs="Times New Roman"/>
+          <w:sz w:val="24"/>
+          <w:szCs w:val="24"/>
+          <w:lang w:eastAsia="es-AR"/>
+        </w:rPr>
+      </w:pPr>
+    </w:p>
+    <w:p>
+      <w:pPr>
+        <w:spacing w:after="0" w:line="240" w:lineRule="auto"/>
+        <w:rPr>
+          <w:rFonts w:ascii="Times New Roman" w:eastAsia="Times New Roman" w:hAnsi="Times New Roman" w:cs="Times New Roman"/>
+          <w:sz w:val="24"/>
+          <w:szCs w:val="24"/>
+          <w:lang w:eastAsia="es-AR"/>
+        </w:rPr>
+      </w:pPr>
     </w:p>
     <w:p>
       <w:pPr>
@@ -901,6 +1013,7 @@
           <w:szCs w:val="27"/>
           <w:lang w:eastAsia="es-AR"/>
         </w:rPr>
+        <w:lastRenderedPageBreak/>
         <w:t>Materiales requeridos</w:t>
       </w:r>
     </w:p>
@@ -1037,6 +1150,257 @@
     </w:p>
     <w:p>
       <w:pPr>
+        <w:numPr>
+          <w:ilvl w:val="0"/>
+          <w:numId w:val="5"/>
+        </w:numPr>
+        <w:spacing w:before="100" w:beforeAutospacing="1" w:after="100" w:afterAutospacing="1" w:line="240" w:lineRule="auto"/>
+        <w:rPr>
+          <w:rFonts w:ascii="Times New Roman" w:eastAsia="Times New Roman" w:hAnsi="Times New Roman" w:cs="Times New Roman"/>
+          <w:sz w:val="24"/>
+          <w:szCs w:val="24"/>
+          <w:lang w:eastAsia="es-AR"/>
+        </w:rPr>
+      </w:pPr>
+      <w:r>
+        <w:rPr>
+          <w:rFonts w:ascii="Times New Roman" w:eastAsia="Times New Roman" w:hAnsi="Times New Roman" w:cs="Times New Roman"/>
+          <w:sz w:val="24"/>
+          <w:szCs w:val="24"/>
+          <w:lang w:eastAsia="es-AR"/>
+        </w:rPr>
+        <w:t>4 botones</w:t>
+      </w:r>
+      <w:r>
+        <w:rPr>
+          <w:rFonts w:ascii="Times New Roman" w:eastAsia="Times New Roman" w:hAnsi="Times New Roman" w:cs="Times New Roman"/>
+          <w:sz w:val="24"/>
+          <w:szCs w:val="24"/>
+          <w:lang w:eastAsia="es-AR"/>
+        </w:rPr>
+        <w:t xml:space="preserve"> </w:t>
+      </w:r>
+      <w:r>
+        <w:rPr>
+          <w:rFonts w:ascii="Times New Roman" w:eastAsia="Times New Roman" w:hAnsi="Times New Roman" w:cs="Times New Roman"/>
+          <w:sz w:val="24"/>
+          <w:szCs w:val="24"/>
+          <w:lang w:eastAsia="es-AR"/>
+        </w:rPr>
+        <w:t>(Impresión 3D)</w:t>
+      </w:r>
+    </w:p>
+    <w:p>
+      <w:pPr>
+        <w:numPr>
+          <w:ilvl w:val="0"/>
+          <w:numId w:val="5"/>
+        </w:numPr>
+        <w:spacing w:before="100" w:beforeAutospacing="1" w:after="100" w:afterAutospacing="1" w:line="240" w:lineRule="auto"/>
+        <w:rPr>
+          <w:rFonts w:ascii="Times New Roman" w:eastAsia="Times New Roman" w:hAnsi="Times New Roman" w:cs="Times New Roman"/>
+          <w:sz w:val="24"/>
+          <w:szCs w:val="24"/>
+          <w:lang w:eastAsia="es-AR"/>
+        </w:rPr>
+      </w:pPr>
+      <w:r>
+        <w:rPr>
+          <w:rFonts w:ascii="Times New Roman" w:eastAsia="Times New Roman" w:hAnsi="Times New Roman" w:cs="Times New Roman"/>
+          <w:sz w:val="24"/>
+          <w:szCs w:val="24"/>
+          <w:lang w:eastAsia="es-AR"/>
+        </w:rPr>
+        <w:t>1 gatillo</w:t>
+      </w:r>
+      <w:r>
+        <w:rPr>
+          <w:rFonts w:ascii="Times New Roman" w:eastAsia="Times New Roman" w:hAnsi="Times New Roman" w:cs="Times New Roman"/>
+          <w:sz w:val="24"/>
+          <w:szCs w:val="24"/>
+          <w:lang w:eastAsia="es-AR"/>
+        </w:rPr>
+        <w:t xml:space="preserve"> (Impresión 3D)</w:t>
+      </w:r>
+    </w:p>
+    <w:p>
+      <w:pPr>
+        <w:numPr>
+          <w:ilvl w:val="0"/>
+          <w:numId w:val="5"/>
+        </w:numPr>
+        <w:spacing w:before="100" w:beforeAutospacing="1" w:after="100" w:afterAutospacing="1" w:line="240" w:lineRule="auto"/>
+        <w:rPr>
+          <w:rFonts w:ascii="Times New Roman" w:eastAsia="Times New Roman" w:hAnsi="Times New Roman" w:cs="Times New Roman"/>
+          <w:sz w:val="24"/>
+          <w:szCs w:val="24"/>
+          <w:lang w:eastAsia="es-AR"/>
+        </w:rPr>
+      </w:pPr>
+      <w:hyperlink r:id="rId8" w:anchor="polycard_client=search-desktop&amp;be_origin=backend&amp;search_layout=grid&amp;position=7&amp;type=product&amp;tracking_id=094b0332-a596-44b1-a77a-dfb3bef2eb24&amp;wid=MLA3199408520&amp;sid=search" w:history="1">
+        <w:r>
+          <w:rPr>
+            <w:rStyle w:val="Hipervnculo"/>
+            <w:rFonts w:ascii="Times New Roman" w:eastAsia="Times New Roman" w:hAnsi="Times New Roman" w:cs="Times New Roman"/>
+            <w:sz w:val="24"/>
+            <w:szCs w:val="24"/>
+            <w:lang w:eastAsia="es-AR"/>
+          </w:rPr>
+          <w:t>Re</w:t>
+        </w:r>
+        <w:bookmarkStart w:id="0" w:name="_GoBack"/>
+        <w:bookmarkEnd w:id="0"/>
+        <w:r>
+          <w:rPr>
+            <w:rStyle w:val="Hipervnculo"/>
+            <w:rFonts w:ascii="Times New Roman" w:eastAsia="Times New Roman" w:hAnsi="Times New Roman" w:cs="Times New Roman"/>
+            <w:sz w:val="24"/>
+            <w:szCs w:val="24"/>
+            <w:lang w:eastAsia="es-AR"/>
+          </w:rPr>
+          <w:t>g</w:t>
+        </w:r>
+        <w:r>
+          <w:rPr>
+            <w:rStyle w:val="Hipervnculo"/>
+            <w:rFonts w:ascii="Times New Roman" w:eastAsia="Times New Roman" w:hAnsi="Times New Roman" w:cs="Times New Roman"/>
+            <w:sz w:val="24"/>
+            <w:szCs w:val="24"/>
+            <w:lang w:eastAsia="es-AR"/>
+          </w:rPr>
+          <w:t>leta</w:t>
+        </w:r>
+      </w:hyperlink>
+    </w:p>
+    <w:p>
+      <w:pPr>
+        <w:numPr>
+          <w:ilvl w:val="0"/>
+          <w:numId w:val="5"/>
+        </w:numPr>
+        <w:spacing w:before="100" w:beforeAutospacing="1" w:after="100" w:afterAutospacing="1" w:line="240" w:lineRule="auto"/>
+        <w:rPr>
+          <w:rFonts w:ascii="Times New Roman" w:eastAsia="Times New Roman" w:hAnsi="Times New Roman" w:cs="Times New Roman"/>
+          <w:sz w:val="24"/>
+          <w:szCs w:val="24"/>
+          <w:lang w:eastAsia="es-AR"/>
+        </w:rPr>
+      </w:pPr>
+      <w:hyperlink r:id="rId9" w:anchor="polycard_client=search-desktop&amp;be_origin=backend&amp;search_layout=grid&amp;position=6&amp;type=product&amp;tracking_id=a248f54e-4ada-4f20-b038-a9101e76d30f&amp;wid=MLA2026286154&amp;sid=search" w:history="1">
+        <w:r>
+          <w:rPr>
+            <w:rStyle w:val="Hipervnculo"/>
+            <w:rFonts w:ascii="Times New Roman" w:eastAsia="Times New Roman" w:hAnsi="Times New Roman" w:cs="Times New Roman"/>
+            <w:sz w:val="24"/>
+            <w:szCs w:val="24"/>
+            <w:lang w:eastAsia="es-AR"/>
+          </w:rPr>
+          <w:t xml:space="preserve">Cables </w:t>
+        </w:r>
+        <w:r>
+          <w:rPr>
+            <w:rStyle w:val="Hipervnculo"/>
+            <w:rFonts w:ascii="Times New Roman" w:eastAsia="Times New Roman" w:hAnsi="Times New Roman" w:cs="Times New Roman"/>
+            <w:sz w:val="24"/>
+            <w:szCs w:val="24"/>
+            <w:lang w:eastAsia="es-AR"/>
+          </w:rPr>
+          <w:t>D</w:t>
+        </w:r>
+        <w:r>
+          <w:rPr>
+            <w:rStyle w:val="Hipervnculo"/>
+            <w:rFonts w:ascii="Times New Roman" w:eastAsia="Times New Roman" w:hAnsi="Times New Roman" w:cs="Times New Roman"/>
+            <w:sz w:val="24"/>
+            <w:szCs w:val="24"/>
+            <w:lang w:eastAsia="es-AR"/>
+          </w:rPr>
+          <w:t>upont</w:t>
+        </w:r>
+      </w:hyperlink>
+    </w:p>
+    <w:p>
+      <w:pPr>
+        <w:numPr>
+          <w:ilvl w:val="0"/>
+          <w:numId w:val="5"/>
+        </w:numPr>
+        <w:spacing w:before="100" w:beforeAutospacing="1" w:after="100" w:afterAutospacing="1" w:line="240" w:lineRule="auto"/>
+        <w:rPr>
+          <w:rFonts w:ascii="Times New Roman" w:eastAsia="Times New Roman" w:hAnsi="Times New Roman" w:cs="Times New Roman"/>
+          <w:sz w:val="24"/>
+          <w:szCs w:val="24"/>
+          <w:lang w:eastAsia="es-AR"/>
+        </w:rPr>
+      </w:pPr>
+    </w:p>
+    <w:p>
+      <w:pPr>
+        <w:numPr>
+          <w:ilvl w:val="0"/>
+          <w:numId w:val="5"/>
+        </w:numPr>
+        <w:spacing w:before="100" w:beforeAutospacing="1" w:after="100" w:afterAutospacing="1" w:line="240" w:lineRule="auto"/>
+        <w:rPr>
+          <w:rFonts w:ascii="Times New Roman" w:eastAsia="Times New Roman" w:hAnsi="Times New Roman" w:cs="Times New Roman"/>
+          <w:sz w:val="24"/>
+          <w:szCs w:val="24"/>
+          <w:lang w:eastAsia="es-AR"/>
+        </w:rPr>
+      </w:pPr>
+      <w:r>
+        <w:rPr>
+          <w:rFonts w:ascii="Times New Roman" w:eastAsia="Times New Roman" w:hAnsi="Times New Roman" w:cs="Times New Roman"/>
+          <w:sz w:val="24"/>
+          <w:szCs w:val="24"/>
+          <w:lang w:eastAsia="es-AR"/>
+        </w:rPr>
+        <w:t xml:space="preserve">10 </w:t>
+      </w:r>
+      <w:hyperlink r:id="rId10" w:history="1">
+        <w:r>
+          <w:rPr>
+            <w:rStyle w:val="Hipervnculo"/>
+            <w:rFonts w:ascii="Times New Roman" w:eastAsia="Times New Roman" w:hAnsi="Times New Roman" w:cs="Times New Roman"/>
+            <w:sz w:val="24"/>
+            <w:szCs w:val="24"/>
+            <w:lang w:eastAsia="es-AR"/>
+          </w:rPr>
+          <w:t>Pulsa</w:t>
+        </w:r>
+        <w:r>
+          <w:rPr>
+            <w:rStyle w:val="Hipervnculo"/>
+            <w:rFonts w:ascii="Times New Roman" w:eastAsia="Times New Roman" w:hAnsi="Times New Roman" w:cs="Times New Roman"/>
+            <w:sz w:val="24"/>
+            <w:szCs w:val="24"/>
+            <w:lang w:eastAsia="es-AR"/>
+          </w:rPr>
+          <w:t>d</w:t>
+        </w:r>
+        <w:r>
+          <w:rPr>
+            <w:rStyle w:val="Hipervnculo"/>
+            <w:rFonts w:ascii="Times New Roman" w:eastAsia="Times New Roman" w:hAnsi="Times New Roman" w:cs="Times New Roman"/>
+            <w:sz w:val="24"/>
+            <w:szCs w:val="24"/>
+            <w:lang w:eastAsia="es-AR"/>
+          </w:rPr>
+          <w:t>ores</w:t>
+        </w:r>
+      </w:hyperlink>
+      <w:r>
+        <w:rPr>
+          <w:rFonts w:ascii="Times New Roman" w:eastAsia="Times New Roman" w:hAnsi="Times New Roman" w:cs="Times New Roman"/>
+          <w:sz w:val="24"/>
+          <w:szCs w:val="24"/>
+          <w:lang w:eastAsia="es-AR"/>
+        </w:rPr>
+        <w:t xml:space="preserve"> (1,5)</w:t>
+      </w:r>
+    </w:p>
+    <w:p>
+      <w:pPr>
         <w:spacing w:after="0" w:line="240" w:lineRule="auto"/>
         <w:rPr>
           <w:rFonts w:ascii="Times New Roman" w:eastAsia="Times New Roman" w:hAnsi="Times New Roman" w:cs="Times New Roman"/>
@@ -1070,11 +1434,7 @@
           <w:lang w:eastAsia="es-AR"/>
         </w:rPr>
       </w:pPr>
-    </w:p>
-    <w:p>
-      <w:pPr>
-        <w:spacing w:before="100" w:beforeAutospacing="1" w:after="100" w:afterAutospacing="1" w:line="240" w:lineRule="auto"/>
-        <w:outlineLvl w:val="2"/>
+      <w:r>
         <w:rPr>
           <w:rFonts w:ascii="Times New Roman" w:eastAsia="Times New Roman" w:hAnsi="Times New Roman" w:cs="Times New Roman"/>
           <w:b/>
@@ -1083,8 +1443,55 @@
           <w:szCs w:val="27"/>
           <w:lang w:eastAsia="es-AR"/>
         </w:rPr>
-      </w:pPr>
-      <w:r>
+        <w:t>Costo estimado</w:t>
+      </w:r>
+    </w:p>
+    <w:p>
+      <w:pPr>
+        <w:spacing w:before="100" w:beforeAutospacing="1" w:after="100" w:afterAutospacing="1" w:line="240" w:lineRule="auto"/>
+        <w:rPr>
+          <w:rFonts w:ascii="Times New Roman" w:eastAsia="Times New Roman" w:hAnsi="Times New Roman" w:cs="Times New Roman"/>
+          <w:sz w:val="24"/>
+          <w:szCs w:val="24"/>
+          <w:lang w:eastAsia="es-AR"/>
+        </w:rPr>
+      </w:pPr>
+      <w:r>
+        <w:rPr>
+          <w:rFonts w:ascii="Times New Roman" w:eastAsia="Times New Roman" w:hAnsi="Times New Roman" w:cs="Times New Roman"/>
+          <w:sz w:val="24"/>
+          <w:szCs w:val="24"/>
+          <w:lang w:eastAsia="es-AR"/>
+        </w:rPr>
+        <w:t>El costo total del proyecto será relativamente bajo en comparación con productos comerciales, ya que muchos de los componentes son económicos y la estructura será fabricada dentro de la institución.</w:t>
+      </w:r>
+    </w:p>
+    <w:p>
+      <w:pPr>
+        <w:spacing w:after="0" w:line="240" w:lineRule="auto"/>
+        <w:rPr>
+          <w:rFonts w:ascii="Times New Roman" w:eastAsia="Times New Roman" w:hAnsi="Times New Roman" w:cs="Times New Roman"/>
+          <w:sz w:val="24"/>
+          <w:szCs w:val="24"/>
+          <w:lang w:eastAsia="es-AR"/>
+        </w:rPr>
+      </w:pPr>
+      <w:r>
+        <w:rPr>
+          <w:rFonts w:ascii="Times New Roman" w:eastAsia="Times New Roman" w:hAnsi="Times New Roman" w:cs="Times New Roman"/>
+          <w:sz w:val="24"/>
+          <w:szCs w:val="24"/>
+          <w:lang w:eastAsia="es-AR"/>
+        </w:rPr>
+        <w:pict w14:anchorId="4E5BD5D0">
+          <v:rect id="_x0000_i1028" style="width:0;height:1.5pt" o:hralign="center" o:hrstd="t" o:hr="t" fillcolor="#a0a0a0" stroked="f"/>
+        </w:pict>
+      </w:r>
+    </w:p>
+    <w:p>
+      <w:pPr>
+        <w:spacing w:before="100" w:beforeAutospacing="1" w:after="100" w:afterAutospacing="1" w:line="240" w:lineRule="auto"/>
+        <w:outlineLvl w:val="2"/>
         <w:rPr>
           <w:rFonts w:ascii="Times New Roman" w:eastAsia="Times New Roman" w:hAnsi="Times New Roman" w:cs="Times New Roman"/>
           <w:b/>
@@ -1093,104 +1500,8 @@
           <w:szCs w:val="27"/>
           <w:lang w:eastAsia="es-AR"/>
         </w:rPr>
-        <w:t>Costo estimado</w:t>
-      </w:r>
-    </w:p>
-    <w:p>
-      <w:pPr>
-        <w:spacing w:before="100" w:beforeAutospacing="1" w:after="100" w:afterAutospacing="1" w:line="240" w:lineRule="auto"/>
-        <w:rPr>
-          <w:rFonts w:ascii="Times New Roman" w:eastAsia="Times New Roman" w:hAnsi="Times New Roman" w:cs="Times New Roman"/>
-          <w:sz w:val="24"/>
-          <w:szCs w:val="24"/>
-          <w:lang w:eastAsia="es-AR"/>
-        </w:rPr>
-      </w:pPr>
-      <w:r>
-        <w:rPr>
-          <w:rFonts w:ascii="Times New Roman" w:eastAsia="Times New Roman" w:hAnsi="Times New Roman" w:cs="Times New Roman"/>
-          <w:sz w:val="24"/>
-          <w:szCs w:val="24"/>
-          <w:lang w:eastAsia="es-AR"/>
-        </w:rPr>
-        <w:t>El costo total del proyecto será relativamente bajo en comparación con productos comerciales, ya que</w:t>
-      </w:r>
-      <w:r>
-        <w:rPr>
-          <w:rFonts w:ascii="Times New Roman" w:eastAsia="Times New Roman" w:hAnsi="Times New Roman" w:cs="Times New Roman"/>
-          <w:sz w:val="24"/>
-          <w:szCs w:val="24"/>
-          <w:lang w:eastAsia="es-AR"/>
-        </w:rPr>
-        <w:t xml:space="preserve"> tung </w:t>
-      </w:r>
-      <w:proofErr w:type="spellStart"/>
-      <w:r>
-        <w:rPr>
-          <w:rFonts w:ascii="Times New Roman" w:eastAsia="Times New Roman" w:hAnsi="Times New Roman" w:cs="Times New Roman"/>
-          <w:sz w:val="24"/>
-          <w:szCs w:val="24"/>
-          <w:lang w:eastAsia="es-AR"/>
-        </w:rPr>
-        <w:t>tung</w:t>
-      </w:r>
-      <w:proofErr w:type="spellEnd"/>
-      <w:r>
-        <w:rPr>
-          <w:rFonts w:ascii="Times New Roman" w:eastAsia="Times New Roman" w:hAnsi="Times New Roman" w:cs="Times New Roman"/>
-          <w:sz w:val="24"/>
-          <w:szCs w:val="24"/>
-          <w:lang w:eastAsia="es-AR"/>
-        </w:rPr>
-        <w:t xml:space="preserve"> </w:t>
-      </w:r>
-      <w:proofErr w:type="spellStart"/>
-      <w:r>
-        <w:rPr>
-          <w:rFonts w:ascii="Times New Roman" w:eastAsia="Times New Roman" w:hAnsi="Times New Roman" w:cs="Times New Roman"/>
-          <w:sz w:val="24"/>
-          <w:szCs w:val="24"/>
-          <w:lang w:eastAsia="es-AR"/>
-        </w:rPr>
-        <w:t>sahur</w:t>
-      </w:r>
-      <w:proofErr w:type="spellEnd"/>
-      <w:r>
-        <w:rPr>
-          <w:rFonts w:ascii="Times New Roman" w:eastAsia="Times New Roman" w:hAnsi="Times New Roman" w:cs="Times New Roman"/>
-          <w:sz w:val="24"/>
-          <w:szCs w:val="24"/>
-          <w:lang w:eastAsia="es-AR"/>
-        </w:rPr>
-        <w:t xml:space="preserve"> muchos de los componentes son económicos y la estructura será fabricada dentro de la institución.</w:t>
-      </w:r>
-    </w:p>
-    <w:p>
-      <w:pPr>
-        <w:spacing w:after="0" w:line="240" w:lineRule="auto"/>
-        <w:rPr>
-          <w:rFonts w:ascii="Times New Roman" w:eastAsia="Times New Roman" w:hAnsi="Times New Roman" w:cs="Times New Roman"/>
-          <w:sz w:val="24"/>
-          <w:szCs w:val="24"/>
-          <w:lang w:eastAsia="es-AR"/>
-        </w:rPr>
-      </w:pPr>
-      <w:r>
-        <w:rPr>
-          <w:rFonts w:ascii="Times New Roman" w:eastAsia="Times New Roman" w:hAnsi="Times New Roman" w:cs="Times New Roman"/>
-          <w:sz w:val="24"/>
-          <w:szCs w:val="24"/>
-          <w:lang w:eastAsia="es-AR"/>
-        </w:rPr>
-        <w:pict w14:anchorId="4E5BD5D0">
-          <v:rect id="_x0000_i1028" style="width:0;height:1.5pt" o:hralign="center" o:hrstd="t" o:hr="t" fillcolor="#a0a0a0" stroked="f"/>
-        </w:pict>
-      </w:r>
-    </w:p>
-    <w:p>
-      <w:pPr>
-        <w:spacing w:before="100" w:beforeAutospacing="1" w:after="100" w:afterAutospacing="1" w:line="240" w:lineRule="auto"/>
-        <w:outlineLvl w:val="2"/>
+      </w:pPr>
+      <w:r>
         <w:rPr>
           <w:rFonts w:ascii="Times New Roman" w:eastAsia="Times New Roman" w:hAnsi="Times New Roman" w:cs="Times New Roman"/>
           <w:b/>
@@ -1199,8 +1510,127 @@
           <w:szCs w:val="27"/>
           <w:lang w:eastAsia="es-AR"/>
         </w:rPr>
-      </w:pPr>
-      <w:r>
+        <w:t>Estructura</w:t>
+      </w:r>
+    </w:p>
+    <w:p>
+      <w:pPr>
+        <w:spacing w:before="100" w:beforeAutospacing="1" w:after="100" w:afterAutospacing="1" w:line="240" w:lineRule="auto"/>
+        <w:rPr>
+          <w:rFonts w:ascii="Times New Roman" w:eastAsia="Times New Roman" w:hAnsi="Times New Roman" w:cs="Times New Roman"/>
+          <w:sz w:val="24"/>
+          <w:szCs w:val="24"/>
+          <w:lang w:eastAsia="es-AR"/>
+        </w:rPr>
+      </w:pPr>
+      <w:r>
+        <w:rPr>
+          <w:rFonts w:ascii="Times New Roman" w:eastAsia="Times New Roman" w:hAnsi="Times New Roman" w:cs="Times New Roman"/>
+          <w:sz w:val="24"/>
+          <w:szCs w:val="24"/>
+          <w:lang w:eastAsia="es-AR"/>
+        </w:rPr>
+        <w:t>La carcasa y los componentes estructurales serán fabricados mediante impresión 3D utilizando PLA. El diseño buscará ser:</w:t>
+      </w:r>
+    </w:p>
+    <w:p>
+      <w:pPr>
+        <w:numPr>
+          <w:ilvl w:val="0"/>
+          <w:numId w:val="6"/>
+        </w:numPr>
+        <w:spacing w:before="100" w:beforeAutospacing="1" w:after="100" w:afterAutospacing="1" w:line="240" w:lineRule="auto"/>
+        <w:rPr>
+          <w:rFonts w:ascii="Times New Roman" w:eastAsia="Times New Roman" w:hAnsi="Times New Roman" w:cs="Times New Roman"/>
+          <w:sz w:val="24"/>
+          <w:szCs w:val="24"/>
+          <w:lang w:eastAsia="es-AR"/>
+        </w:rPr>
+      </w:pPr>
+      <w:r>
+        <w:rPr>
+          <w:rFonts w:ascii="Times New Roman" w:eastAsia="Times New Roman" w:hAnsi="Times New Roman" w:cs="Times New Roman"/>
+          <w:sz w:val="24"/>
+          <w:szCs w:val="24"/>
+          <w:lang w:eastAsia="es-AR"/>
+        </w:rPr>
+        <w:t xml:space="preserve">Ergonómico </w:t>
+      </w:r>
+    </w:p>
+    <w:p>
+      <w:pPr>
+        <w:numPr>
+          <w:ilvl w:val="0"/>
+          <w:numId w:val="6"/>
+        </w:numPr>
+        <w:spacing w:before="100" w:beforeAutospacing="1" w:after="100" w:afterAutospacing="1" w:line="240" w:lineRule="auto"/>
+        <w:rPr>
+          <w:rFonts w:ascii="Times New Roman" w:eastAsia="Times New Roman" w:hAnsi="Times New Roman" w:cs="Times New Roman"/>
+          <w:sz w:val="24"/>
+          <w:szCs w:val="24"/>
+          <w:lang w:eastAsia="es-AR"/>
+        </w:rPr>
+      </w:pPr>
+      <w:r>
+        <w:rPr>
+          <w:rFonts w:ascii="Times New Roman" w:eastAsia="Times New Roman" w:hAnsi="Times New Roman" w:cs="Times New Roman"/>
+          <w:sz w:val="24"/>
+          <w:szCs w:val="24"/>
+          <w:lang w:eastAsia="es-AR"/>
+        </w:rPr>
+        <w:t xml:space="preserve">Resistente </w:t>
+      </w:r>
+    </w:p>
+    <w:p>
+      <w:pPr>
+        <w:numPr>
+          <w:ilvl w:val="0"/>
+          <w:numId w:val="6"/>
+        </w:numPr>
+        <w:spacing w:before="100" w:beforeAutospacing="1" w:after="100" w:afterAutospacing="1" w:line="240" w:lineRule="auto"/>
+        <w:rPr>
+          <w:rFonts w:ascii="Times New Roman" w:eastAsia="Times New Roman" w:hAnsi="Times New Roman" w:cs="Times New Roman"/>
+          <w:sz w:val="24"/>
+          <w:szCs w:val="24"/>
+          <w:lang w:eastAsia="es-AR"/>
+        </w:rPr>
+      </w:pPr>
+      <w:r>
+        <w:rPr>
+          <w:rFonts w:ascii="Times New Roman" w:eastAsia="Times New Roman" w:hAnsi="Times New Roman" w:cs="Times New Roman"/>
+          <w:sz w:val="24"/>
+          <w:szCs w:val="24"/>
+          <w:lang w:eastAsia="es-AR"/>
+        </w:rPr>
+        <w:t xml:space="preserve">Fácil de ensamblar y reparar </w:t>
+      </w:r>
+    </w:p>
+    <w:p>
+      <w:pPr>
+        <w:spacing w:after="0" w:line="240" w:lineRule="auto"/>
+        <w:rPr>
+          <w:rFonts w:ascii="Times New Roman" w:eastAsia="Times New Roman" w:hAnsi="Times New Roman" w:cs="Times New Roman"/>
+          <w:sz w:val="24"/>
+          <w:szCs w:val="24"/>
+          <w:lang w:eastAsia="es-AR"/>
+        </w:rPr>
+      </w:pPr>
+      <w:r>
+        <w:rPr>
+          <w:rFonts w:ascii="Times New Roman" w:eastAsia="Times New Roman" w:hAnsi="Times New Roman" w:cs="Times New Roman"/>
+          <w:sz w:val="24"/>
+          <w:szCs w:val="24"/>
+          <w:lang w:eastAsia="es-AR"/>
+        </w:rPr>
+        <w:pict w14:anchorId="34266CEC">
+          <v:rect id="_x0000_i1029" style="width:0;height:1.5pt" o:hralign="center" o:hrstd="t" o:hr="t" fillcolor="#a0a0a0" stroked="f"/>
+        </w:pict>
+      </w:r>
+    </w:p>
+    <w:p>
+      <w:pPr>
+        <w:spacing w:before="100" w:beforeAutospacing="1" w:after="100" w:afterAutospacing="1" w:line="240" w:lineRule="auto"/>
+        <w:outlineLvl w:val="2"/>
         <w:rPr>
           <w:rFonts w:ascii="Times New Roman" w:eastAsia="Times New Roman" w:hAnsi="Times New Roman" w:cs="Times New Roman"/>
           <w:b/>
@@ -1209,129 +1639,8 @@
           <w:szCs w:val="27"/>
           <w:lang w:eastAsia="es-AR"/>
         </w:rPr>
-        <w:t>Estructura</w:t>
-      </w:r>
-      <w:bookmarkStart w:id="0" w:name="_GoBack"/>
-      <w:bookmarkEnd w:id="0"/>
-    </w:p>
-    <w:p>
-      <w:pPr>
-        <w:spacing w:before="100" w:beforeAutospacing="1" w:after="100" w:afterAutospacing="1" w:line="240" w:lineRule="auto"/>
-        <w:rPr>
-          <w:rFonts w:ascii="Times New Roman" w:eastAsia="Times New Roman" w:hAnsi="Times New Roman" w:cs="Times New Roman"/>
-          <w:sz w:val="24"/>
-          <w:szCs w:val="24"/>
-          <w:lang w:eastAsia="es-AR"/>
-        </w:rPr>
-      </w:pPr>
-      <w:r>
-        <w:rPr>
-          <w:rFonts w:ascii="Times New Roman" w:eastAsia="Times New Roman" w:hAnsi="Times New Roman" w:cs="Times New Roman"/>
-          <w:sz w:val="24"/>
-          <w:szCs w:val="24"/>
-          <w:lang w:eastAsia="es-AR"/>
-        </w:rPr>
-        <w:t>La carcasa y los componentes estructurales serán fabricados mediante impresión 3D utilizando PLA. El diseño buscará ser:</w:t>
-      </w:r>
-    </w:p>
-    <w:p>
-      <w:pPr>
-        <w:numPr>
-          <w:ilvl w:val="0"/>
-          <w:numId w:val="6"/>
-        </w:numPr>
-        <w:spacing w:before="100" w:beforeAutospacing="1" w:after="100" w:afterAutospacing="1" w:line="240" w:lineRule="auto"/>
-        <w:rPr>
-          <w:rFonts w:ascii="Times New Roman" w:eastAsia="Times New Roman" w:hAnsi="Times New Roman" w:cs="Times New Roman"/>
-          <w:sz w:val="24"/>
-          <w:szCs w:val="24"/>
-          <w:lang w:eastAsia="es-AR"/>
-        </w:rPr>
-      </w:pPr>
-      <w:r>
-        <w:rPr>
-          <w:rFonts w:ascii="Times New Roman" w:eastAsia="Times New Roman" w:hAnsi="Times New Roman" w:cs="Times New Roman"/>
-          <w:sz w:val="24"/>
-          <w:szCs w:val="24"/>
-          <w:lang w:eastAsia="es-AR"/>
-        </w:rPr>
-        <w:t xml:space="preserve">Ergonómico </w:t>
-      </w:r>
-    </w:p>
-    <w:p>
-      <w:pPr>
-        <w:numPr>
-          <w:ilvl w:val="0"/>
-          <w:numId w:val="6"/>
-        </w:numPr>
-        <w:spacing w:before="100" w:beforeAutospacing="1" w:after="100" w:afterAutospacing="1" w:line="240" w:lineRule="auto"/>
-        <w:rPr>
-          <w:rFonts w:ascii="Times New Roman" w:eastAsia="Times New Roman" w:hAnsi="Times New Roman" w:cs="Times New Roman"/>
-          <w:sz w:val="24"/>
-          <w:szCs w:val="24"/>
-          <w:lang w:eastAsia="es-AR"/>
-        </w:rPr>
-      </w:pPr>
-      <w:r>
-        <w:rPr>
-          <w:rFonts w:ascii="Times New Roman" w:eastAsia="Times New Roman" w:hAnsi="Times New Roman" w:cs="Times New Roman"/>
-          <w:sz w:val="24"/>
-          <w:szCs w:val="24"/>
-          <w:lang w:eastAsia="es-AR"/>
-        </w:rPr>
-        <w:t xml:space="preserve">Resistente </w:t>
-      </w:r>
-    </w:p>
-    <w:p>
-      <w:pPr>
-        <w:numPr>
-          <w:ilvl w:val="0"/>
-          <w:numId w:val="6"/>
-        </w:numPr>
-        <w:spacing w:before="100" w:beforeAutospacing="1" w:after="100" w:afterAutospacing="1" w:line="240" w:lineRule="auto"/>
-        <w:rPr>
-          <w:rFonts w:ascii="Times New Roman" w:eastAsia="Times New Roman" w:hAnsi="Times New Roman" w:cs="Times New Roman"/>
-          <w:sz w:val="24"/>
-          <w:szCs w:val="24"/>
-          <w:lang w:eastAsia="es-AR"/>
-        </w:rPr>
-      </w:pPr>
-      <w:r>
-        <w:rPr>
-          <w:rFonts w:ascii="Times New Roman" w:eastAsia="Times New Roman" w:hAnsi="Times New Roman" w:cs="Times New Roman"/>
-          <w:sz w:val="24"/>
-          <w:szCs w:val="24"/>
-          <w:lang w:eastAsia="es-AR"/>
-        </w:rPr>
-        <w:t xml:space="preserve">Fácil de ensamblar y reparar </w:t>
-      </w:r>
-    </w:p>
-    <w:p>
-      <w:pPr>
-        <w:spacing w:after="0" w:line="240" w:lineRule="auto"/>
-        <w:rPr>
-          <w:rFonts w:ascii="Times New Roman" w:eastAsia="Times New Roman" w:hAnsi="Times New Roman" w:cs="Times New Roman"/>
-          <w:sz w:val="24"/>
-          <w:szCs w:val="24"/>
-          <w:lang w:eastAsia="es-AR"/>
-        </w:rPr>
-      </w:pPr>
-      <w:r>
-        <w:rPr>
-          <w:rFonts w:ascii="Times New Roman" w:eastAsia="Times New Roman" w:hAnsi="Times New Roman" w:cs="Times New Roman"/>
-          <w:sz w:val="24"/>
-          <w:szCs w:val="24"/>
-          <w:lang w:eastAsia="es-AR"/>
-        </w:rPr>
-        <w:pict w14:anchorId="34266CEC">
-          <v:rect id="_x0000_i1029" style="width:0;height:1.5pt" o:hralign="center" o:hrstd="t" o:hr="t" fillcolor="#a0a0a0" stroked="f"/>
-        </w:pict>
-      </w:r>
-    </w:p>
-    <w:p>
-      <w:pPr>
-        <w:spacing w:before="100" w:beforeAutospacing="1" w:after="100" w:afterAutospacing="1" w:line="240" w:lineRule="auto"/>
-        <w:outlineLvl w:val="2"/>
+      </w:pPr>
+      <w:r>
         <w:rPr>
           <w:rFonts w:ascii="Times New Roman" w:eastAsia="Times New Roman" w:hAnsi="Times New Roman" w:cs="Times New Roman"/>
           <w:b/>
@@ -1340,16 +1649,6 @@
           <w:szCs w:val="27"/>
           <w:lang w:eastAsia="es-AR"/>
         </w:rPr>
-      </w:pPr>
-      <w:r>
-        <w:rPr>
-          <w:rFonts w:ascii="Times New Roman" w:eastAsia="Times New Roman" w:hAnsi="Times New Roman" w:cs="Times New Roman"/>
-          <w:b/>
-          <w:bCs/>
-          <w:sz w:val="27"/>
-          <w:szCs w:val="27"/>
-          <w:lang w:eastAsia="es-AR"/>
-        </w:rPr>
         <w:t>Adquisición de materiales</w:t>
       </w:r>
     </w:p>
@@ -1393,8 +1692,8 @@
       </w:pPr>
     </w:p>
     <w:sectPr>
-      <w:headerReference w:type="default" r:id="rId8"/>
-      <w:footerReference w:type="default" r:id="rId9"/>
+      <w:headerReference w:type="default" r:id="rId11"/>
+      <w:footerReference w:type="default" r:id="rId12"/>
       <w:pgSz w:w="11906" w:h="16838"/>
       <w:pgMar w:top="1417" w:right="1701" w:bottom="1417" w:left="1701" w:header="708" w:footer="708" w:gutter="0"/>
       <w:cols w:space="708"/>
@@ -3439,7 +3738,7 @@
 </file>
 
 <file path=customXml/itemProps1.xml><?xml version="1.0" encoding="utf-8"?>
-<ds:datastoreItem xmlns:ds="http://schemas.openxmlformats.org/officeDocument/2006/customXml" ds:itemID="{459AE6D2-BA22-4B8F-80A5-95A5A4D37932}">
+<ds:datastoreItem xmlns:ds="http://schemas.openxmlformats.org/officeDocument/2006/customXml" ds:itemID="{B8042A3F-66D5-49BA-A2DC-2A6943465A82}">
   <ds:schemaRefs>
     <ds:schemaRef ds:uri="http://schemas.openxmlformats.org/officeDocument/2006/bibliography"/>
   </ds:schemaRefs>
